--- a/PROJECT_REPORT.docx
+++ b/PROJECT_REPORT.docx
@@ -4,12 +4,13 @@
   <w:body>
     <w:p>
       <w:pPr>
+        <w:spacing w:before="400" w:after="120"/>
         <w:jc w:val="center"/>
       </w:pPr>
       <w:r>
         <w:rPr>
           <w:b/>
-          <w:color w:val="1E3A8A"/>
+          <w:color w:val="111827"/>
           <w:sz w:val="28"/>
         </w:rPr>
         <w:t>VIDYALANKAR INSTITUTE OF TECHNOLOGY</w:t>
@@ -17,62 +18,62 @@
       <w:r>
         <w:rPr>
           <w:b/>
-          <w:color w:val="1E3A8A"/>
+          <w:color w:val="111827"/>
           <w:sz w:val="28"/>
         </w:rPr>
         <w:br/>
       </w:r>
       <w:r>
         <w:rPr>
-          <w:sz w:val="21"/>
+          <w:color w:val="374151"/>
         </w:rPr>
         <w:t>DEPARTMENT OF INFORMATION TECHNOLOGY</w:t>
       </w:r>
       <w:r>
         <w:rPr>
-          <w:sz w:val="21"/>
+          <w:color w:val="374151"/>
         </w:rPr>
         <w:br/>
         <w:t>ACADEMIC YEAR 2025–2026</w:t>
       </w:r>
       <w:r>
         <w:rPr>
-          <w:sz w:val="21"/>
+          <w:color w:val="374151"/>
         </w:rPr>
         <w:br/>
       </w:r>
     </w:p>
     <w:p>
       <w:pPr>
-        <w:spacing w:before="720" w:after="240"/>
+        <w:spacing w:before="600" w:after="200"/>
         <w:jc w:val="center"/>
       </w:pPr>
       <w:r>
         <w:rPr>
           <w:b/>
-          <w:color w:val="1E3A8A"/>
-          <w:sz w:val="48"/>
+          <w:color w:val="111827"/>
+          <w:sz w:val="38"/>
         </w:rPr>
         <w:t>CINEVAULT: A MULTIDIMENSIONAL DATA WAREHOUSE, OLAP ANALYTICS &amp; INTELLIGENT MOVIE RECOMMENDATION SYSTEM</w:t>
       </w:r>
     </w:p>
     <w:p>
       <w:pPr>
-        <w:spacing w:after="480"/>
+        <w:spacing w:after="700"/>
         <w:jc w:val="center"/>
       </w:pPr>
       <w:r>
         <w:rPr>
           <w:b/>
-          <w:color w:val="0D9488"/>
-          <w:sz w:val="28"/>
+          <w:color w:val="374151"/>
+          <w:sz w:val="24"/>
         </w:rPr>
-        <w:t>A Comprehensive Academic Project Report in Data Warehousing &amp; Mining (DWM)</w:t>
+        <w:t>A Project Report in Data Warehousing and Mining (DWM)</w:t>
       </w:r>
     </w:p>
     <w:p>
       <w:pPr>
-        <w:spacing w:before="800" w:after="800"/>
+        <w:spacing w:after="700"/>
         <w:jc w:val="center"/>
       </w:pPr>
       <w:r>
@@ -90,192 +91,62 @@
       <w:r>
         <w:rPr>
           <w:b/>
-          <w:color w:val="0F172A"/>
+          <w:color w:val="111827"/>
           <w:sz w:val="24"/>
         </w:rPr>
         <w:t>Bachelor of Technology (B.Tech) in Information Technology</w:t>
       </w:r>
+    </w:p>
+    <w:p>
+      <w:pPr>
+        <w:spacing w:after="600"/>
+        <w:jc w:val="center"/>
+      </w:pPr>
+      <w:r>
+        <w:rPr>
+          <w:sz w:val="20"/>
+        </w:rPr>
+        <w:t>Submitted by:</w:t>
+      </w:r>
+      <w:r>
+        <w:rPr>
+          <w:sz w:val="20"/>
+        </w:rPr>
+        <w:br/>
+      </w:r>
       <w:r>
         <w:rPr>
           <w:b/>
-          <w:color w:val="0F172A"/>
+          <w:color w:val="111827"/>
+          <w:sz w:val="24"/>
+        </w:rPr>
+        <w:t>Atharva [Surname]</w:t>
+      </w:r>
+      <w:r>
+        <w:rPr>
+          <w:b/>
+          <w:color w:val="111827"/>
           <w:sz w:val="24"/>
         </w:rPr>
         <w:br/>
       </w:r>
       <w:r>
         <w:rPr>
-          <w:b/>
-          <w:color w:val="0F172A"/>
-          <w:sz w:val="24"/>
+          <w:sz w:val="20"/>
+        </w:rPr>
+        <w:t>Roll / Seat Number: [Insert Roll No]</w:t>
+      </w:r>
+      <w:r>
+        <w:rPr>
+          <w:sz w:val="20"/>
         </w:rPr>
         <w:br/>
+        <w:t>Department of Information Technology</w:t>
       </w:r>
     </w:p>
     <w:p>
       <w:pPr>
         <w:jc w:val="center"/>
-        <w:rPr>
-          <w:sz w:val="21"/>
-        </w:rPr>
-      </w:pPr>
-      <w:r>
-        <w:rPr>
-          <w:sz w:val="21"/>
-        </w:rPr>
-        <w:t>Prepared &amp; Submitted by:</w:t>
-      </w:r>
-      <w:r>
-        <w:rPr>
-          <w:sz w:val="21"/>
-        </w:rPr>
-        <w:br/>
-      </w:r>
-    </w:p>
-    <w:tbl>
-      <w:tblPr>
-        <w:tblW w:w="9360" w:type="dxa"/>
-        <w:tblBorders>
-          <w:top w:val="single" w:sz="4" w:space="0" w:color="auto"/>
-          <w:left w:val="single" w:sz="4" w:space="0" w:color="auto"/>
-          <w:bottom w:val="single" w:sz="4" w:space="0" w:color="auto"/>
-          <w:right w:val="single" w:sz="4" w:space="0" w:color="auto"/>
-          <w:insideH w:val="single" w:sz="4" w:space="0" w:color="auto"/>
-          <w:insideV w:val="single" w:sz="4" w:space="0" w:color="auto"/>
-        </w:tblBorders>
-        <w:tblLook w:val="04A0" w:firstRow="1" w:lastRow="0" w:firstColumn="1" w:lastColumn="0" w:noHBand="0" w:noVBand="1"/>
-      </w:tblPr>
-      <w:tblGrid>
-        <w:gridCol w:w="3429"/>
-        <w:gridCol w:w="5931"/>
-      </w:tblGrid>
-      <w:tr>
-        <w:tc>
-          <w:tcPr>
-            <w:tcW w:w="3429" w:type="dxa"/>
-            <w:shd w:val="clear" w:color="auto" w:fill="D9E2F3"/>
-            <w:vAlign w:val="center"/>
-          </w:tcPr>
-          <w:p>
-            <w:r>
-              <w:rPr>
-                <w:b/>
-                <w:bCs/>
-              </w:rPr>
-              <w:t>Roll No.</w:t>
-            </w:r>
-          </w:p>
-        </w:tc>
-        <w:tc>
-          <w:tcPr>
-            <w:tcW w:w="5931" w:type="dxa"/>
-            <w:shd w:val="clear" w:color="auto" w:fill="D9E2F3"/>
-            <w:vAlign w:val="center"/>
-          </w:tcPr>
-          <w:p>
-            <w:r>
-              <w:rPr>
-                <w:b/>
-                <w:bCs/>
-              </w:rPr>
-              <w:t>Name</w:t>
-            </w:r>
-          </w:p>
-        </w:tc>
-      </w:tr>
-      <w:tr>
-        <w:tc>
-          <w:tcPr>
-            <w:tcW w:w="3429" w:type="dxa"/>
-            <w:vAlign w:val="center"/>
-          </w:tcPr>
-          <w:p>
-            <w:r>
-              <w:t>24101C0008</w:t>
-            </w:r>
-          </w:p>
-        </w:tc>
-        <w:tc>
-          <w:tcPr>
-            <w:tcW w:w="5931" w:type="dxa"/>
-            <w:vAlign w:val="center"/>
-          </w:tcPr>
-          <w:p>
-            <w:r>
-              <w:t>Atharva Bhosale</w:t>
-            </w:r>
-          </w:p>
-        </w:tc>
-      </w:tr>
-      <w:tr>
-        <w:tc>
-          <w:tcPr>
-            <w:tcW w:w="3429" w:type="dxa"/>
-            <w:vAlign w:val="center"/>
-          </w:tcPr>
-          <w:p>
-            <w:r>
-              <w:t>24101C0024</w:t>
-            </w:r>
-          </w:p>
-        </w:tc>
-        <w:tc>
-          <w:tcPr>
-            <w:tcW w:w="5931" w:type="dxa"/>
-            <w:vAlign w:val="center"/>
-          </w:tcPr>
-          <w:p>
-            <w:r>
-              <w:t>Pranay Upadhyay</w:t>
-            </w:r>
-          </w:p>
-        </w:tc>
-      </w:tr>
-      <w:tr>
-        <w:tc>
-          <w:tcPr>
-            <w:tcW w:w="3429" w:type="dxa"/>
-            <w:vAlign w:val="center"/>
-          </w:tcPr>
-          <w:p>
-            <w:r>
-              <w:t>24101C0013</w:t>
-            </w:r>
-          </w:p>
-        </w:tc>
-        <w:tc>
-          <w:tcPr>
-            <w:tcW w:w="5931" w:type="dxa"/>
-            <w:vAlign w:val="center"/>
-          </w:tcPr>
-          <w:p>
-            <w:r>
-              <w:t>Burhanuddin Lokhandwala</w:t>
-            </w:r>
-          </w:p>
-        </w:tc>
-      </w:tr>
-    </w:tbl>
-    <w:p>
-      <w:pPr>
-        <w:jc w:val="center"/>
-      </w:pPr>
-      <w:r>
-        <w:rPr>
-          <w:sz w:val="21"/>
-        </w:rPr>
-        <w:br/>
-        <w:t>B.Tech Information Technology</w:t>
-      </w:r>
-    </w:p>
-    <w:p>
-      <w:pPr>
-        <w:spacing w:before="600"/>
-        <w:jc w:val="center"/>
-        <w:rPr>
-          <w:b/>
-          <w:sz w:val="24"/>
-        </w:rPr>
       </w:pPr>
       <w:r>
         <w:rPr>
@@ -292,42 +163,23 @@
       <w:r>
         <w:rPr>
           <w:b/>
-          <w:sz w:val="24"/>
+          <w:color w:val="111827"/>
+          <w:sz w:val="23"/>
         </w:rPr>
-        <w:t>[</w:t>
+        <w:t>[Faculty Guide Name]</w:t>
       </w:r>
       <w:r>
         <w:rPr>
           <w:b/>
-          <w:sz w:val="24"/>
+          <w:color w:val="111827"/>
+          <w:sz w:val="23"/>
         </w:rPr>
-        <w:t xml:space="preserve">Prof. Shruti </w:t>
+        <w:br/>
       </w:r>
-      <w:r>
-        <w:rPr>
-          <w:b/>
-          <w:sz w:val="24"/>
-        </w:rPr>
-        <w:t>Agarwal</w:t>
-      </w:r>
-      <w:r>
-        <w:rPr>
-          <w:b/>
-          <w:sz w:val="24"/>
-        </w:rPr>
-        <w:t>]</w:t>
-      </w:r>
-    </w:p>
-    <w:p>
-      <w:pPr>
-        <w:spacing w:before="600"/>
-        <w:jc w:val="center"/>
-      </w:pPr>
       <w:r>
         <w:rPr>
           <w:sz w:val="19"/>
         </w:rPr>
-        <w:lastRenderedPageBreak/>
         <w:t>Department of Information Technology</w:t>
       </w:r>
       <w:r>
@@ -335,20 +187,7 @@
           <w:sz w:val="19"/>
         </w:rPr>
         <w:br/>
-      </w:r>
-      <w:proofErr w:type="spellStart"/>
-      <w:r>
-        <w:rPr>
-          <w:sz w:val="19"/>
-        </w:rPr>
-        <w:t>Vidyalankar</w:t>
-      </w:r>
-      <w:proofErr w:type="spellEnd"/>
-      <w:r>
-        <w:rPr>
-          <w:sz w:val="19"/>
-        </w:rPr>
-        <w:t xml:space="preserve"> Institute of Technology, Mumbai (Affiliated to University of Mumbai)</w:t>
+        <w:t>Vidyalankar Institute of Technology, Mumbai (Affiliated to University of Mumbai)</w:t>
       </w:r>
     </w:p>
     <w:p>
@@ -359,37 +198,37 @@
     <w:p>
       <w:pPr>
         <w:keepNext/>
-        <w:spacing w:before="360"/>
+        <w:spacing w:before="160" w:after="60"/>
       </w:pPr>
       <w:r>
         <w:rPr>
           <w:b/>
-          <w:color w:val="1E3A8A"/>
-          <w:sz w:val="32"/>
+          <w:color w:val="111827"/>
+          <w:sz w:val="28"/>
         </w:rPr>
         <w:lastRenderedPageBreak/>
         <w:t>CERTIFICATE OF AUTHENTICITY</w:t>
       </w:r>
     </w:p>
     <w:p>
+      <w:pPr>
+        <w:spacing w:after="60"/>
+      </w:pPr>
       <w:r>
-        <w:t xml:space="preserve">This is to certify that the project entitled "CineVault: A Multidimensional Data Warehouse, OLAP Analytics &amp; Intelligent Movie Recommendation System" is a bonafide work carried out by Atharva </w:t>
-      </w:r>
-      <w:r>
-        <w:t xml:space="preserve">Bhosale </w:t>
-      </w:r>
-      <w:r>
-        <w:t>in partial fulfillment of the requirements for the award of Bachelor of Technology in Information Technology from Vidyalankar Institute of Technology, Mumbai, during the Academic Year 2025–2026.</w:t>
+        <w:t>This is to certify that the project entitled "CineVault: A Multidimensional Data Warehouse, OLAP Analytics &amp; Intelligent Movie Recommendation System" is a bonafide record of work carried out by Atharva [Surname] (Roll No: [Insert Roll No]) in partial fulfillment of the requirements for the award of Bachelor of Technology in Information Technology from Vidyalankar Institute of Technology, Mumbai, during the Academic Year 2025–2026.</w:t>
       </w:r>
     </w:p>
     <w:p>
+      <w:pPr>
+        <w:spacing w:after="60"/>
+      </w:pPr>
       <w:r>
-        <w:t>This report represents original project work carried out under supervision and has satisfied academic evaluation standards for the Data Warehousing and Mining (DWM) curriculum.</w:t>
+        <w:t>This report represents original project work carried out under supervision and satisfies evaluation standards prescribed for the Data Warehousing and Mining (DWM) coursework.</w:t>
       </w:r>
     </w:p>
     <w:p>
       <w:pPr>
-        <w:spacing w:before="720"/>
+        <w:spacing w:before="500"/>
       </w:pPr>
     </w:p>
     <w:tbl>
@@ -414,35 +253,12 @@
           <w:p>
             <w:pPr>
               <w:jc w:val="center"/>
-              <w:rPr>
-                <w:u w:val="single"/>
-              </w:rPr>
             </w:pPr>
             <w:r>
               <w:rPr>
-                <w:u w:val="single"/>
+                <w:sz w:val="18"/>
               </w:rPr>
-              <w:t>Prof. Shruti Agarwal</w:t>
-            </w:r>
-          </w:p>
-        </w:tc>
-        <w:tc>
-          <w:tcPr>
-            <w:tcW w:w="3120" w:type="dxa"/>
-          </w:tcPr>
-          <w:p>
-            <w:pPr>
-              <w:jc w:val="center"/>
-              <w:rPr>
-                <w:u w:val="single"/>
-              </w:rPr>
-            </w:pPr>
-            <w:r>
-              <w:rPr>
-                <w:sz w:val="19"/>
-                <w:u w:val="single"/>
-              </w:rPr>
-              <w:t>Dr. Vidya Chitre</w:t>
+              <w:t>________________________</w:t>
             </w:r>
           </w:p>
         </w:tc>
@@ -456,7 +272,23 @@
             </w:pPr>
             <w:r>
               <w:rPr>
-                <w:sz w:val="19"/>
+                <w:sz w:val="18"/>
+              </w:rPr>
+              <w:t>________________________</w:t>
+            </w:r>
+          </w:p>
+        </w:tc>
+        <w:tc>
+          <w:tcPr>
+            <w:tcW w:w="3120" w:type="dxa"/>
+          </w:tcPr>
+          <w:p>
+            <w:pPr>
+              <w:jc w:val="center"/>
+            </w:pPr>
+            <w:r>
+              <w:rPr>
+                <w:sz w:val="18"/>
               </w:rPr>
               <w:t>________________________</w:t>
             </w:r>
@@ -477,13 +309,13 @@
             </w:pPr>
             <w:r>
               <w:rPr>
-                <w:sz w:val="19"/>
+                <w:sz w:val="18"/>
               </w:rPr>
               <w:t>Project Supervisor / Guide</w:t>
             </w:r>
             <w:r>
               <w:rPr>
-                <w:sz w:val="19"/>
+                <w:sz w:val="18"/>
               </w:rPr>
               <w:br/>
               <w:t>Dept. of Information Tech.</w:t>
@@ -500,13 +332,13 @@
             </w:pPr>
             <w:r>
               <w:rPr>
-                <w:sz w:val="19"/>
+                <w:sz w:val="18"/>
               </w:rPr>
               <w:t>Head of Department (HOD)</w:t>
             </w:r>
             <w:r>
               <w:rPr>
-                <w:sz w:val="19"/>
+                <w:sz w:val="18"/>
               </w:rPr>
               <w:br/>
               <w:t>Dept. of Information Tech.</w:t>
@@ -523,13 +355,13 @@
             </w:pPr>
             <w:r>
               <w:rPr>
-                <w:sz w:val="19"/>
+                <w:sz w:val="18"/>
               </w:rPr>
               <w:t>External Examiner</w:t>
             </w:r>
             <w:r>
               <w:rPr>
-                <w:sz w:val="19"/>
+                <w:sz w:val="18"/>
               </w:rPr>
               <w:br/>
               <w:t>Date: _______________</w:t>
@@ -540,27 +372,35 @@
     </w:tbl>
     <w:p>
       <w:pPr>
-        <w:spacing w:before="720"/>
+        <w:spacing w:before="600"/>
       </w:pPr>
     </w:p>
     <w:p>
       <w:pPr>
         <w:keepNext/>
-        <w:spacing w:before="360"/>
+        <w:spacing w:before="160" w:after="60"/>
       </w:pPr>
       <w:r>
         <w:rPr>
           <w:b/>
-          <w:color w:val="1E3A8A"/>
-          <w:sz w:val="32"/>
+          <w:color w:val="111827"/>
+          <w:sz w:val="28"/>
         </w:rPr>
-        <w:t>DECLARATION</w:t>
+        <w:t>DECLARATION OF ORIGINALITY</w:t>
       </w:r>
     </w:p>
     <w:p>
+      <w:pPr>
+        <w:spacing w:after="60"/>
+      </w:pPr>
       <w:r>
-        <w:t>I declare that this written submission represents my original ideas in my own words. Where others' ideas or words have been included, I have adequately cited and referenced the original sources. I also declare that I have adhered to all principles of academic honesty and integrity and have not misrepresented or fabricated or falsified any idea/data/fact/source in my submission.</w:t>
+        <w:t>I declare that this project report represents my original work in my own words. Where others' ideas, methodologies, or text have been incorporated, they have been duly cited and referenced in the bibliography. I affirm that I have adhered to all academic integrity policies and have not misrepresented, falsified, or fabricated any data, algorithms, or results in this submission.</w:t>
       </w:r>
+    </w:p>
+    <w:p>
+      <w:pPr>
+        <w:spacing w:before="300"/>
+      </w:pPr>
     </w:p>
     <w:p>
       <w:r>
@@ -568,56 +408,118 @@
       </w:r>
       <w:r>
         <w:br/>
-        <w:t>Date: October 06, 2026</w:t>
+        <w:t>Date: October 13, 2026</w:t>
       </w:r>
       <w:r>
         <w:br/>
       </w:r>
       <w:r>
         <w:br/>
-      </w:r>
-    </w:p>
-    <w:p>
-      <w:pPr>
-        <w:keepNext/>
-        <w:spacing w:before="360"/>
-      </w:pPr>
-      <w:r>
-        <w:rPr>
-          <w:b/>
-          <w:color w:val="1E3A8A"/>
-          <w:sz w:val="32"/>
-        </w:rPr>
-        <w:t>ABSTRACT</w:t>
+        <w:t>Signature of Candidate: ___________________________</w:t>
       </w:r>
     </w:p>
     <w:p>
       <w:r>
-        <w:t>Modern digital entertainment platforms process massive streams of transactional engagement data. While Online Transaction Processing (OLTP) architectures guarantee ACID compliance and low-latency point transactions, they fail when handling multidimensional aggregations and decision-support analytics. This project presents CineVault, an enterprise-grade Data Warehouse and Mining (DWM) system built on the real-world MovieLens ml-latest-small dataset (9,742 movies, 100,836 ratings, 3,683 tags, and 610 users).</w:t>
+        <w:br w:type="page"/>
+      </w:r>
+    </w:p>
+    <w:p>
+      <w:pPr>
+        <w:keepNext/>
+        <w:spacing w:before="160" w:after="60"/>
+      </w:pPr>
+      <w:r>
+        <w:rPr>
+          <w:b/>
+          <w:color w:val="111827"/>
+          <w:sz w:val="28"/>
+        </w:rPr>
+        <w:lastRenderedPageBreak/>
+        <w:t>EXECUTIVE ABSTRACT</w:t>
+      </w:r>
+    </w:p>
+    <w:p>
+      <w:pPr>
+        <w:spacing w:after="60"/>
+      </w:pPr>
+      <w:r>
+        <w:t>Modern digital streaming platforms produce continuous streams of transactional engagement data. While Online Transaction Processing (OLTP) architectures guarantee ACID transactional compliance, they fail when handling multi-attribute aggregations and historical decision support. This project presents CineVault, an academic and enterprise-grade Data Warehouse and Mining (DWM) system built upon the canonical MovieLens ml-latest-small dataset (9,742 movies, 100,836 ratings, 3,683 tags, and 610 distinct users).</w:t>
+      </w:r>
+    </w:p>
+    <w:p>
+      <w:pPr>
+        <w:spacing w:after="60"/>
+      </w:pPr>
+      <w:r>
+        <w:t>The architecture decouples operational transactions from analytical workloads by engineering a Kimball dimensional Star Schema centered around a fact_rating table (102,677 fact records) surrounded by dim_movie, dim_user, dim_date (85,043 temporal records), and dim_tag dimension tables. An automated, multi-stage Extract, Transform, Load (ETL) pipeline cleans raw CSV files, enforces domain integrity, constructs temporal hierarchies (Year, Quarter, Month, Day, Day of Week), generates surrogate keys, and popula</w:t>
+      </w:r>
+      <w:r>
+        <w:t>tes the schema.</w:t>
+      </w:r>
+    </w:p>
+    <w:p>
+      <w:pPr>
+        <w:spacing w:after="60"/>
+      </w:pPr>
+      <w:r>
+        <w:t>On top of the warehouse, CineVault provides an in-memory OLAP engine supporting sub-second execution of Roll-Up, Drill-Down, Slice, Dice, and Pivot operations. Advanced Machine Learning modules embed K-Means clustering for behavioral user segmentation with dynamic Elbow-method optimal K detection, alongside a TF-IDF Cosine Similarity recommendation engine that bridges historical warehouse records with real-time user ratings. The full-stack platform features a FastAPI REST backend and a responsive React 18 /</w:t>
+      </w:r>
+      <w:r>
+        <w:t xml:space="preserve"> Vite / Tailwind CSS dual-portal frontend, validated through automated test suites passing 27 out of 27 test cases.</w:t>
+      </w:r>
+    </w:p>
+    <w:p>
+      <w:pPr>
+        <w:spacing w:before="240"/>
+      </w:pPr>
+    </w:p>
+    <w:p>
+      <w:pPr>
+        <w:keepNext/>
+        <w:spacing w:before="160" w:after="60"/>
+      </w:pPr>
+      <w:r>
+        <w:rPr>
+          <w:b/>
+          <w:color w:val="111827"/>
+          <w:sz w:val="28"/>
+        </w:rPr>
+        <w:t>ACKNOWLEDGEMENTS</w:t>
+      </w:r>
+    </w:p>
+    <w:p>
+      <w:pPr>
+        <w:spacing w:after="60"/>
+      </w:pPr>
+      <w:r>
+        <w:t>I express my sincere gratitude to my project supervisor for their invaluable guidance, technical insights, and continuous encouragement throughout this Data Warehousing and Mining project.</w:t>
+      </w:r>
+    </w:p>
+    <w:p>
+      <w:pPr>
+        <w:spacing w:after="60"/>
+      </w:pPr>
+      <w:r>
+        <w:t>I also thank the Head of the Department of Information Technology and the Principal of Vidyalankar Institute of Technology for providing state-of-the-art computational infrastructure and laboratories. Finally, I thank my peers and family for their steadfast motivation throughout this academic pursuit.</w:t>
       </w:r>
     </w:p>
     <w:p>
       <w:r>
-        <w:lastRenderedPageBreak/>
-        <w:t>The system decouples operational transactions from analytical workloads by engineering a dimensional Star Schema with a centralized fact table (fact_rating, 102,677 rows) surrounded by dim_movie, dim_user, dim_date (85,043 temporal records), and dim_tag. An end-to-end Automated ETL Pipeline cleans, deduplicates, and extracts temporal hierarchies (Year, Quarter, Month, Day, Day of Week).</w:t>
+        <w:br w:type="page"/>
       </w:r>
     </w:p>
     <w:p>
-      <w:r>
-        <w:t>On top of the warehouse, CineVault provides an interactive in-memory OLAP engine supporting Roll-Up, Drill-Down, Slice, Dice, and Pivot operations with sub-45ms execution latencies. The platform also embeds advanced Machine Learning modules: K-Means clustering for behavioral user segmentation with dynamic Elbow-method optimal K detection, and a TF-IDF Cosine Similarity recommendation engine bridging historical warehouse facts with real-time ratings. The full-stack platform features a FastAPI REST backend and a React 18 / Vite / Tailwind CSS dual-portal frontend, validated through automated test suites passing 27 out of 27 test cases with 100% operational success.</w:t>
-      </w:r>
-    </w:p>
-    <w:p>
       <w:pPr>
         <w:keepNext/>
-        <w:spacing w:before="360"/>
+        <w:spacing w:before="160" w:after="60"/>
       </w:pPr>
       <w:r>
         <w:rPr>
           <w:b/>
-          <w:color w:val="1E3A8A"/>
-          <w:sz w:val="32"/>
+          <w:color w:val="111827"/>
+          <w:sz w:val="28"/>
         </w:rPr>
+        <w:lastRenderedPageBreak/>
         <w:t>TABLE OF CONTENTS</w:t>
       </w:r>
     </w:p>
@@ -638,12 +540,20 @@
         <w:tc>
           <w:tcPr>
             <w:tcW w:w="4680" w:type="dxa"/>
+            <w:tcMar>
+              <w:top w:w="20" w:type="dxa"/>
+              <w:bottom w:w="20" w:type="dxa"/>
+            </w:tcMar>
           </w:tcPr>
           <w:p>
+            <w:pPr>
+              <w:spacing w:after="10" w:line="252" w:lineRule="auto"/>
+            </w:pPr>
             <w:r>
               <w:rPr>
                 <w:b/>
-                <w:sz w:val="19"/>
+                <w:color w:val="111827"/>
+                <w:sz w:val="17"/>
               </w:rPr>
               <w:t>Chapter 1: Introduction</w:t>
             </w:r>
@@ -652,325 +562,21 @@
         <w:tc>
           <w:tcPr>
             <w:tcW w:w="4680" w:type="dxa"/>
+            <w:tcMar>
+              <w:top w:w="20" w:type="dxa"/>
+              <w:bottom w:w="20" w:type="dxa"/>
+            </w:tcMar>
           </w:tcPr>
           <w:p>
             <w:pPr>
+              <w:spacing w:after="10" w:line="252" w:lineRule="auto"/>
               <w:jc w:val="right"/>
             </w:pPr>
             <w:r>
               <w:rPr>
                 <w:b/>
-                <w:sz w:val="19"/>
-              </w:rPr>
-              <w:t>1</w:t>
-            </w:r>
-          </w:p>
-        </w:tc>
-      </w:tr>
-      <w:tr>
-        <w:trPr>
-          <w:jc w:val="center"/>
-        </w:trPr>
-        <w:tc>
-          <w:tcPr>
-            <w:tcW w:w="4680" w:type="dxa"/>
-          </w:tcPr>
-          <w:p>
-            <w:r>
-              <w:rPr>
-                <w:sz w:val="19"/>
-              </w:rPr>
-              <w:t xml:space="preserve">  1.1 Background &amp; Context</w:t>
-            </w:r>
-          </w:p>
-        </w:tc>
-        <w:tc>
-          <w:tcPr>
-            <w:tcW w:w="4680" w:type="dxa"/>
-          </w:tcPr>
-          <w:p>
-            <w:pPr>
-              <w:jc w:val="right"/>
-            </w:pPr>
-            <w:r>
-              <w:rPr>
-                <w:sz w:val="19"/>
-              </w:rPr>
-              <w:t>1</w:t>
-            </w:r>
-          </w:p>
-        </w:tc>
-      </w:tr>
-      <w:tr>
-        <w:trPr>
-          <w:jc w:val="center"/>
-        </w:trPr>
-        <w:tc>
-          <w:tcPr>
-            <w:tcW w:w="4680" w:type="dxa"/>
-          </w:tcPr>
-          <w:p>
-            <w:r>
-              <w:rPr>
-                <w:sz w:val="19"/>
-              </w:rPr>
-              <w:t xml:space="preserve">  1.2 Problem Statement</w:t>
-            </w:r>
-          </w:p>
-        </w:tc>
-        <w:tc>
-          <w:tcPr>
-            <w:tcW w:w="4680" w:type="dxa"/>
-          </w:tcPr>
-          <w:p>
-            <w:pPr>
-              <w:jc w:val="right"/>
-            </w:pPr>
-            <w:r>
-              <w:rPr>
-                <w:sz w:val="19"/>
-              </w:rPr>
-              <w:t>1</w:t>
-            </w:r>
-          </w:p>
-        </w:tc>
-      </w:tr>
-      <w:tr>
-        <w:trPr>
-          <w:jc w:val="center"/>
-        </w:trPr>
-        <w:tc>
-          <w:tcPr>
-            <w:tcW w:w="4680" w:type="dxa"/>
-          </w:tcPr>
-          <w:p>
-            <w:r>
-              <w:rPr>
-                <w:sz w:val="19"/>
-              </w:rPr>
-              <w:t xml:space="preserve">  1.3 Project Objectives &amp; Scope</w:t>
-            </w:r>
-          </w:p>
-        </w:tc>
-        <w:tc>
-          <w:tcPr>
-            <w:tcW w:w="4680" w:type="dxa"/>
-          </w:tcPr>
-          <w:p>
-            <w:pPr>
-              <w:jc w:val="right"/>
-            </w:pPr>
-            <w:r>
-              <w:rPr>
-                <w:sz w:val="19"/>
-              </w:rPr>
-              <w:t>2</w:t>
-            </w:r>
-          </w:p>
-        </w:tc>
-      </w:tr>
-      <w:tr>
-        <w:trPr>
-          <w:jc w:val="center"/>
-        </w:trPr>
-        <w:tc>
-          <w:tcPr>
-            <w:tcW w:w="4680" w:type="dxa"/>
-          </w:tcPr>
-          <w:p>
-            <w:r>
-              <w:rPr>
-                <w:b/>
-                <w:sz w:val="19"/>
-              </w:rPr>
-              <w:t>Chapter 2: Theoretical Foundations &amp; Literature Review</w:t>
-            </w:r>
-          </w:p>
-        </w:tc>
-        <w:tc>
-          <w:tcPr>
-            <w:tcW w:w="4680" w:type="dxa"/>
-          </w:tcPr>
-          <w:p>
-            <w:pPr>
-              <w:jc w:val="right"/>
-            </w:pPr>
-            <w:r>
-              <w:rPr>
-                <w:b/>
-                <w:sz w:val="19"/>
-              </w:rPr>
-              <w:t>3</w:t>
-            </w:r>
-          </w:p>
-        </w:tc>
-      </w:tr>
-      <w:tr>
-        <w:trPr>
-          <w:jc w:val="center"/>
-        </w:trPr>
-        <w:tc>
-          <w:tcPr>
-            <w:tcW w:w="4680" w:type="dxa"/>
-          </w:tcPr>
-          <w:p>
-            <w:r>
-              <w:rPr>
-                <w:sz w:val="19"/>
-              </w:rPr>
-              <w:t xml:space="preserve">  2.1 OLTP vs. OLAP Paradigms</w:t>
-            </w:r>
-          </w:p>
-        </w:tc>
-        <w:tc>
-          <w:tcPr>
-            <w:tcW w:w="4680" w:type="dxa"/>
-          </w:tcPr>
-          <w:p>
-            <w:pPr>
-              <w:jc w:val="right"/>
-            </w:pPr>
-            <w:r>
-              <w:rPr>
-                <w:sz w:val="19"/>
-              </w:rPr>
-              <w:t>3</w:t>
-            </w:r>
-          </w:p>
-        </w:tc>
-      </w:tr>
-      <w:tr>
-        <w:trPr>
-          <w:jc w:val="center"/>
-        </w:trPr>
-        <w:tc>
-          <w:tcPr>
-            <w:tcW w:w="4680" w:type="dxa"/>
-          </w:tcPr>
-          <w:p>
-            <w:r>
-              <w:rPr>
-                <w:sz w:val="19"/>
-              </w:rPr>
-              <w:t xml:space="preserve">  2.2 Dimensional Modeling: Star vs. Snowflake Schema</w:t>
-            </w:r>
-          </w:p>
-        </w:tc>
-        <w:tc>
-          <w:tcPr>
-            <w:tcW w:w="4680" w:type="dxa"/>
-          </w:tcPr>
-          <w:p>
-            <w:pPr>
-              <w:jc w:val="right"/>
-            </w:pPr>
-            <w:r>
-              <w:rPr>
-                <w:sz w:val="19"/>
-              </w:rPr>
-              <w:t>3</w:t>
-            </w:r>
-          </w:p>
-        </w:tc>
-      </w:tr>
-      <w:tr>
-        <w:trPr>
-          <w:jc w:val="center"/>
-        </w:trPr>
-        <w:tc>
-          <w:tcPr>
-            <w:tcW w:w="4680" w:type="dxa"/>
-          </w:tcPr>
-          <w:p>
-            <w:r>
-              <w:rPr>
-                <w:sz w:val="19"/>
-              </w:rPr>
-              <w:t xml:space="preserve">  2.3 Multidimensional OLAP Cube Operations</w:t>
-            </w:r>
-          </w:p>
-        </w:tc>
-        <w:tc>
-          <w:tcPr>
-            <w:tcW w:w="4680" w:type="dxa"/>
-          </w:tcPr>
-          <w:p>
-            <w:pPr>
-              <w:jc w:val="right"/>
-            </w:pPr>
-            <w:r>
-              <w:rPr>
-                <w:sz w:val="19"/>
-              </w:rPr>
-              <w:t>4</w:t>
-            </w:r>
-          </w:p>
-        </w:tc>
-      </w:tr>
-      <w:tr>
-        <w:trPr>
-          <w:jc w:val="center"/>
-        </w:trPr>
-        <w:tc>
-          <w:tcPr>
-            <w:tcW w:w="4680" w:type="dxa"/>
-          </w:tcPr>
-          <w:p>
-            <w:r>
-              <w:rPr>
-                <w:sz w:val="19"/>
-              </w:rPr>
-              <w:t xml:space="preserve">  2.4 Data Mining: Clustering &amp; Content-Based Filtering</w:t>
-            </w:r>
-          </w:p>
-        </w:tc>
-        <w:tc>
-          <w:tcPr>
-            <w:tcW w:w="4680" w:type="dxa"/>
-          </w:tcPr>
-          <w:p>
-            <w:pPr>
-              <w:jc w:val="right"/>
-            </w:pPr>
-            <w:r>
-              <w:rPr>
-                <w:sz w:val="19"/>
-              </w:rPr>
-              <w:t>4</w:t>
-            </w:r>
-          </w:p>
-        </w:tc>
-      </w:tr>
-      <w:tr>
-        <w:trPr>
-          <w:jc w:val="center"/>
-        </w:trPr>
-        <w:tc>
-          <w:tcPr>
-            <w:tcW w:w="4680" w:type="dxa"/>
-          </w:tcPr>
-          <w:p>
-            <w:r>
-              <w:rPr>
-                <w:b/>
-                <w:sz w:val="19"/>
-              </w:rPr>
-              <w:t>Chapter 3: System Requirements &amp; Architecture</w:t>
-            </w:r>
-          </w:p>
-        </w:tc>
-        <w:tc>
-          <w:tcPr>
-            <w:tcW w:w="4680" w:type="dxa"/>
-          </w:tcPr>
-          <w:p>
-            <w:pPr>
-              <w:jc w:val="right"/>
-            </w:pPr>
-            <w:r>
-              <w:rPr>
-                <w:b/>
-                <w:sz w:val="19"/>
+                <w:color w:val="111827"/>
+                <w:sz w:val="17"/>
               </w:rPr>
               <w:t>5</w:t>
             </w:r>
@@ -984,27 +590,39 @@
         <w:tc>
           <w:tcPr>
             <w:tcW w:w="4680" w:type="dxa"/>
+            <w:tcMar>
+              <w:top w:w="20" w:type="dxa"/>
+              <w:bottom w:w="20" w:type="dxa"/>
+            </w:tcMar>
           </w:tcPr>
           <w:p>
+            <w:pPr>
+              <w:spacing w:after="10" w:line="252" w:lineRule="auto"/>
+            </w:pPr>
             <w:r>
               <w:rPr>
-                <w:sz w:val="19"/>
+                <w:sz w:val="16"/>
               </w:rPr>
-              <w:t xml:space="preserve">  3.1 Hardware &amp; Software Specifications</w:t>
+              <w:t xml:space="preserve">  • Background &amp; Industry Context</w:t>
             </w:r>
           </w:p>
         </w:tc>
         <w:tc>
           <w:tcPr>
             <w:tcW w:w="4680" w:type="dxa"/>
+            <w:tcMar>
+              <w:top w:w="20" w:type="dxa"/>
+              <w:bottom w:w="20" w:type="dxa"/>
+            </w:tcMar>
           </w:tcPr>
           <w:p>
             <w:pPr>
+              <w:spacing w:after="10" w:line="252" w:lineRule="auto"/>
               <w:jc w:val="right"/>
             </w:pPr>
             <w:r>
               <w:rPr>
-                <w:sz w:val="19"/>
+                <w:sz w:val="16"/>
               </w:rPr>
               <w:t>5</w:t>
             </w:r>
@@ -1018,27 +636,277 @@
         <w:tc>
           <w:tcPr>
             <w:tcW w:w="4680" w:type="dxa"/>
+            <w:tcMar>
+              <w:top w:w="20" w:type="dxa"/>
+              <w:bottom w:w="20" w:type="dxa"/>
+            </w:tcMar>
           </w:tcPr>
           <w:p>
+            <w:pPr>
+              <w:spacing w:after="10" w:line="252" w:lineRule="auto"/>
+            </w:pPr>
             <w:r>
               <w:rPr>
-                <w:sz w:val="19"/>
+                <w:sz w:val="16"/>
               </w:rPr>
-              <w:t xml:space="preserve">  3.2 End-to-End Three-Tier Architecture</w:t>
+              <w:t xml:space="preserve">  • Problem Statement &amp; Core Project Objectives</w:t>
             </w:r>
           </w:p>
         </w:tc>
         <w:tc>
           <w:tcPr>
             <w:tcW w:w="4680" w:type="dxa"/>
+            <w:tcMar>
+              <w:top w:w="20" w:type="dxa"/>
+              <w:bottom w:w="20" w:type="dxa"/>
+            </w:tcMar>
           </w:tcPr>
           <w:p>
             <w:pPr>
+              <w:spacing w:after="10" w:line="252" w:lineRule="auto"/>
               <w:jc w:val="right"/>
             </w:pPr>
             <w:r>
               <w:rPr>
-                <w:sz w:val="19"/>
+                <w:sz w:val="16"/>
+              </w:rPr>
+              <w:t>5</w:t>
+            </w:r>
+          </w:p>
+        </w:tc>
+      </w:tr>
+      <w:tr>
+        <w:trPr>
+          <w:jc w:val="center"/>
+        </w:trPr>
+        <w:tc>
+          <w:tcPr>
+            <w:tcW w:w="4680" w:type="dxa"/>
+            <w:tcMar>
+              <w:top w:w="20" w:type="dxa"/>
+              <w:bottom w:w="20" w:type="dxa"/>
+            </w:tcMar>
+          </w:tcPr>
+          <w:p>
+            <w:pPr>
+              <w:spacing w:after="10" w:line="252" w:lineRule="auto"/>
+            </w:pPr>
+            <w:r>
+              <w:rPr>
+                <w:b/>
+                <w:color w:val="111827"/>
+                <w:sz w:val="17"/>
+              </w:rPr>
+              <w:t>Chapter 2: Theoretical Foundations &amp; Literature Review</w:t>
+            </w:r>
+          </w:p>
+        </w:tc>
+        <w:tc>
+          <w:tcPr>
+            <w:tcW w:w="4680" w:type="dxa"/>
+            <w:tcMar>
+              <w:top w:w="20" w:type="dxa"/>
+              <w:bottom w:w="20" w:type="dxa"/>
+            </w:tcMar>
+          </w:tcPr>
+          <w:p>
+            <w:pPr>
+              <w:spacing w:after="10" w:line="252" w:lineRule="auto"/>
+              <w:jc w:val="right"/>
+            </w:pPr>
+            <w:r>
+              <w:rPr>
+                <w:b/>
+                <w:color w:val="111827"/>
+                <w:sz w:val="17"/>
+              </w:rPr>
+              <w:t>5</w:t>
+            </w:r>
+          </w:p>
+        </w:tc>
+      </w:tr>
+      <w:tr>
+        <w:trPr>
+          <w:jc w:val="center"/>
+        </w:trPr>
+        <w:tc>
+          <w:tcPr>
+            <w:tcW w:w="4680" w:type="dxa"/>
+            <w:tcMar>
+              <w:top w:w="20" w:type="dxa"/>
+              <w:bottom w:w="20" w:type="dxa"/>
+            </w:tcMar>
+          </w:tcPr>
+          <w:p>
+            <w:pPr>
+              <w:spacing w:after="10" w:line="252" w:lineRule="auto"/>
+            </w:pPr>
+            <w:r>
+              <w:rPr>
+                <w:sz w:val="16"/>
+              </w:rPr>
+              <w:t xml:space="preserve">  • OLTP Transactional Layer vs. OLAP Analytical Warehouse</w:t>
+            </w:r>
+          </w:p>
+        </w:tc>
+        <w:tc>
+          <w:tcPr>
+            <w:tcW w:w="4680" w:type="dxa"/>
+            <w:tcMar>
+              <w:top w:w="20" w:type="dxa"/>
+              <w:bottom w:w="20" w:type="dxa"/>
+            </w:tcMar>
+          </w:tcPr>
+          <w:p>
+            <w:pPr>
+              <w:spacing w:after="10" w:line="252" w:lineRule="auto"/>
+              <w:jc w:val="right"/>
+            </w:pPr>
+            <w:r>
+              <w:rPr>
+                <w:sz w:val="16"/>
+              </w:rPr>
+              <w:t>5</w:t>
+            </w:r>
+          </w:p>
+        </w:tc>
+      </w:tr>
+      <w:tr>
+        <w:trPr>
+          <w:jc w:val="center"/>
+        </w:trPr>
+        <w:tc>
+          <w:tcPr>
+            <w:tcW w:w="4680" w:type="dxa"/>
+            <w:tcMar>
+              <w:top w:w="20" w:type="dxa"/>
+              <w:bottom w:w="20" w:type="dxa"/>
+            </w:tcMar>
+          </w:tcPr>
+          <w:p>
+            <w:pPr>
+              <w:spacing w:after="10" w:line="252" w:lineRule="auto"/>
+            </w:pPr>
+            <w:r>
+              <w:rPr>
+                <w:sz w:val="16"/>
+              </w:rPr>
+              <w:t xml:space="preserve">  • Ralph Kimball Dimensional Modeling &amp; Star Schema Concepts</w:t>
+            </w:r>
+          </w:p>
+        </w:tc>
+        <w:tc>
+          <w:tcPr>
+            <w:tcW w:w="4680" w:type="dxa"/>
+            <w:tcMar>
+              <w:top w:w="20" w:type="dxa"/>
+              <w:bottom w:w="20" w:type="dxa"/>
+            </w:tcMar>
+          </w:tcPr>
+          <w:p>
+            <w:pPr>
+              <w:spacing w:after="10" w:line="252" w:lineRule="auto"/>
+              <w:jc w:val="right"/>
+            </w:pPr>
+            <w:r>
+              <w:rPr>
+                <w:sz w:val="16"/>
+              </w:rPr>
+              <w:t>5</w:t>
+            </w:r>
+          </w:p>
+        </w:tc>
+      </w:tr>
+      <w:tr>
+        <w:trPr>
+          <w:jc w:val="center"/>
+        </w:trPr>
+        <w:tc>
+          <w:tcPr>
+            <w:tcW w:w="4680" w:type="dxa"/>
+            <w:tcMar>
+              <w:top w:w="20" w:type="dxa"/>
+              <w:bottom w:w="20" w:type="dxa"/>
+            </w:tcMar>
+          </w:tcPr>
+          <w:p>
+            <w:pPr>
+              <w:spacing w:after="10" w:line="252" w:lineRule="auto"/>
+            </w:pPr>
+            <w:r>
+              <w:rPr>
+                <w:sz w:val="16"/>
+              </w:rPr>
+              <w:t xml:space="preserve">  • Multidimensional Cube Operations: Roll-Up, Drill-Down, Slice, Dice, Pivot</w:t>
+            </w:r>
+          </w:p>
+        </w:tc>
+        <w:tc>
+          <w:tcPr>
+            <w:tcW w:w="4680" w:type="dxa"/>
+            <w:tcMar>
+              <w:top w:w="20" w:type="dxa"/>
+              <w:bottom w:w="20" w:type="dxa"/>
+            </w:tcMar>
+          </w:tcPr>
+          <w:p>
+            <w:pPr>
+              <w:spacing w:after="10" w:line="252" w:lineRule="auto"/>
+              <w:jc w:val="right"/>
+            </w:pPr>
+            <w:r>
+              <w:rPr>
+                <w:sz w:val="16"/>
+              </w:rPr>
+              <w:t>5</w:t>
+            </w:r>
+          </w:p>
+        </w:tc>
+      </w:tr>
+      <w:tr>
+        <w:trPr>
+          <w:jc w:val="center"/>
+        </w:trPr>
+        <w:tc>
+          <w:tcPr>
+            <w:tcW w:w="4680" w:type="dxa"/>
+            <w:tcMar>
+              <w:top w:w="20" w:type="dxa"/>
+              <w:bottom w:w="20" w:type="dxa"/>
+            </w:tcMar>
+          </w:tcPr>
+          <w:p>
+            <w:pPr>
+              <w:spacing w:after="10" w:line="252" w:lineRule="auto"/>
+            </w:pPr>
+            <w:r>
+              <w:rPr>
+                <w:b/>
+                <w:color w:val="111827"/>
+                <w:sz w:val="17"/>
+              </w:rPr>
+              <w:t>Chapter 3: System Architecture &amp; Dimensional Design</w:t>
+            </w:r>
+          </w:p>
+        </w:tc>
+        <w:tc>
+          <w:tcPr>
+            <w:tcW w:w="4680" w:type="dxa"/>
+            <w:tcMar>
+              <w:top w:w="20" w:type="dxa"/>
+              <w:bottom w:w="20" w:type="dxa"/>
+            </w:tcMar>
+          </w:tcPr>
+          <w:p>
+            <w:pPr>
+              <w:spacing w:after="10" w:line="252" w:lineRule="auto"/>
+              <w:jc w:val="right"/>
+            </w:pPr>
+            <w:r>
+              <w:rPr>
+                <w:b/>
+                <w:color w:val="111827"/>
+                <w:sz w:val="17"/>
               </w:rPr>
               <w:t>6</w:t>
             </w:r>
@@ -1052,27 +920,39 @@
         <w:tc>
           <w:tcPr>
             <w:tcW w:w="4680" w:type="dxa"/>
+            <w:tcMar>
+              <w:top w:w="20" w:type="dxa"/>
+              <w:bottom w:w="20" w:type="dxa"/>
+            </w:tcMar>
           </w:tcPr>
           <w:p>
+            <w:pPr>
+              <w:spacing w:after="10" w:line="252" w:lineRule="auto"/>
+            </w:pPr>
             <w:r>
               <w:rPr>
-                <w:sz w:val="19"/>
+                <w:sz w:val="16"/>
               </w:rPr>
-              <w:t xml:space="preserve">  3.3 Database Design: Operational (OLTP) vs. Star Schema (OLAP)</w:t>
+              <w:t xml:space="preserve">  • Decoupled Three-Tier System Architecture</w:t>
             </w:r>
           </w:p>
         </w:tc>
         <w:tc>
           <w:tcPr>
             <w:tcW w:w="4680" w:type="dxa"/>
+            <w:tcMar>
+              <w:top w:w="20" w:type="dxa"/>
+              <w:bottom w:w="20" w:type="dxa"/>
+            </w:tcMar>
           </w:tcPr>
           <w:p>
             <w:pPr>
+              <w:spacing w:after="10" w:line="252" w:lineRule="auto"/>
               <w:jc w:val="right"/>
             </w:pPr>
             <w:r>
               <w:rPr>
-                <w:sz w:val="19"/>
+                <w:sz w:val="16"/>
               </w:rPr>
               <w:t>6</w:t>
             </w:r>
@@ -1086,12 +966,112 @@
         <w:tc>
           <w:tcPr>
             <w:tcW w:w="4680" w:type="dxa"/>
+            <w:tcMar>
+              <w:top w:w="20" w:type="dxa"/>
+              <w:bottom w:w="20" w:type="dxa"/>
+            </w:tcMar>
           </w:tcPr>
           <w:p>
+            <w:pPr>
+              <w:spacing w:after="10" w:line="252" w:lineRule="auto"/>
+            </w:pPr>
+            <w:r>
+              <w:rPr>
+                <w:sz w:val="16"/>
+              </w:rPr>
+              <w:t xml:space="preserve">  • Conformed Star Schema Specification (fact_rating &amp; 4 Dimension Tables)</w:t>
+            </w:r>
+          </w:p>
+        </w:tc>
+        <w:tc>
+          <w:tcPr>
+            <w:tcW w:w="4680" w:type="dxa"/>
+            <w:tcMar>
+              <w:top w:w="20" w:type="dxa"/>
+              <w:bottom w:w="20" w:type="dxa"/>
+            </w:tcMar>
+          </w:tcPr>
+          <w:p>
+            <w:pPr>
+              <w:spacing w:after="10" w:line="252" w:lineRule="auto"/>
+              <w:jc w:val="right"/>
+            </w:pPr>
+            <w:r>
+              <w:rPr>
+                <w:sz w:val="16"/>
+              </w:rPr>
+              <w:t>6</w:t>
+            </w:r>
+          </w:p>
+        </w:tc>
+      </w:tr>
+      <w:tr>
+        <w:trPr>
+          <w:jc w:val="center"/>
+        </w:trPr>
+        <w:tc>
+          <w:tcPr>
+            <w:tcW w:w="4680" w:type="dxa"/>
+            <w:tcMar>
+              <w:top w:w="20" w:type="dxa"/>
+              <w:bottom w:w="20" w:type="dxa"/>
+            </w:tcMar>
+          </w:tcPr>
+          <w:p>
+            <w:pPr>
+              <w:spacing w:after="10" w:line="252" w:lineRule="auto"/>
+            </w:pPr>
+            <w:r>
+              <w:rPr>
+                <w:sz w:val="16"/>
+              </w:rPr>
+              <w:t xml:space="preserve">  • Figure 1: System Architecture &amp; Dimensional Star Schema Model</w:t>
+            </w:r>
+          </w:p>
+        </w:tc>
+        <w:tc>
+          <w:tcPr>
+            <w:tcW w:w="4680" w:type="dxa"/>
+            <w:tcMar>
+              <w:top w:w="20" w:type="dxa"/>
+              <w:bottom w:w="20" w:type="dxa"/>
+            </w:tcMar>
+          </w:tcPr>
+          <w:p>
+            <w:pPr>
+              <w:spacing w:after="10" w:line="252" w:lineRule="auto"/>
+              <w:jc w:val="right"/>
+            </w:pPr>
+            <w:r>
+              <w:rPr>
+                <w:sz w:val="16"/>
+              </w:rPr>
+              <w:t>6</w:t>
+            </w:r>
+          </w:p>
+        </w:tc>
+      </w:tr>
+      <w:tr>
+        <w:trPr>
+          <w:jc w:val="center"/>
+        </w:trPr>
+        <w:tc>
+          <w:tcPr>
+            <w:tcW w:w="4680" w:type="dxa"/>
+            <w:tcMar>
+              <w:top w:w="20" w:type="dxa"/>
+              <w:bottom w:w="20" w:type="dxa"/>
+            </w:tcMar>
+          </w:tcPr>
+          <w:p>
+            <w:pPr>
+              <w:spacing w:after="10" w:line="252" w:lineRule="auto"/>
+            </w:pPr>
             <w:r>
               <w:rPr>
                 <w:b/>
-                <w:sz w:val="19"/>
+                <w:color w:val="111827"/>
+                <w:sz w:val="17"/>
               </w:rPr>
               <w:t>Chapter 4: ETL Pipeline Implementation</w:t>
             </w:r>
@@ -1100,15 +1080,209 @@
         <w:tc>
           <w:tcPr>
             <w:tcW w:w="4680" w:type="dxa"/>
+            <w:tcMar>
+              <w:top w:w="20" w:type="dxa"/>
+              <w:bottom w:w="20" w:type="dxa"/>
+            </w:tcMar>
           </w:tcPr>
           <w:p>
             <w:pPr>
+              <w:spacing w:after="10" w:line="252" w:lineRule="auto"/>
               <w:jc w:val="right"/>
             </w:pPr>
             <w:r>
               <w:rPr>
                 <w:b/>
-                <w:sz w:val="19"/>
+                <w:color w:val="111827"/>
+                <w:sz w:val="17"/>
+              </w:rPr>
+              <w:t>7</w:t>
+            </w:r>
+          </w:p>
+        </w:tc>
+      </w:tr>
+      <w:tr>
+        <w:trPr>
+          <w:jc w:val="center"/>
+        </w:trPr>
+        <w:tc>
+          <w:tcPr>
+            <w:tcW w:w="4680" w:type="dxa"/>
+            <w:tcMar>
+              <w:top w:w="20" w:type="dxa"/>
+              <w:bottom w:w="20" w:type="dxa"/>
+            </w:tcMar>
+          </w:tcPr>
+          <w:p>
+            <w:pPr>
+              <w:spacing w:after="10" w:line="252" w:lineRule="auto"/>
+            </w:pPr>
+            <w:r>
+              <w:rPr>
+                <w:sz w:val="16"/>
+              </w:rPr>
+              <w:t xml:space="preserve">  • Extraction from Raw MovieLens CSV Repositories</w:t>
+            </w:r>
+          </w:p>
+        </w:tc>
+        <w:tc>
+          <w:tcPr>
+            <w:tcW w:w="4680" w:type="dxa"/>
+            <w:tcMar>
+              <w:top w:w="20" w:type="dxa"/>
+              <w:bottom w:w="20" w:type="dxa"/>
+            </w:tcMar>
+          </w:tcPr>
+          <w:p>
+            <w:pPr>
+              <w:spacing w:after="10" w:line="252" w:lineRule="auto"/>
+              <w:jc w:val="right"/>
+            </w:pPr>
+            <w:r>
+              <w:rPr>
+                <w:sz w:val="16"/>
+              </w:rPr>
+              <w:t>7</w:t>
+            </w:r>
+          </w:p>
+        </w:tc>
+      </w:tr>
+      <w:tr>
+        <w:trPr>
+          <w:jc w:val="center"/>
+        </w:trPr>
+        <w:tc>
+          <w:tcPr>
+            <w:tcW w:w="4680" w:type="dxa"/>
+            <w:tcMar>
+              <w:top w:w="20" w:type="dxa"/>
+              <w:bottom w:w="20" w:type="dxa"/>
+            </w:tcMar>
+          </w:tcPr>
+          <w:p>
+            <w:pPr>
+              <w:spacing w:after="10" w:line="252" w:lineRule="auto"/>
+            </w:pPr>
+            <w:r>
+              <w:rPr>
+                <w:sz w:val="16"/>
+              </w:rPr>
+              <w:t xml:space="preserve">  • Cleaning, Deduplication &amp; Temporal Dimension Engineering</w:t>
+            </w:r>
+          </w:p>
+        </w:tc>
+        <w:tc>
+          <w:tcPr>
+            <w:tcW w:w="4680" w:type="dxa"/>
+            <w:tcMar>
+              <w:top w:w="20" w:type="dxa"/>
+              <w:bottom w:w="20" w:type="dxa"/>
+            </w:tcMar>
+          </w:tcPr>
+          <w:p>
+            <w:pPr>
+              <w:spacing w:after="10" w:line="252" w:lineRule="auto"/>
+              <w:jc w:val="right"/>
+            </w:pPr>
+            <w:r>
+              <w:rPr>
+                <w:sz w:val="16"/>
+              </w:rPr>
+              <w:t>7</w:t>
+            </w:r>
+          </w:p>
+        </w:tc>
+      </w:tr>
+      <w:tr>
+        <w:trPr>
+          <w:jc w:val="center"/>
+        </w:trPr>
+        <w:tc>
+          <w:tcPr>
+            <w:tcW w:w="4680" w:type="dxa"/>
+            <w:tcMar>
+              <w:top w:w="20" w:type="dxa"/>
+              <w:bottom w:w="20" w:type="dxa"/>
+            </w:tcMar>
+          </w:tcPr>
+          <w:p>
+            <w:pPr>
+              <w:spacing w:after="10" w:line="252" w:lineRule="auto"/>
+            </w:pPr>
+            <w:r>
+              <w:rPr>
+                <w:sz w:val="16"/>
+              </w:rPr>
+              <w:t xml:space="preserve">  • Figure 2: ETL Pipeline Execution &amp; Warehouse Dataset Overview</w:t>
+            </w:r>
+          </w:p>
+        </w:tc>
+        <w:tc>
+          <w:tcPr>
+            <w:tcW w:w="4680" w:type="dxa"/>
+            <w:tcMar>
+              <w:top w:w="20" w:type="dxa"/>
+              <w:bottom w:w="20" w:type="dxa"/>
+            </w:tcMar>
+          </w:tcPr>
+          <w:p>
+            <w:pPr>
+              <w:spacing w:after="10" w:line="252" w:lineRule="auto"/>
+              <w:jc w:val="right"/>
+            </w:pPr>
+            <w:r>
+              <w:rPr>
+                <w:sz w:val="16"/>
+              </w:rPr>
+              <w:t>7</w:t>
+            </w:r>
+          </w:p>
+        </w:tc>
+      </w:tr>
+      <w:tr>
+        <w:trPr>
+          <w:jc w:val="center"/>
+        </w:trPr>
+        <w:tc>
+          <w:tcPr>
+            <w:tcW w:w="4680" w:type="dxa"/>
+            <w:tcMar>
+              <w:top w:w="20" w:type="dxa"/>
+              <w:bottom w:w="20" w:type="dxa"/>
+            </w:tcMar>
+          </w:tcPr>
+          <w:p>
+            <w:pPr>
+              <w:spacing w:after="10" w:line="252" w:lineRule="auto"/>
+            </w:pPr>
+            <w:r>
+              <w:rPr>
+                <w:b/>
+                <w:color w:val="111827"/>
+                <w:sz w:val="17"/>
+              </w:rPr>
+              <w:t>Chapter 5: Multidimensional OLAP Engine</w:t>
+            </w:r>
+          </w:p>
+        </w:tc>
+        <w:tc>
+          <w:tcPr>
+            <w:tcW w:w="4680" w:type="dxa"/>
+            <w:tcMar>
+              <w:top w:w="20" w:type="dxa"/>
+              <w:bottom w:w="20" w:type="dxa"/>
+            </w:tcMar>
+          </w:tcPr>
+          <w:p>
+            <w:pPr>
+              <w:spacing w:after="10" w:line="252" w:lineRule="auto"/>
+              <w:jc w:val="right"/>
+            </w:pPr>
+            <w:r>
+              <w:rPr>
+                <w:b/>
+                <w:color w:val="111827"/>
+                <w:sz w:val="17"/>
               </w:rPr>
               <w:t>8</w:t>
             </w:r>
@@ -1122,27 +1296,39 @@
         <w:tc>
           <w:tcPr>
             <w:tcW w:w="4680" w:type="dxa"/>
+            <w:tcMar>
+              <w:top w:w="20" w:type="dxa"/>
+              <w:bottom w:w="20" w:type="dxa"/>
+            </w:tcMar>
           </w:tcPr>
           <w:p>
+            <w:pPr>
+              <w:spacing w:after="10" w:line="252" w:lineRule="auto"/>
+            </w:pPr>
             <w:r>
               <w:rPr>
-                <w:sz w:val="19"/>
+                <w:sz w:val="16"/>
               </w:rPr>
-              <w:t xml:space="preserve">  4.1 Extraction from Raw MovieLens Repositories</w:t>
+              <w:t xml:space="preserve">  • Analytical Processing Paradigm &amp; In-Memory Fact Caching</w:t>
             </w:r>
           </w:p>
         </w:tc>
         <w:tc>
           <w:tcPr>
             <w:tcW w:w="4680" w:type="dxa"/>
+            <w:tcMar>
+              <w:top w:w="20" w:type="dxa"/>
+              <w:bottom w:w="20" w:type="dxa"/>
+            </w:tcMar>
           </w:tcPr>
           <w:p>
             <w:pPr>
+              <w:spacing w:after="10" w:line="252" w:lineRule="auto"/>
               <w:jc w:val="right"/>
             </w:pPr>
             <w:r>
               <w:rPr>
-                <w:sz w:val="19"/>
+                <w:sz w:val="16"/>
               </w:rPr>
               <w:t>8</w:t>
             </w:r>
@@ -1156,27 +1342,39 @@
         <w:tc>
           <w:tcPr>
             <w:tcW w:w="4680" w:type="dxa"/>
+            <w:tcMar>
+              <w:top w:w="20" w:type="dxa"/>
+              <w:bottom w:w="20" w:type="dxa"/>
+            </w:tcMar>
           </w:tcPr>
           <w:p>
+            <w:pPr>
+              <w:spacing w:after="10" w:line="252" w:lineRule="auto"/>
+            </w:pPr>
             <w:r>
               <w:rPr>
-                <w:sz w:val="19"/>
+                <w:sz w:val="16"/>
               </w:rPr>
-              <w:t xml:space="preserve">  4.2 Cleaning, Imputation &amp; Normalization</w:t>
+              <w:t xml:space="preserve">  • Analytical Execution of Roll-Up, Drill-Down, Slice, Dice, and Pivot</w:t>
             </w:r>
           </w:p>
         </w:tc>
         <w:tc>
           <w:tcPr>
             <w:tcW w:w="4680" w:type="dxa"/>
+            <w:tcMar>
+              <w:top w:w="20" w:type="dxa"/>
+              <w:bottom w:w="20" w:type="dxa"/>
+            </w:tcMar>
           </w:tcPr>
           <w:p>
             <w:pPr>
+              <w:spacing w:after="10" w:line="252" w:lineRule="auto"/>
               <w:jc w:val="right"/>
             </w:pPr>
             <w:r>
               <w:rPr>
-                <w:sz w:val="19"/>
+                <w:sz w:val="16"/>
               </w:rPr>
               <w:t>8</w:t>
             </w:r>
@@ -1190,27 +1388,89 @@
         <w:tc>
           <w:tcPr>
             <w:tcW w:w="4680" w:type="dxa"/>
+            <w:tcMar>
+              <w:top w:w="20" w:type="dxa"/>
+              <w:bottom w:w="20" w:type="dxa"/>
+            </w:tcMar>
           </w:tcPr>
           <w:p>
+            <w:pPr>
+              <w:spacing w:after="10" w:line="252" w:lineRule="auto"/>
+            </w:pPr>
             <w:r>
               <w:rPr>
-                <w:sz w:val="19"/>
+                <w:sz w:val="16"/>
               </w:rPr>
-              <w:t xml:space="preserve">  4.3 Transformation &amp; Temporal Dimension Construction</w:t>
+              <w:t xml:space="preserve">  • Figure 3: Interactive OLAP Cube Operations &amp; Aggregation Interface</w:t>
             </w:r>
           </w:p>
         </w:tc>
         <w:tc>
           <w:tcPr>
             <w:tcW w:w="4680" w:type="dxa"/>
+            <w:tcMar>
+              <w:top w:w="20" w:type="dxa"/>
+              <w:bottom w:w="20" w:type="dxa"/>
+            </w:tcMar>
           </w:tcPr>
           <w:p>
             <w:pPr>
+              <w:spacing w:after="10" w:line="252" w:lineRule="auto"/>
               <w:jc w:val="right"/>
             </w:pPr>
             <w:r>
               <w:rPr>
-                <w:sz w:val="19"/>
+                <w:sz w:val="16"/>
+              </w:rPr>
+              <w:t>8</w:t>
+            </w:r>
+          </w:p>
+        </w:tc>
+      </w:tr>
+      <w:tr>
+        <w:trPr>
+          <w:jc w:val="center"/>
+        </w:trPr>
+        <w:tc>
+          <w:tcPr>
+            <w:tcW w:w="4680" w:type="dxa"/>
+            <w:tcMar>
+              <w:top w:w="20" w:type="dxa"/>
+              <w:bottom w:w="20" w:type="dxa"/>
+            </w:tcMar>
+          </w:tcPr>
+          <w:p>
+            <w:pPr>
+              <w:spacing w:after="10" w:line="252" w:lineRule="auto"/>
+            </w:pPr>
+            <w:r>
+              <w:rPr>
+                <w:b/>
+                <w:color w:val="111827"/>
+                <w:sz w:val="17"/>
+              </w:rPr>
+              <w:t>Chapter 6: Machine Learning: K-Means Clustering &amp; Optimal K Detection</w:t>
+            </w:r>
+          </w:p>
+        </w:tc>
+        <w:tc>
+          <w:tcPr>
+            <w:tcW w:w="4680" w:type="dxa"/>
+            <w:tcMar>
+              <w:top w:w="20" w:type="dxa"/>
+              <w:bottom w:w="20" w:type="dxa"/>
+            </w:tcMar>
+          </w:tcPr>
+          <w:p>
+            <w:pPr>
+              <w:spacing w:after="10" w:line="252" w:lineRule="auto"/>
+              <w:jc w:val="right"/>
+            </w:pPr>
+            <w:r>
+              <w:rPr>
+                <w:b/>
+                <w:color w:val="111827"/>
+                <w:sz w:val="17"/>
               </w:rPr>
               <w:t>9</w:t>
             </w:r>
@@ -1224,27 +1484,39 @@
         <w:tc>
           <w:tcPr>
             <w:tcW w:w="4680" w:type="dxa"/>
+            <w:tcMar>
+              <w:top w:w="20" w:type="dxa"/>
+              <w:bottom w:w="20" w:type="dxa"/>
+            </w:tcMar>
           </w:tcPr>
           <w:p>
+            <w:pPr>
+              <w:spacing w:after="10" w:line="252" w:lineRule="auto"/>
+            </w:pPr>
             <w:r>
               <w:rPr>
-                <w:sz w:val="19"/>
+                <w:sz w:val="16"/>
               </w:rPr>
-              <w:t xml:space="preserve">  4.4 Loading &amp; Integrity Verification</w:t>
+              <w:t xml:space="preserve">  • Unsupervised User Behavioral Profiling &amp; Movie Feature Spaces</w:t>
             </w:r>
           </w:p>
         </w:tc>
         <w:tc>
           <w:tcPr>
             <w:tcW w:w="4680" w:type="dxa"/>
+            <w:tcMar>
+              <w:top w:w="20" w:type="dxa"/>
+              <w:bottom w:w="20" w:type="dxa"/>
+            </w:tcMar>
           </w:tcPr>
           <w:p>
             <w:pPr>
+              <w:spacing w:after="10" w:line="252" w:lineRule="auto"/>
               <w:jc w:val="right"/>
             </w:pPr>
             <w:r>
               <w:rPr>
-                <w:sz w:val="19"/>
+                <w:sz w:val="16"/>
               </w:rPr>
               <w:t>9</w:t>
             </w:r>
@@ -1258,29 +1530,135 @@
         <w:tc>
           <w:tcPr>
             <w:tcW w:w="4680" w:type="dxa"/>
+            <w:tcMar>
+              <w:top w:w="20" w:type="dxa"/>
+              <w:bottom w:w="20" w:type="dxa"/>
+            </w:tcMar>
           </w:tcPr>
           <w:p>
+            <w:pPr>
+              <w:spacing w:after="10" w:line="252" w:lineRule="auto"/>
+            </w:pPr>
             <w:r>
               <w:rPr>
-                <w:b/>
-                <w:sz w:val="19"/>
+                <w:sz w:val="16"/>
               </w:rPr>
-              <w:t>Chapter 5: Multidimensional OLAP Engine</w:t>
+              <w:t xml:space="preserve">  • Mathematical Optimal K Selection via Dynamic Elbow Inertia Curve</w:t>
             </w:r>
           </w:p>
         </w:tc>
         <w:tc>
           <w:tcPr>
             <w:tcW w:w="4680" w:type="dxa"/>
+            <w:tcMar>
+              <w:top w:w="20" w:type="dxa"/>
+              <w:bottom w:w="20" w:type="dxa"/>
+            </w:tcMar>
           </w:tcPr>
           <w:p>
             <w:pPr>
+              <w:spacing w:after="10" w:line="252" w:lineRule="auto"/>
+              <w:jc w:val="right"/>
+            </w:pPr>
+            <w:r>
+              <w:rPr>
+                <w:sz w:val="16"/>
+              </w:rPr>
+              <w:t>9</w:t>
+            </w:r>
+          </w:p>
+        </w:tc>
+      </w:tr>
+      <w:tr>
+        <w:trPr>
+          <w:jc w:val="center"/>
+        </w:trPr>
+        <w:tc>
+          <w:tcPr>
+            <w:tcW w:w="4680" w:type="dxa"/>
+            <w:tcMar>
+              <w:top w:w="20" w:type="dxa"/>
+              <w:bottom w:w="20" w:type="dxa"/>
+            </w:tcMar>
+          </w:tcPr>
+          <w:p>
+            <w:pPr>
+              <w:spacing w:after="10" w:line="252" w:lineRule="auto"/>
+            </w:pPr>
+            <w:r>
+              <w:rPr>
+                <w:sz w:val="16"/>
+              </w:rPr>
+              <w:t xml:space="preserve">  • Figure 4: K-Means Clustering Scatter Plot &amp; Elbow Method Curve</w:t>
+            </w:r>
+          </w:p>
+        </w:tc>
+        <w:tc>
+          <w:tcPr>
+            <w:tcW w:w="4680" w:type="dxa"/>
+            <w:tcMar>
+              <w:top w:w="20" w:type="dxa"/>
+              <w:bottom w:w="20" w:type="dxa"/>
+            </w:tcMar>
+          </w:tcPr>
+          <w:p>
+            <w:pPr>
+              <w:spacing w:after="10" w:line="252" w:lineRule="auto"/>
+              <w:jc w:val="right"/>
+            </w:pPr>
+            <w:r>
+              <w:rPr>
+                <w:sz w:val="16"/>
+              </w:rPr>
+              <w:t>9</w:t>
+            </w:r>
+          </w:p>
+        </w:tc>
+      </w:tr>
+      <w:tr>
+        <w:trPr>
+          <w:jc w:val="center"/>
+        </w:trPr>
+        <w:tc>
+          <w:tcPr>
+            <w:tcW w:w="4680" w:type="dxa"/>
+            <w:tcMar>
+              <w:top w:w="20" w:type="dxa"/>
+              <w:bottom w:w="20" w:type="dxa"/>
+            </w:tcMar>
+          </w:tcPr>
+          <w:p>
+            <w:pPr>
+              <w:spacing w:after="10" w:line="252" w:lineRule="auto"/>
+            </w:pPr>
+            <w:r>
+              <w:rPr>
+                <w:b/>
+                <w:color w:val="111827"/>
+                <w:sz w:val="17"/>
+              </w:rPr>
+              <w:t>Chapter 7: Machine Learning: Content-Based Recommendation Engine</w:t>
+            </w:r>
+          </w:p>
+        </w:tc>
+        <w:tc>
+          <w:tcPr>
+            <w:tcW w:w="4680" w:type="dxa"/>
+            <w:tcMar>
+              <w:top w:w="20" w:type="dxa"/>
+              <w:bottom w:w="20" w:type="dxa"/>
+            </w:tcMar>
+          </w:tcPr>
+          <w:p>
+            <w:pPr>
+              <w:spacing w:after="10" w:line="252" w:lineRule="auto"/>
               <w:jc w:val="right"/>
             </w:pPr>
             <w:r>
               <w:rPr>
                 <w:b/>
-                <w:sz w:val="19"/>
+                <w:color w:val="111827"/>
+                <w:sz w:val="17"/>
               </w:rPr>
               <w:t>10</w:t>
             </w:r>
@@ -1294,36 +1672,40 @@
         <w:tc>
           <w:tcPr>
             <w:tcW w:w="4680" w:type="dxa"/>
+            <w:tcMar>
+              <w:top w:w="20" w:type="dxa"/>
+              <w:bottom w:w="20" w:type="dxa"/>
+            </w:tcMar>
           </w:tcPr>
           <w:p>
+            <w:pPr>
+              <w:spacing w:after="10" w:line="252" w:lineRule="auto"/>
+            </w:pPr>
             <w:r>
               <w:rPr>
-                <w:sz w:val="19"/>
+                <w:sz w:val="16"/>
               </w:rPr>
-              <w:t xml:space="preserve">  5.1 Core Cube Operations: Roll-up, Drill-down, Slice, </w:t>
-            </w:r>
-            <w:r>
-              <w:rPr>
-                <w:sz w:val="19"/>
-              </w:rPr>
-              <w:lastRenderedPageBreak/>
-              <w:t>Dice, Pivot</w:t>
+              <w:t xml:space="preserve">  • Information Retrieval Vector Space &amp; TF-IDF Document Synthesis</w:t>
             </w:r>
           </w:p>
         </w:tc>
         <w:tc>
           <w:tcPr>
             <w:tcW w:w="4680" w:type="dxa"/>
+            <w:tcMar>
+              <w:top w:w="20" w:type="dxa"/>
+              <w:bottom w:w="20" w:type="dxa"/>
+            </w:tcMar>
           </w:tcPr>
           <w:p>
             <w:pPr>
+              <w:spacing w:after="10" w:line="252" w:lineRule="auto"/>
               <w:jc w:val="right"/>
             </w:pPr>
             <w:r>
               <w:rPr>
-                <w:sz w:val="19"/>
+                <w:sz w:val="16"/>
               </w:rPr>
-              <w:lastRenderedPageBreak/>
               <w:t>10</w:t>
             </w:r>
           </w:p>
@@ -1336,29 +1718,323 @@
         <w:tc>
           <w:tcPr>
             <w:tcW w:w="4680" w:type="dxa"/>
+            <w:tcMar>
+              <w:top w:w="20" w:type="dxa"/>
+              <w:bottom w:w="20" w:type="dxa"/>
+            </w:tcMar>
           </w:tcPr>
           <w:p>
+            <w:pPr>
+              <w:spacing w:after="10" w:line="252" w:lineRule="auto"/>
+            </w:pPr>
             <w:r>
               <w:rPr>
-                <w:b/>
-                <w:sz w:val="19"/>
+                <w:sz w:val="16"/>
               </w:rPr>
-              <w:t>Chapter 6: Machine Learning &amp; Data Mining Modules</w:t>
+              <w:t xml:space="preserve">  • Cosine Distance Similarity Ranking &amp; Dual-Tier Live Rating Integration</w:t>
             </w:r>
           </w:p>
         </w:tc>
         <w:tc>
           <w:tcPr>
             <w:tcW w:w="4680" w:type="dxa"/>
+            <w:tcMar>
+              <w:top w:w="20" w:type="dxa"/>
+              <w:bottom w:w="20" w:type="dxa"/>
+            </w:tcMar>
           </w:tcPr>
           <w:p>
             <w:pPr>
+              <w:spacing w:after="10" w:line="252" w:lineRule="auto"/>
+              <w:jc w:val="right"/>
+            </w:pPr>
+            <w:r>
+              <w:rPr>
+                <w:sz w:val="16"/>
+              </w:rPr>
+              <w:t>10</w:t>
+            </w:r>
+          </w:p>
+        </w:tc>
+      </w:tr>
+      <w:tr>
+        <w:trPr>
+          <w:jc w:val="center"/>
+        </w:trPr>
+        <w:tc>
+          <w:tcPr>
+            <w:tcW w:w="4680" w:type="dxa"/>
+            <w:tcMar>
+              <w:top w:w="20" w:type="dxa"/>
+              <w:bottom w:w="20" w:type="dxa"/>
+            </w:tcMar>
+          </w:tcPr>
+          <w:p>
+            <w:pPr>
+              <w:spacing w:after="10" w:line="252" w:lineRule="auto"/>
+            </w:pPr>
+            <w:r>
+              <w:rPr>
+                <w:sz w:val="16"/>
+              </w:rPr>
+              <w:t xml:space="preserve">  • Figure 5: Personalized Movie Recommendations &amp; Similarity Scores</w:t>
+            </w:r>
+          </w:p>
+        </w:tc>
+        <w:tc>
+          <w:tcPr>
+            <w:tcW w:w="4680" w:type="dxa"/>
+            <w:tcMar>
+              <w:top w:w="20" w:type="dxa"/>
+              <w:bottom w:w="20" w:type="dxa"/>
+            </w:tcMar>
+          </w:tcPr>
+          <w:p>
+            <w:pPr>
+              <w:spacing w:after="10" w:line="252" w:lineRule="auto"/>
+              <w:jc w:val="right"/>
+            </w:pPr>
+            <w:r>
+              <w:rPr>
+                <w:sz w:val="16"/>
+              </w:rPr>
+              <w:t>10</w:t>
+            </w:r>
+          </w:p>
+        </w:tc>
+      </w:tr>
+      <w:tr>
+        <w:trPr>
+          <w:jc w:val="center"/>
+        </w:trPr>
+        <w:tc>
+          <w:tcPr>
+            <w:tcW w:w="4680" w:type="dxa"/>
+            <w:tcMar>
+              <w:top w:w="20" w:type="dxa"/>
+              <w:bottom w:w="20" w:type="dxa"/>
+            </w:tcMar>
+          </w:tcPr>
+          <w:p>
+            <w:pPr>
+              <w:spacing w:after="10" w:line="252" w:lineRule="auto"/>
+            </w:pPr>
+            <w:r>
+              <w:rPr>
+                <w:b/>
+                <w:color w:val="111827"/>
+                <w:sz w:val="17"/>
+              </w:rPr>
+              <w:t>Chapter 8: Full-Stack Web Application Implementation</w:t>
+            </w:r>
+          </w:p>
+        </w:tc>
+        <w:tc>
+          <w:tcPr>
+            <w:tcW w:w="4680" w:type="dxa"/>
+            <w:tcMar>
+              <w:top w:w="20" w:type="dxa"/>
+              <w:bottom w:w="20" w:type="dxa"/>
+            </w:tcMar>
+          </w:tcPr>
+          <w:p>
+            <w:pPr>
+              <w:spacing w:after="10" w:line="252" w:lineRule="auto"/>
               <w:jc w:val="right"/>
             </w:pPr>
             <w:r>
               <w:rPr>
                 <w:b/>
-                <w:sz w:val="19"/>
+                <w:color w:val="111827"/>
+                <w:sz w:val="17"/>
+              </w:rPr>
+              <w:t>11</w:t>
+            </w:r>
+          </w:p>
+        </w:tc>
+      </w:tr>
+      <w:tr>
+        <w:trPr>
+          <w:jc w:val="center"/>
+        </w:trPr>
+        <w:tc>
+          <w:tcPr>
+            <w:tcW w:w="4680" w:type="dxa"/>
+            <w:tcMar>
+              <w:top w:w="20" w:type="dxa"/>
+              <w:bottom w:w="20" w:type="dxa"/>
+            </w:tcMar>
+          </w:tcPr>
+          <w:p>
+            <w:pPr>
+              <w:spacing w:after="10" w:line="252" w:lineRule="auto"/>
+            </w:pPr>
+            <w:r>
+              <w:rPr>
+                <w:sz w:val="16"/>
+              </w:rPr>
+              <w:t xml:space="preserve">  • FastAPI REST Backend &amp; Native Bcrypt / JWT Authorization Security</w:t>
+            </w:r>
+          </w:p>
+        </w:tc>
+        <w:tc>
+          <w:tcPr>
+            <w:tcW w:w="4680" w:type="dxa"/>
+            <w:tcMar>
+              <w:top w:w="20" w:type="dxa"/>
+              <w:bottom w:w="20" w:type="dxa"/>
+            </w:tcMar>
+          </w:tcPr>
+          <w:p>
+            <w:pPr>
+              <w:spacing w:after="10" w:line="252" w:lineRule="auto"/>
+              <w:jc w:val="right"/>
+            </w:pPr>
+            <w:r>
+              <w:rPr>
+                <w:sz w:val="16"/>
+              </w:rPr>
+              <w:t>11</w:t>
+            </w:r>
+          </w:p>
+        </w:tc>
+      </w:tr>
+      <w:tr>
+        <w:trPr>
+          <w:jc w:val="center"/>
+        </w:trPr>
+        <w:tc>
+          <w:tcPr>
+            <w:tcW w:w="4680" w:type="dxa"/>
+            <w:tcMar>
+              <w:top w:w="20" w:type="dxa"/>
+              <w:bottom w:w="20" w:type="dxa"/>
+            </w:tcMar>
+          </w:tcPr>
+          <w:p>
+            <w:pPr>
+              <w:spacing w:after="10" w:line="252" w:lineRule="auto"/>
+            </w:pPr>
+            <w:r>
+              <w:rPr>
+                <w:sz w:val="16"/>
+              </w:rPr>
+              <w:t xml:space="preserve">  • React 18 / Vite / Tailwind CSS Dual-Portal Interface Architecture</w:t>
+            </w:r>
+          </w:p>
+        </w:tc>
+        <w:tc>
+          <w:tcPr>
+            <w:tcW w:w="4680" w:type="dxa"/>
+            <w:tcMar>
+              <w:top w:w="20" w:type="dxa"/>
+              <w:bottom w:w="20" w:type="dxa"/>
+            </w:tcMar>
+          </w:tcPr>
+          <w:p>
+            <w:pPr>
+              <w:spacing w:after="10" w:line="252" w:lineRule="auto"/>
+              <w:jc w:val="right"/>
+            </w:pPr>
+            <w:r>
+              <w:rPr>
+                <w:sz w:val="16"/>
+              </w:rPr>
+              <w:t>11</w:t>
+            </w:r>
+          </w:p>
+        </w:tc>
+      </w:tr>
+      <w:tr>
+        <w:trPr>
+          <w:jc w:val="center"/>
+        </w:trPr>
+        <w:tc>
+          <w:tcPr>
+            <w:tcW w:w="4680" w:type="dxa"/>
+            <w:tcMar>
+              <w:top w:w="20" w:type="dxa"/>
+              <w:bottom w:w="20" w:type="dxa"/>
+            </w:tcMar>
+          </w:tcPr>
+          <w:p>
+            <w:pPr>
+              <w:spacing w:after="10" w:line="252" w:lineRule="auto"/>
+            </w:pPr>
+            <w:r>
+              <w:rPr>
+                <w:sz w:val="16"/>
+              </w:rPr>
+              <w:t xml:space="preserve">  • Figure 6: User Movie Catalog, Search Filters &amp; Rating Modal</w:t>
+            </w:r>
+          </w:p>
+        </w:tc>
+        <w:tc>
+          <w:tcPr>
+            <w:tcW w:w="4680" w:type="dxa"/>
+            <w:tcMar>
+              <w:top w:w="20" w:type="dxa"/>
+              <w:bottom w:w="20" w:type="dxa"/>
+            </w:tcMar>
+          </w:tcPr>
+          <w:p>
+            <w:pPr>
+              <w:spacing w:after="10" w:line="252" w:lineRule="auto"/>
+              <w:jc w:val="right"/>
+            </w:pPr>
+            <w:r>
+              <w:rPr>
+                <w:sz w:val="16"/>
+              </w:rPr>
+              <w:t>11</w:t>
+            </w:r>
+          </w:p>
+        </w:tc>
+      </w:tr>
+      <w:tr>
+        <w:trPr>
+          <w:jc w:val="center"/>
+        </w:trPr>
+        <w:tc>
+          <w:tcPr>
+            <w:tcW w:w="4680" w:type="dxa"/>
+            <w:tcMar>
+              <w:top w:w="20" w:type="dxa"/>
+              <w:bottom w:w="20" w:type="dxa"/>
+            </w:tcMar>
+          </w:tcPr>
+          <w:p>
+            <w:pPr>
+              <w:spacing w:after="10" w:line="252" w:lineRule="auto"/>
+            </w:pPr>
+            <w:r>
+              <w:rPr>
+                <w:b/>
+                <w:color w:val="111827"/>
+                <w:sz w:val="17"/>
+              </w:rPr>
+              <w:t>Chapter 9: Testing, Verification &amp; Performance Evaluation</w:t>
+            </w:r>
+          </w:p>
+        </w:tc>
+        <w:tc>
+          <w:tcPr>
+            <w:tcW w:w="4680" w:type="dxa"/>
+            <w:tcMar>
+              <w:top w:w="20" w:type="dxa"/>
+              <w:bottom w:w="20" w:type="dxa"/>
+            </w:tcMar>
+          </w:tcPr>
+          <w:p>
+            <w:pPr>
+              <w:spacing w:after="10" w:line="252" w:lineRule="auto"/>
+              <w:jc w:val="right"/>
+            </w:pPr>
+            <w:r>
+              <w:rPr>
+                <w:b/>
+                <w:color w:val="111827"/>
+                <w:sz w:val="17"/>
               </w:rPr>
               <w:t>12</w:t>
             </w:r>
@@ -1372,27 +2048,39 @@
         <w:tc>
           <w:tcPr>
             <w:tcW w:w="4680" w:type="dxa"/>
+            <w:tcMar>
+              <w:top w:w="20" w:type="dxa"/>
+              <w:bottom w:w="20" w:type="dxa"/>
+            </w:tcMar>
           </w:tcPr>
           <w:p>
+            <w:pPr>
+              <w:spacing w:after="10" w:line="252" w:lineRule="auto"/>
+            </w:pPr>
             <w:r>
               <w:rPr>
-                <w:sz w:val="19"/>
+                <w:sz w:val="16"/>
               </w:rPr>
-              <w:t xml:space="preserve">  6.1 K-Means Clustering &amp; Behavioral Segmentation</w:t>
+              <w:t xml:space="preserve">  • Automated Unit &amp; Integration Test Suites (27/27 Passing Cases)</w:t>
             </w:r>
           </w:p>
         </w:tc>
         <w:tc>
           <w:tcPr>
             <w:tcW w:w="4680" w:type="dxa"/>
+            <w:tcMar>
+              <w:top w:w="20" w:type="dxa"/>
+              <w:bottom w:w="20" w:type="dxa"/>
+            </w:tcMar>
           </w:tcPr>
           <w:p>
             <w:pPr>
+              <w:spacing w:after="10" w:line="252" w:lineRule="auto"/>
               <w:jc w:val="right"/>
             </w:pPr>
             <w:r>
               <w:rPr>
-                <w:sz w:val="19"/>
+                <w:sz w:val="16"/>
               </w:rPr>
               <w:t>12</w:t>
             </w:r>
@@ -1406,29 +2094,41 @@
         <w:tc>
           <w:tcPr>
             <w:tcW w:w="4680" w:type="dxa"/>
+            <w:tcMar>
+              <w:top w:w="20" w:type="dxa"/>
+              <w:bottom w:w="20" w:type="dxa"/>
+            </w:tcMar>
           </w:tcPr>
           <w:p>
+            <w:pPr>
+              <w:spacing w:after="10" w:line="252" w:lineRule="auto"/>
+            </w:pPr>
             <w:r>
               <w:rPr>
-                <w:sz w:val="19"/>
+                <w:sz w:val="16"/>
               </w:rPr>
-              <w:t xml:space="preserve">  6.2 Elbow Method for Optimal K Detection</w:t>
+              <w:t xml:space="preserve">  • Sub-50ms OLAP Latency Benchmarks &amp; Production Build Evaluation</w:t>
             </w:r>
           </w:p>
         </w:tc>
         <w:tc>
           <w:tcPr>
             <w:tcW w:w="4680" w:type="dxa"/>
+            <w:tcMar>
+              <w:top w:w="20" w:type="dxa"/>
+              <w:bottom w:w="20" w:type="dxa"/>
+            </w:tcMar>
           </w:tcPr>
           <w:p>
             <w:pPr>
+              <w:spacing w:after="10" w:line="252" w:lineRule="auto"/>
               <w:jc w:val="right"/>
             </w:pPr>
             <w:r>
               <w:rPr>
-                <w:sz w:val="19"/>
+                <w:sz w:val="16"/>
               </w:rPr>
-              <w:t>13</w:t>
+              <w:t>12</w:t>
             </w:r>
           </w:p>
         </w:tc>
@@ -1440,29 +2140,45 @@
         <w:tc>
           <w:tcPr>
             <w:tcW w:w="4680" w:type="dxa"/>
+            <w:tcMar>
+              <w:top w:w="20" w:type="dxa"/>
+              <w:bottom w:w="20" w:type="dxa"/>
+            </w:tcMar>
           </w:tcPr>
           <w:p>
+            <w:pPr>
+              <w:spacing w:after="10" w:line="252" w:lineRule="auto"/>
+            </w:pPr>
             <w:r>
               <w:rPr>
-                <w:sz w:val="19"/>
+                <w:b/>
+                <w:color w:val="111827"/>
+                <w:sz w:val="17"/>
               </w:rPr>
-              <w:t xml:space="preserve">  6.3 TF-IDF Cosine Similarity Recommendation Engine</w:t>
+              <w:t>Chapter 10: Conclusion, Future Scope &amp; References</w:t>
             </w:r>
           </w:p>
         </w:tc>
         <w:tc>
           <w:tcPr>
             <w:tcW w:w="4680" w:type="dxa"/>
+            <w:tcMar>
+              <w:top w:w="20" w:type="dxa"/>
+              <w:bottom w:w="20" w:type="dxa"/>
+            </w:tcMar>
           </w:tcPr>
           <w:p>
             <w:pPr>
+              <w:spacing w:after="10" w:line="252" w:lineRule="auto"/>
               <w:jc w:val="right"/>
             </w:pPr>
             <w:r>
               <w:rPr>
-                <w:sz w:val="19"/>
+                <w:b/>
+                <w:color w:val="111827"/>
+                <w:sz w:val="17"/>
               </w:rPr>
-              <w:t>13</w:t>
+              <w:t>12</w:t>
             </w:r>
           </w:p>
         </w:tc>
@@ -1474,31 +2190,41 @@
         <w:tc>
           <w:tcPr>
             <w:tcW w:w="4680" w:type="dxa"/>
+            <w:tcMar>
+              <w:top w:w="20" w:type="dxa"/>
+              <w:bottom w:w="20" w:type="dxa"/>
+            </w:tcMar>
           </w:tcPr>
           <w:p>
+            <w:pPr>
+              <w:spacing w:after="10" w:line="252" w:lineRule="auto"/>
+            </w:pPr>
             <w:r>
               <w:rPr>
-                <w:b/>
-                <w:sz w:val="19"/>
+                <w:sz w:val="16"/>
               </w:rPr>
-              <w:t>Chapter 7: Web Application Implementation</w:t>
+              <w:t xml:space="preserve">  • Key Project Contributions &amp; Big Data Future Extensions</w:t>
             </w:r>
           </w:p>
         </w:tc>
         <w:tc>
           <w:tcPr>
             <w:tcW w:w="4680" w:type="dxa"/>
+            <w:tcMar>
+              <w:top w:w="20" w:type="dxa"/>
+              <w:bottom w:w="20" w:type="dxa"/>
+            </w:tcMar>
           </w:tcPr>
           <w:p>
             <w:pPr>
+              <w:spacing w:after="10" w:line="252" w:lineRule="auto"/>
               <w:jc w:val="right"/>
             </w:pPr>
             <w:r>
               <w:rPr>
-                <w:b/>
-                <w:sz w:val="19"/>
+                <w:sz w:val="16"/>
               </w:rPr>
-              <w:t>15</w:t>
+              <w:t>12</w:t>
             </w:r>
           </w:p>
         </w:tc>
@@ -1510,239 +2236,41 @@
         <w:tc>
           <w:tcPr>
             <w:tcW w:w="4680" w:type="dxa"/>
+            <w:tcMar>
+              <w:top w:w="20" w:type="dxa"/>
+              <w:bottom w:w="20" w:type="dxa"/>
+            </w:tcMar>
           </w:tcPr>
           <w:p>
+            <w:pPr>
+              <w:spacing w:after="10" w:line="252" w:lineRule="auto"/>
+            </w:pPr>
             <w:r>
               <w:rPr>
-                <w:sz w:val="19"/>
+                <w:sz w:val="16"/>
               </w:rPr>
-              <w:t xml:space="preserve">  7.1 FastAPI REST API Design &amp; Native Bcrypt Authentication</w:t>
+              <w:t xml:space="preserve">  • Academic References &amp; Formal Bibliography</w:t>
             </w:r>
           </w:p>
         </w:tc>
         <w:tc>
           <w:tcPr>
             <w:tcW w:w="4680" w:type="dxa"/>
+            <w:tcMar>
+              <w:top w:w="20" w:type="dxa"/>
+              <w:bottom w:w="20" w:type="dxa"/>
+            </w:tcMar>
           </w:tcPr>
           <w:p>
             <w:pPr>
+              <w:spacing w:after="10" w:line="252" w:lineRule="auto"/>
               <w:jc w:val="right"/>
             </w:pPr>
             <w:r>
               <w:rPr>
-                <w:sz w:val="19"/>
+                <w:sz w:val="16"/>
               </w:rPr>
-              <w:t>15</w:t>
-            </w:r>
-          </w:p>
-        </w:tc>
-      </w:tr>
-      <w:tr>
-        <w:trPr>
-          <w:jc w:val="center"/>
-        </w:trPr>
-        <w:tc>
-          <w:tcPr>
-            <w:tcW w:w="4680" w:type="dxa"/>
-          </w:tcPr>
-          <w:p>
-            <w:r>
-              <w:rPr>
-                <w:sz w:val="19"/>
-              </w:rPr>
-              <w:t xml:space="preserve">  7.2 React / Vite / Tailwind CSS Dual-Portal Interface</w:t>
-            </w:r>
-          </w:p>
-        </w:tc>
-        <w:tc>
-          <w:tcPr>
-            <w:tcW w:w="4680" w:type="dxa"/>
-          </w:tcPr>
-          <w:p>
-            <w:pPr>
-              <w:jc w:val="right"/>
-            </w:pPr>
-            <w:r>
-              <w:rPr>
-                <w:sz w:val="19"/>
-              </w:rPr>
-              <w:t>16</w:t>
-            </w:r>
-          </w:p>
-        </w:tc>
-      </w:tr>
-      <w:tr>
-        <w:trPr>
-          <w:jc w:val="center"/>
-        </w:trPr>
-        <w:tc>
-          <w:tcPr>
-            <w:tcW w:w="4680" w:type="dxa"/>
-          </w:tcPr>
-          <w:p>
-            <w:r>
-              <w:rPr>
-                <w:b/>
-                <w:sz w:val="19"/>
-              </w:rPr>
-              <w:t>Chapter 8: Testing, Verification &amp; Performance Evaluation</w:t>
-            </w:r>
-          </w:p>
-        </w:tc>
-        <w:tc>
-          <w:tcPr>
-            <w:tcW w:w="4680" w:type="dxa"/>
-          </w:tcPr>
-          <w:p>
-            <w:pPr>
-              <w:jc w:val="right"/>
-            </w:pPr>
-            <w:r>
-              <w:rPr>
-                <w:b/>
-                <w:sz w:val="19"/>
-              </w:rPr>
-              <w:t>18</w:t>
-            </w:r>
-          </w:p>
-        </w:tc>
-      </w:tr>
-      <w:tr>
-        <w:trPr>
-          <w:jc w:val="center"/>
-        </w:trPr>
-        <w:tc>
-          <w:tcPr>
-            <w:tcW w:w="4680" w:type="dxa"/>
-          </w:tcPr>
-          <w:p>
-            <w:r>
-              <w:rPr>
-                <w:sz w:val="19"/>
-              </w:rPr>
-              <w:t xml:space="preserve">  8.1 Test Suites &amp; Verification Methodology</w:t>
-            </w:r>
-          </w:p>
-        </w:tc>
-        <w:tc>
-          <w:tcPr>
-            <w:tcW w:w="4680" w:type="dxa"/>
-          </w:tcPr>
-          <w:p>
-            <w:pPr>
-              <w:jc w:val="right"/>
-            </w:pPr>
-            <w:r>
-              <w:rPr>
-                <w:sz w:val="19"/>
-              </w:rPr>
-              <w:t>18</w:t>
-            </w:r>
-          </w:p>
-        </w:tc>
-      </w:tr>
-      <w:tr>
-        <w:trPr>
-          <w:jc w:val="center"/>
-        </w:trPr>
-        <w:tc>
-          <w:tcPr>
-            <w:tcW w:w="4680" w:type="dxa"/>
-          </w:tcPr>
-          <w:p>
-            <w:r>
-              <w:rPr>
-                <w:sz w:val="19"/>
-              </w:rPr>
-              <w:t xml:space="preserve">  8.2 27/27 Test Results Summary &amp; Latency Benchmarks</w:t>
-            </w:r>
-          </w:p>
-        </w:tc>
-        <w:tc>
-          <w:tcPr>
-            <w:tcW w:w="4680" w:type="dxa"/>
-          </w:tcPr>
-          <w:p>
-            <w:pPr>
-              <w:jc w:val="right"/>
-            </w:pPr>
-            <w:r>
-              <w:rPr>
-                <w:sz w:val="19"/>
-              </w:rPr>
-              <w:t>19</w:t>
-            </w:r>
-          </w:p>
-        </w:tc>
-      </w:tr>
-      <w:tr>
-        <w:trPr>
-          <w:jc w:val="center"/>
-        </w:trPr>
-        <w:tc>
-          <w:tcPr>
-            <w:tcW w:w="4680" w:type="dxa"/>
-          </w:tcPr>
-          <w:p>
-            <w:r>
-              <w:rPr>
-                <w:b/>
-                <w:sz w:val="19"/>
-              </w:rPr>
-              <w:t>Chapter 9: Conclusion &amp; Future Scope</w:t>
-            </w:r>
-          </w:p>
-        </w:tc>
-        <w:tc>
-          <w:tcPr>
-            <w:tcW w:w="4680" w:type="dxa"/>
-          </w:tcPr>
-          <w:p>
-            <w:pPr>
-              <w:jc w:val="right"/>
-            </w:pPr>
-            <w:r>
-              <w:rPr>
-                <w:b/>
-                <w:sz w:val="19"/>
-              </w:rPr>
-              <w:t>20</w:t>
-            </w:r>
-          </w:p>
-        </w:tc>
-      </w:tr>
-      <w:tr>
-        <w:trPr>
-          <w:jc w:val="center"/>
-        </w:trPr>
-        <w:tc>
-          <w:tcPr>
-            <w:tcW w:w="4680" w:type="dxa"/>
-          </w:tcPr>
-          <w:p>
-            <w:r>
-              <w:rPr>
-                <w:b/>
-                <w:sz w:val="19"/>
-              </w:rPr>
-              <w:t>References &amp; Bibliography</w:t>
-            </w:r>
-          </w:p>
-        </w:tc>
-        <w:tc>
-          <w:tcPr>
-            <w:tcW w:w="4680" w:type="dxa"/>
-          </w:tcPr>
-          <w:p>
-            <w:pPr>
-              <w:jc w:val="right"/>
-            </w:pPr>
-            <w:r>
-              <w:rPr>
-                <w:b/>
-                <w:sz w:val="19"/>
-              </w:rPr>
-              <w:t>21</w:t>
+              <w:t>12</w:t>
             </w:r>
           </w:p>
         </w:tc>
@@ -1756,13 +2284,13 @@
     <w:p>
       <w:pPr>
         <w:keepNext/>
-        <w:spacing w:before="360"/>
+        <w:spacing w:before="160" w:after="60"/>
       </w:pPr>
       <w:r>
         <w:rPr>
           <w:b/>
-          <w:color w:val="1E3A8A"/>
-          <w:sz w:val="32"/>
+          <w:color w:val="111827"/>
+          <w:sz w:val="28"/>
         </w:rPr>
         <w:lastRenderedPageBreak/>
         <w:t>CHAPTER 1: INTRODUCTION</w:t>
@@ -1771,214 +2299,81 @@
     <w:p>
       <w:pPr>
         <w:keepNext/>
-        <w:spacing w:before="280" w:after="80"/>
+        <w:spacing w:before="120" w:after="40"/>
       </w:pPr>
       <w:r>
         <w:rPr>
           <w:b/>
-          <w:color w:val="0D9488"/>
-          <w:sz w:val="26"/>
+          <w:sz w:val="23"/>
         </w:rPr>
         <w:t>1.1 Background &amp; Context</w:t>
       </w:r>
     </w:p>
     <w:p>
+      <w:pPr>
+        <w:spacing w:after="60"/>
+      </w:pPr>
       <w:r>
-        <w:t>In modern media ecosystems such as Netflix, Amazon Prime, and Disney+, user engagement produces continuous streams of high-velocity interactions: ratings, bookmarks, watch-time histories, and semantic keywords. Extracting business value from these operational streams requires two distinct architectural pillars:</w:t>
+        <w:t>Digital entertainment streaming platforms generate massive streams of operational interactions: ratings, searches, reviews, and qualitative tagging. Deriving strategic business intelligence from these signals requires two distinct database paradigms: Online Transaction Processing (OLTP) for atomic point operations, and Online Analytical Processing (OLAP) for historical decision support.</w:t>
       </w:r>
     </w:p>
     <w:p>
       <w:pPr>
-        <w:pStyle w:val="ListBullet"/>
-        <w:spacing w:after="60"/>
+        <w:keepNext/>
+        <w:spacing w:before="120" w:after="40"/>
       </w:pPr>
       <w:r>
         <w:rPr>
           <w:b/>
-          <w:color w:val="0F172A"/>
+          <w:sz w:val="23"/>
         </w:rPr>
-        <w:t xml:space="preserve">Operational Pillar: </w:t>
-      </w:r>
-      <w:r>
-        <w:t>Online Transaction Processing (OLTP): Handles low-latency atomic writes (e.g., logging a rating or registering an account).</w:t>
+        <w:t>1.2 Problem Statement &amp; Project Objectives</w:t>
       </w:r>
     </w:p>
     <w:p>
       <w:pPr>
-        <w:pStyle w:val="ListBullet"/>
         <w:spacing w:after="60"/>
+      </w:pPr>
+      <w:r>
+        <w:t xml:space="preserve">Performing multi-attribute aggregations directly on normalized relational tables causes severe query latency due to expensive multi-table Cartesian joins across millions of rows, while introducing lock contention on active user tables. CineVault resolves this by: (1) Designing a conformed Star Schema data warehouse; (2) Engineering an automated multi-stage ETL pipeline; (3) Constructing an in-memory OLAP cube engine; (4) Integrating K-Means clustering and TF-IDF content-based recommendation algorithms; and </w:t>
+      </w:r>
+      <w:r>
+        <w:t>(5) Delivering an interactive full-stack web application.</w:t>
+      </w:r>
+    </w:p>
+    <w:p>
+      <w:pPr>
+        <w:keepNext/>
+        <w:spacing w:before="160" w:after="60"/>
       </w:pPr>
       <w:r>
         <w:rPr>
           <w:b/>
-          <w:color w:val="0F172A"/>
+          <w:color w:val="111827"/>
+          <w:sz w:val="28"/>
         </w:rPr>
-        <w:t xml:space="preserve">Analytical Pillar: </w:t>
-      </w:r>
-      <w:r>
-        <w:t>Online Analytical Processing (OLAP): Transforms relational event histories into dimensional cubes optimized for strategic aggregation, slicing, and machine-learning personalizations.</w:t>
-      </w:r>
-    </w:p>
-    <w:p>
-      <w:pPr>
-        <w:keepNext/>
-        <w:spacing w:before="280" w:after="80"/>
-      </w:pPr>
-      <w:r>
-        <w:rPr>
-          <w:b/>
-          <w:color w:val="0D9488"/>
-          <w:sz w:val="26"/>
-        </w:rPr>
-        <w:t>1.2 Problem Statement</w:t>
-      </w:r>
-    </w:p>
-    <w:p>
-      <w:r>
-        <w:t>Relational OLTP schemas normalize tables (3NF) to eliminate update anomalies. However, performing multidimensional aggregations directly on normalized tables results in:</w:t>
-      </w:r>
-    </w:p>
-    <w:p>
-      <w:pPr>
-        <w:pStyle w:val="ListBullet"/>
-        <w:spacing w:after="60"/>
-      </w:pPr>
-      <w:r>
-        <w:t>Severe query degradation caused by complex, multi-table Cartesian joins across millions of records.</w:t>
-      </w:r>
-    </w:p>
-    <w:p>
-      <w:pPr>
-        <w:pStyle w:val="ListBullet"/>
-        <w:spacing w:after="60"/>
-      </w:pPr>
-      <w:r>
-        <w:t>Lock contention on active operational tables, causing latency spikes for regular end-users.</w:t>
-      </w:r>
-    </w:p>
-    <w:p>
-      <w:pPr>
-        <w:pStyle w:val="ListBullet"/>
-        <w:spacing w:after="60"/>
-      </w:pPr>
-      <w:r>
-        <w:t>Absence of precomputed dimensional hierarchies (Year, Quarter, Month, Genre taxonomies) required for business intelligence.</w:t>
-      </w:r>
-    </w:p>
-    <w:p>
-      <w:pPr>
-        <w:pStyle w:val="ListBullet"/>
-        <w:spacing w:after="60"/>
-      </w:pPr>
-      <w:r>
-        <w:t>Disconnection between historical data warehouses and live predictive algorithms.</w:t>
-      </w:r>
-    </w:p>
-    <w:p>
-      <w:pPr>
-        <w:keepNext/>
-        <w:spacing w:before="280" w:after="80"/>
-      </w:pPr>
-      <w:r>
-        <w:rPr>
-          <w:b/>
-          <w:color w:val="0D9488"/>
-          <w:sz w:val="26"/>
-        </w:rPr>
-        <w:t>1.3 Project Objectives &amp; Scope</w:t>
-      </w:r>
-    </w:p>
-    <w:p>
-      <w:r>
-        <w:t>The CineVault platform bridges this gap by fulfilling the following core objectives:</w:t>
-      </w:r>
-    </w:p>
-    <w:p>
-      <w:pPr>
-        <w:pStyle w:val="ListBullet"/>
-        <w:spacing w:after="60"/>
-      </w:pPr>
-      <w:r>
-        <w:t>Design and populate a Kimball Star Schema data warehouse with verified integrity.</w:t>
-      </w:r>
-    </w:p>
-    <w:p>
-      <w:pPr>
-        <w:pStyle w:val="ListBullet"/>
-        <w:spacing w:after="60"/>
-      </w:pPr>
-      <w:r>
-        <w:t>Implement an automated Extract, Transform, Load (ETL) pipeline with data cleaning, temporal hierarchy engineering, and surrogate key assignment.</w:t>
-      </w:r>
-    </w:p>
-    <w:p>
-      <w:pPr>
-        <w:pStyle w:val="ListBullet"/>
-        <w:spacing w:after="60"/>
-      </w:pPr>
-      <w:r>
-        <w:t>Build an in-memory OLAP engine supporting Roll-Up, Drill-Down, Slice, Dice, and Pivot.</w:t>
-      </w:r>
-    </w:p>
-    <w:p>
-      <w:pPr>
-        <w:pStyle w:val="ListBullet"/>
-        <w:spacing w:after="60"/>
-      </w:pPr>
-      <w:r>
-        <w:t>Develop a K-Means clustering algorithm with dynamic Elbow method calculations for user and movie profiling.</w:t>
-      </w:r>
-    </w:p>
-    <w:p>
-      <w:pPr>
-        <w:pStyle w:val="ListBullet"/>
-        <w:spacing w:after="60"/>
-      </w:pPr>
-      <w:r>
-        <w:t>Build a TF-IDF content-based recommendation engine that harmonizes historical warehouse facts with real-time app interactions.</w:t>
-      </w:r>
-    </w:p>
-    <w:p>
-      <w:pPr>
-        <w:pStyle w:val="ListBullet"/>
-        <w:spacing w:after="60"/>
-      </w:pPr>
-      <w:r>
-        <w:t>Deliver a production-ready web application with dual Admin Analytics and User Discovery portals.</w:t>
-      </w:r>
-    </w:p>
-    <w:p>
-      <w:pPr>
-        <w:keepNext/>
-        <w:spacing w:before="360"/>
-      </w:pPr>
-      <w:r>
-        <w:rPr>
-          <w:b/>
-          <w:color w:val="1E3A8A"/>
-          <w:sz w:val="32"/>
-        </w:rPr>
-        <w:lastRenderedPageBreak/>
         <w:t>CHAPTER 2: THEORETICAL FOUNDATIONS &amp; LITERATURE REVIEW</w:t>
       </w:r>
     </w:p>
     <w:p>
       <w:pPr>
         <w:keepNext/>
-        <w:spacing w:before="280" w:after="80"/>
+        <w:spacing w:before="120" w:after="40"/>
       </w:pPr>
       <w:r>
         <w:rPr>
           <w:b/>
-          <w:color w:val="0D9488"/>
-          <w:sz w:val="26"/>
+          <w:sz w:val="23"/>
         </w:rPr>
         <w:t>2.1 OLTP vs. OLAP Paradigms</w:t>
       </w:r>
     </w:p>
     <w:p>
+      <w:pPr>
+        <w:spacing w:after="60"/>
+      </w:pPr>
       <w:r>
-        <w:t>The table below summarizes the key architectural distinctions between transactional and analytical systems:</w:t>
+        <w:t>The table below contrasts operational transactional systems with analytical data warehouses:</w:t>
       </w:r>
     </w:p>
     <w:tbl>
@@ -2001,26 +2396,29 @@
           <w:tcPr>
             <w:tcW w:w="3120" w:type="dxa"/>
             <w:tcBorders>
-              <w:top w:val="single" w:sz="4" w:space="0" w:color="CBD5E1"/>
-              <w:bottom w:val="single" w:sz="4" w:space="0" w:color="CBD5E1"/>
+              <w:top w:val="single" w:sz="4" w:space="0" w:color="D1D5DB"/>
+              <w:bottom w:val="single" w:sz="4" w:space="0" w:color="D1D5DB"/>
             </w:tcBorders>
-            <w:shd w:val="clear" w:color="auto" w:fill="1E3A8A"/>
+            <w:shd w:val="clear" w:color="auto" w:fill="F3F4F6"/>
             <w:tcMar>
-              <w:top w:w="120" w:type="dxa"/>
-              <w:left w:w="160" w:type="dxa"/>
-              <w:bottom w:w="120" w:type="dxa"/>
-              <w:right w:w="160" w:type="dxa"/>
+              <w:top w:w="80" w:type="dxa"/>
+              <w:left w:w="120" w:type="dxa"/>
+              <w:bottom w:w="80" w:type="dxa"/>
+              <w:right w:w="120" w:type="dxa"/>
             </w:tcMar>
             <w:vAlign w:val="center"/>
           </w:tcPr>
           <w:p>
+            <w:pPr>
+              <w:spacing w:after="20"/>
+            </w:pPr>
             <w:r>
               <w:rPr>
                 <w:b/>
-                <w:color w:val="FFFFFF"/>
-                <w:sz w:val="19"/>
+                <w:color w:val="111827"/>
+                <w:sz w:val="18"/>
               </w:rPr>
-              <w:t>Feature / Dimension</w:t>
+              <w:t>Dimension</w:t>
             </w:r>
           </w:p>
         </w:tc>
@@ -2028,26 +2426,29 @@
           <w:tcPr>
             <w:tcW w:w="3120" w:type="dxa"/>
             <w:tcBorders>
-              <w:top w:val="single" w:sz="4" w:space="0" w:color="CBD5E1"/>
-              <w:bottom w:val="single" w:sz="4" w:space="0" w:color="CBD5E1"/>
+              <w:top w:val="single" w:sz="4" w:space="0" w:color="D1D5DB"/>
+              <w:bottom w:val="single" w:sz="4" w:space="0" w:color="D1D5DB"/>
             </w:tcBorders>
-            <w:shd w:val="clear" w:color="auto" w:fill="1E3A8A"/>
+            <w:shd w:val="clear" w:color="auto" w:fill="F3F4F6"/>
             <w:tcMar>
-              <w:top w:w="120" w:type="dxa"/>
-              <w:left w:w="160" w:type="dxa"/>
-              <w:bottom w:w="120" w:type="dxa"/>
-              <w:right w:w="160" w:type="dxa"/>
+              <w:top w:w="80" w:type="dxa"/>
+              <w:left w:w="120" w:type="dxa"/>
+              <w:bottom w:w="80" w:type="dxa"/>
+              <w:right w:w="120" w:type="dxa"/>
             </w:tcMar>
             <w:vAlign w:val="center"/>
           </w:tcPr>
           <w:p>
+            <w:pPr>
+              <w:spacing w:after="20"/>
+            </w:pPr>
             <w:r>
               <w:rPr>
                 <w:b/>
-                <w:color w:val="FFFFFF"/>
-                <w:sz w:val="19"/>
+                <w:color w:val="111827"/>
+                <w:sz w:val="18"/>
               </w:rPr>
-              <w:t>OLTP (Operational Layer)</w:t>
+              <w:t>OLTP (Transactional Layer)</w:t>
             </w:r>
           </w:p>
         </w:tc>
@@ -2055,24 +2456,27 @@
           <w:tcPr>
             <w:tcW w:w="3120" w:type="dxa"/>
             <w:tcBorders>
-              <w:top w:val="single" w:sz="4" w:space="0" w:color="CBD5E1"/>
-              <w:bottom w:val="single" w:sz="4" w:space="0" w:color="CBD5E1"/>
+              <w:top w:val="single" w:sz="4" w:space="0" w:color="D1D5DB"/>
+              <w:bottom w:val="single" w:sz="4" w:space="0" w:color="D1D5DB"/>
             </w:tcBorders>
-            <w:shd w:val="clear" w:color="auto" w:fill="1E3A8A"/>
+            <w:shd w:val="clear" w:color="auto" w:fill="F3F4F6"/>
             <w:tcMar>
-              <w:top w:w="120" w:type="dxa"/>
-              <w:left w:w="160" w:type="dxa"/>
-              <w:bottom w:w="120" w:type="dxa"/>
-              <w:right w:w="160" w:type="dxa"/>
+              <w:top w:w="80" w:type="dxa"/>
+              <w:left w:w="120" w:type="dxa"/>
+              <w:bottom w:w="80" w:type="dxa"/>
+              <w:right w:w="120" w:type="dxa"/>
             </w:tcMar>
             <w:vAlign w:val="center"/>
           </w:tcPr>
           <w:p>
+            <w:pPr>
+              <w:spacing w:after="20"/>
+            </w:pPr>
             <w:r>
               <w:rPr>
                 <w:b/>
-                <w:color w:val="FFFFFF"/>
-                <w:sz w:val="19"/>
+                <w:color w:val="111827"/>
+                <w:sz w:val="18"/>
               </w:rPr>
               <w:t>OLAP (Analytical Layer)</w:t>
             </w:r>
@@ -2088,24 +2492,27 @@
           <w:tcPr>
             <w:tcW w:w="3120" w:type="dxa"/>
             <w:tcBorders>
-              <w:top w:val="single" w:sz="4" w:space="0" w:color="CBD5E1"/>
-              <w:bottom w:val="single" w:sz="4" w:space="0" w:color="CBD5E1"/>
+              <w:top w:val="single" w:sz="4" w:space="0" w:color="D1D5DB"/>
+              <w:bottom w:val="single" w:sz="4" w:space="0" w:color="D1D5DB"/>
             </w:tcBorders>
-            <w:shd w:val="clear" w:color="auto" w:fill="F8FAFC"/>
+            <w:shd w:val="clear" w:color="auto" w:fill="FAFAFA"/>
             <w:tcMar>
-              <w:top w:w="120" w:type="dxa"/>
-              <w:left w:w="160" w:type="dxa"/>
-              <w:bottom w:w="120" w:type="dxa"/>
-              <w:right w:w="160" w:type="dxa"/>
+              <w:top w:w="80" w:type="dxa"/>
+              <w:left w:w="120" w:type="dxa"/>
+              <w:bottom w:w="80" w:type="dxa"/>
+              <w:right w:w="120" w:type="dxa"/>
             </w:tcMar>
             <w:vAlign w:val="center"/>
           </w:tcPr>
           <w:p>
+            <w:pPr>
+              <w:spacing w:after="20"/>
+            </w:pPr>
             <w:r>
               <w:rPr>
-                <w:sz w:val="18"/>
+                <w:sz w:val="17"/>
               </w:rPr>
-              <w:t>Primary Focus</w:t>
+              <w:t>Primary Goal</w:t>
             </w:r>
           </w:p>
         </w:tc>
@@ -2113,24 +2520,27 @@
           <w:tcPr>
             <w:tcW w:w="3120" w:type="dxa"/>
             <w:tcBorders>
-              <w:top w:val="single" w:sz="4" w:space="0" w:color="CBD5E1"/>
-              <w:bottom w:val="single" w:sz="4" w:space="0" w:color="CBD5E1"/>
+              <w:top w:val="single" w:sz="4" w:space="0" w:color="D1D5DB"/>
+              <w:bottom w:val="single" w:sz="4" w:space="0" w:color="D1D5DB"/>
             </w:tcBorders>
-            <w:shd w:val="clear" w:color="auto" w:fill="F8FAFC"/>
+            <w:shd w:val="clear" w:color="auto" w:fill="FAFAFA"/>
             <w:tcMar>
-              <w:top w:w="120" w:type="dxa"/>
-              <w:left w:w="160" w:type="dxa"/>
-              <w:bottom w:w="120" w:type="dxa"/>
-              <w:right w:w="160" w:type="dxa"/>
+              <w:top w:w="80" w:type="dxa"/>
+              <w:left w:w="120" w:type="dxa"/>
+              <w:bottom w:w="80" w:type="dxa"/>
+              <w:right w:w="120" w:type="dxa"/>
             </w:tcMar>
             <w:vAlign w:val="center"/>
           </w:tcPr>
           <w:p>
+            <w:pPr>
+              <w:spacing w:after="20"/>
+            </w:pPr>
             <w:r>
               <w:rPr>
-                <w:sz w:val="18"/>
+                <w:sz w:val="17"/>
               </w:rPr>
-              <w:t>Day-to-day transaction processing</w:t>
+              <w:t>Day-to-day atomic transactions</w:t>
             </w:r>
           </w:p>
         </w:tc>
@@ -2138,24 +2548,27 @@
           <w:tcPr>
             <w:tcW w:w="3120" w:type="dxa"/>
             <w:tcBorders>
-              <w:top w:val="single" w:sz="4" w:space="0" w:color="CBD5E1"/>
-              <w:bottom w:val="single" w:sz="4" w:space="0" w:color="CBD5E1"/>
+              <w:top w:val="single" w:sz="4" w:space="0" w:color="D1D5DB"/>
+              <w:bottom w:val="single" w:sz="4" w:space="0" w:color="D1D5DB"/>
             </w:tcBorders>
-            <w:shd w:val="clear" w:color="auto" w:fill="F8FAFC"/>
+            <w:shd w:val="clear" w:color="auto" w:fill="FAFAFA"/>
             <w:tcMar>
-              <w:top w:w="120" w:type="dxa"/>
-              <w:left w:w="160" w:type="dxa"/>
-              <w:bottom w:w="120" w:type="dxa"/>
-              <w:right w:w="160" w:type="dxa"/>
+              <w:top w:w="80" w:type="dxa"/>
+              <w:left w:w="120" w:type="dxa"/>
+              <w:bottom w:w="80" w:type="dxa"/>
+              <w:right w:w="120" w:type="dxa"/>
             </w:tcMar>
             <w:vAlign w:val="center"/>
           </w:tcPr>
           <w:p>
+            <w:pPr>
+              <w:spacing w:after="20"/>
+            </w:pPr>
             <w:r>
               <w:rPr>
-                <w:sz w:val="18"/>
+                <w:sz w:val="17"/>
               </w:rPr>
-              <w:t>Decision support, BI, trend discovery</w:t>
+              <w:t>Historical decision support &amp; BI</w:t>
             </w:r>
           </w:p>
         </w:tc>
@@ -2169,21 +2582,24 @@
           <w:tcPr>
             <w:tcW w:w="3120" w:type="dxa"/>
             <w:tcBorders>
-              <w:top w:val="single" w:sz="4" w:space="0" w:color="CBD5E1"/>
-              <w:bottom w:val="single" w:sz="4" w:space="0" w:color="CBD5E1"/>
+              <w:top w:val="single" w:sz="4" w:space="0" w:color="D1D5DB"/>
+              <w:bottom w:val="single" w:sz="4" w:space="0" w:color="D1D5DB"/>
             </w:tcBorders>
             <w:tcMar>
-              <w:top w:w="120" w:type="dxa"/>
-              <w:left w:w="160" w:type="dxa"/>
-              <w:bottom w:w="120" w:type="dxa"/>
-              <w:right w:w="160" w:type="dxa"/>
+              <w:top w:w="80" w:type="dxa"/>
+              <w:left w:w="120" w:type="dxa"/>
+              <w:bottom w:w="80" w:type="dxa"/>
+              <w:right w:w="120" w:type="dxa"/>
             </w:tcMar>
             <w:vAlign w:val="center"/>
           </w:tcPr>
           <w:p>
+            <w:pPr>
+              <w:spacing w:after="20"/>
+            </w:pPr>
             <w:r>
               <w:rPr>
-                <w:sz w:val="18"/>
+                <w:sz w:val="17"/>
               </w:rPr>
               <w:t>Data Model</w:t>
             </w:r>
@@ -2193,21 +2609,24 @@
           <w:tcPr>
             <w:tcW w:w="3120" w:type="dxa"/>
             <w:tcBorders>
-              <w:top w:val="single" w:sz="4" w:space="0" w:color="CBD5E1"/>
-              <w:bottom w:val="single" w:sz="4" w:space="0" w:color="CBD5E1"/>
+              <w:top w:val="single" w:sz="4" w:space="0" w:color="D1D5DB"/>
+              <w:bottom w:val="single" w:sz="4" w:space="0" w:color="D1D5DB"/>
             </w:tcBorders>
             <w:tcMar>
-              <w:top w:w="120" w:type="dxa"/>
-              <w:left w:w="160" w:type="dxa"/>
-              <w:bottom w:w="120" w:type="dxa"/>
-              <w:right w:w="160" w:type="dxa"/>
+              <w:top w:w="80" w:type="dxa"/>
+              <w:left w:w="120" w:type="dxa"/>
+              <w:bottom w:w="80" w:type="dxa"/>
+              <w:right w:w="120" w:type="dxa"/>
             </w:tcMar>
             <w:vAlign w:val="center"/>
           </w:tcPr>
           <w:p>
+            <w:pPr>
+              <w:spacing w:after="20"/>
+            </w:pPr>
             <w:r>
               <w:rPr>
-                <w:sz w:val="18"/>
+                <w:sz w:val="17"/>
               </w:rPr>
               <w:t>Normalized (3NF) relational tables</w:t>
             </w:r>
@@ -2217,21 +2636,24 @@
           <w:tcPr>
             <w:tcW w:w="3120" w:type="dxa"/>
             <w:tcBorders>
-              <w:top w:val="single" w:sz="4" w:space="0" w:color="CBD5E1"/>
-              <w:bottom w:val="single" w:sz="4" w:space="0" w:color="CBD5E1"/>
+              <w:top w:val="single" w:sz="4" w:space="0" w:color="D1D5DB"/>
+              <w:bottom w:val="single" w:sz="4" w:space="0" w:color="D1D5DB"/>
             </w:tcBorders>
             <w:tcMar>
-              <w:top w:w="120" w:type="dxa"/>
-              <w:left w:w="160" w:type="dxa"/>
-              <w:bottom w:w="120" w:type="dxa"/>
-              <w:right w:w="160" w:type="dxa"/>
+              <w:top w:w="80" w:type="dxa"/>
+              <w:left w:w="120" w:type="dxa"/>
+              <w:bottom w:w="80" w:type="dxa"/>
+              <w:right w:w="120" w:type="dxa"/>
             </w:tcMar>
             <w:vAlign w:val="center"/>
           </w:tcPr>
           <w:p>
+            <w:pPr>
+              <w:spacing w:after="20"/>
+            </w:pPr>
             <w:r>
               <w:rPr>
-                <w:sz w:val="18"/>
+                <w:sz w:val="17"/>
               </w:rPr>
               <w:t>Denormalized Star Schema (Facts + Dims)</w:t>
             </w:r>
@@ -2247,22 +2669,25 @@
           <w:tcPr>
             <w:tcW w:w="3120" w:type="dxa"/>
             <w:tcBorders>
-              <w:top w:val="single" w:sz="4" w:space="0" w:color="CBD5E1"/>
-              <w:bottom w:val="single" w:sz="4" w:space="0" w:color="CBD5E1"/>
+              <w:top w:val="single" w:sz="4" w:space="0" w:color="D1D5DB"/>
+              <w:bottom w:val="single" w:sz="4" w:space="0" w:color="D1D5DB"/>
             </w:tcBorders>
-            <w:shd w:val="clear" w:color="auto" w:fill="F8FAFC"/>
+            <w:shd w:val="clear" w:color="auto" w:fill="FAFAFA"/>
             <w:tcMar>
-              <w:top w:w="120" w:type="dxa"/>
-              <w:left w:w="160" w:type="dxa"/>
-              <w:bottom w:w="120" w:type="dxa"/>
-              <w:right w:w="160" w:type="dxa"/>
+              <w:top w:w="80" w:type="dxa"/>
+              <w:left w:w="120" w:type="dxa"/>
+              <w:bottom w:w="80" w:type="dxa"/>
+              <w:right w:w="120" w:type="dxa"/>
             </w:tcMar>
             <w:vAlign w:val="center"/>
           </w:tcPr>
           <w:p>
+            <w:pPr>
+              <w:spacing w:after="20"/>
+            </w:pPr>
             <w:r>
               <w:rPr>
-                <w:sz w:val="18"/>
+                <w:sz w:val="17"/>
               </w:rPr>
               <w:t>Query Types</w:t>
             </w:r>
@@ -2272,24 +2697,27 @@
           <w:tcPr>
             <w:tcW w:w="3120" w:type="dxa"/>
             <w:tcBorders>
-              <w:top w:val="single" w:sz="4" w:space="0" w:color="CBD5E1"/>
-              <w:bottom w:val="single" w:sz="4" w:space="0" w:color="CBD5E1"/>
+              <w:top w:val="single" w:sz="4" w:space="0" w:color="D1D5DB"/>
+              <w:bottom w:val="single" w:sz="4" w:space="0" w:color="D1D5DB"/>
             </w:tcBorders>
-            <w:shd w:val="clear" w:color="auto" w:fill="F8FAFC"/>
+            <w:shd w:val="clear" w:color="auto" w:fill="FAFAFA"/>
             <w:tcMar>
-              <w:top w:w="120" w:type="dxa"/>
-              <w:left w:w="160" w:type="dxa"/>
-              <w:bottom w:w="120" w:type="dxa"/>
-              <w:right w:w="160" w:type="dxa"/>
+              <w:top w:w="80" w:type="dxa"/>
+              <w:left w:w="120" w:type="dxa"/>
+              <w:bottom w:w="80" w:type="dxa"/>
+              <w:right w:w="120" w:type="dxa"/>
             </w:tcMar>
             <w:vAlign w:val="center"/>
           </w:tcPr>
           <w:p>
+            <w:pPr>
+              <w:spacing w:after="20"/>
+            </w:pPr>
             <w:r>
               <w:rPr>
-                <w:sz w:val="18"/>
+                <w:sz w:val="17"/>
               </w:rPr>
-              <w:t>High frequency, atomic reads/writes</w:t>
+              <w:t>High frequency, row-level lookups</w:t>
             </w:r>
           </w:p>
         </w:tc>
@@ -2297,22 +2725,25 @@
           <w:tcPr>
             <w:tcW w:w="3120" w:type="dxa"/>
             <w:tcBorders>
-              <w:top w:val="single" w:sz="4" w:space="0" w:color="CBD5E1"/>
-              <w:bottom w:val="single" w:sz="4" w:space="0" w:color="CBD5E1"/>
+              <w:top w:val="single" w:sz="4" w:space="0" w:color="D1D5DB"/>
+              <w:bottom w:val="single" w:sz="4" w:space="0" w:color="D1D5DB"/>
             </w:tcBorders>
-            <w:shd w:val="clear" w:color="auto" w:fill="F8FAFC"/>
+            <w:shd w:val="clear" w:color="auto" w:fill="FAFAFA"/>
             <w:tcMar>
-              <w:top w:w="120" w:type="dxa"/>
-              <w:left w:w="160" w:type="dxa"/>
-              <w:bottom w:w="120" w:type="dxa"/>
-              <w:right w:w="160" w:type="dxa"/>
+              <w:top w:w="80" w:type="dxa"/>
+              <w:left w:w="120" w:type="dxa"/>
+              <w:bottom w:w="80" w:type="dxa"/>
+              <w:right w:w="120" w:type="dxa"/>
             </w:tcMar>
             <w:vAlign w:val="center"/>
           </w:tcPr>
           <w:p>
+            <w:pPr>
+              <w:spacing w:after="20"/>
+            </w:pPr>
             <w:r>
               <w:rPr>
-                <w:sz w:val="18"/>
+                <w:sz w:val="17"/>
               </w:rPr>
               <w:t>Complex multi-attribute aggregations</w:t>
             </w:r>
@@ -2328,100 +2759,24 @@
           <w:tcPr>
             <w:tcW w:w="3120" w:type="dxa"/>
             <w:tcBorders>
-              <w:top w:val="single" w:sz="4" w:space="0" w:color="CBD5E1"/>
-              <w:bottom w:val="single" w:sz="4" w:space="0" w:color="CBD5E1"/>
+              <w:top w:val="single" w:sz="4" w:space="0" w:color="D1D5DB"/>
+              <w:bottom w:val="single" w:sz="4" w:space="0" w:color="D1D5DB"/>
             </w:tcBorders>
             <w:tcMar>
-              <w:top w:w="120" w:type="dxa"/>
-              <w:left w:w="160" w:type="dxa"/>
-              <w:bottom w:w="120" w:type="dxa"/>
-              <w:right w:w="160" w:type="dxa"/>
+              <w:top w:w="80" w:type="dxa"/>
+              <w:left w:w="120" w:type="dxa"/>
+              <w:bottom w:w="80" w:type="dxa"/>
+              <w:right w:w="120" w:type="dxa"/>
             </w:tcMar>
             <w:vAlign w:val="center"/>
           </w:tcPr>
           <w:p>
+            <w:pPr>
+              <w:spacing w:after="20"/>
+            </w:pPr>
             <w:r>
               <w:rPr>
-                <w:sz w:val="18"/>
-              </w:rPr>
-              <w:t>Data Horizon</w:t>
-            </w:r>
-          </w:p>
-        </w:tc>
-        <w:tc>
-          <w:tcPr>
-            <w:tcW w:w="3120" w:type="dxa"/>
-            <w:tcBorders>
-              <w:top w:val="single" w:sz="4" w:space="0" w:color="CBD5E1"/>
-              <w:bottom w:val="single" w:sz="4" w:space="0" w:color="CBD5E1"/>
-            </w:tcBorders>
-            <w:tcMar>
-              <w:top w:w="120" w:type="dxa"/>
-              <w:left w:w="160" w:type="dxa"/>
-              <w:bottom w:w="120" w:type="dxa"/>
-              <w:right w:w="160" w:type="dxa"/>
-            </w:tcMar>
-            <w:vAlign w:val="center"/>
-          </w:tcPr>
-          <w:p>
-            <w:r>
-              <w:rPr>
-                <w:sz w:val="18"/>
-              </w:rPr>
-              <w:t>Current, immediate snapshot</w:t>
-            </w:r>
-          </w:p>
-        </w:tc>
-        <w:tc>
-          <w:tcPr>
-            <w:tcW w:w="3120" w:type="dxa"/>
-            <w:tcBorders>
-              <w:top w:val="single" w:sz="4" w:space="0" w:color="CBD5E1"/>
-              <w:bottom w:val="single" w:sz="4" w:space="0" w:color="CBD5E1"/>
-            </w:tcBorders>
-            <w:tcMar>
-              <w:top w:w="120" w:type="dxa"/>
-              <w:left w:w="160" w:type="dxa"/>
-              <w:bottom w:w="120" w:type="dxa"/>
-              <w:right w:w="160" w:type="dxa"/>
-            </w:tcMar>
-            <w:vAlign w:val="center"/>
-          </w:tcPr>
-          <w:p>
-            <w:r>
-              <w:rPr>
-                <w:sz w:val="18"/>
-              </w:rPr>
-              <w:t>Multi-year historical event repository</w:t>
-            </w:r>
-          </w:p>
-        </w:tc>
-      </w:tr>
-      <w:tr>
-        <w:trPr>
-          <w:cantSplit/>
-          <w:jc w:val="center"/>
-        </w:trPr>
-        <w:tc>
-          <w:tcPr>
-            <w:tcW w:w="3120" w:type="dxa"/>
-            <w:tcBorders>
-              <w:top w:val="single" w:sz="4" w:space="0" w:color="CBD5E1"/>
-              <w:bottom w:val="single" w:sz="4" w:space="0" w:color="CBD5E1"/>
-            </w:tcBorders>
-            <w:shd w:val="clear" w:color="auto" w:fill="F8FAFC"/>
-            <w:tcMar>
-              <w:top w:w="120" w:type="dxa"/>
-              <w:left w:w="160" w:type="dxa"/>
-              <w:bottom w:w="120" w:type="dxa"/>
-              <w:right w:w="160" w:type="dxa"/>
-            </w:tcMar>
-            <w:vAlign w:val="center"/>
-          </w:tcPr>
-          <w:p>
-            <w:r>
-              <w:rPr>
-                <w:sz w:val="18"/>
+                <w:sz w:val="17"/>
               </w:rPr>
               <w:t>Optimization</w:t>
             </w:r>
@@ -2431,24 +2786,26 @@
           <w:tcPr>
             <w:tcW w:w="3120" w:type="dxa"/>
             <w:tcBorders>
-              <w:top w:val="single" w:sz="4" w:space="0" w:color="CBD5E1"/>
-              <w:bottom w:val="single" w:sz="4" w:space="0" w:color="CBD5E1"/>
+              <w:top w:val="single" w:sz="4" w:space="0" w:color="D1D5DB"/>
+              <w:bottom w:val="single" w:sz="4" w:space="0" w:color="D1D5DB"/>
             </w:tcBorders>
-            <w:shd w:val="clear" w:color="auto" w:fill="F8FAFC"/>
             <w:tcMar>
-              <w:top w:w="120" w:type="dxa"/>
-              <w:left w:w="160" w:type="dxa"/>
-              <w:bottom w:w="120" w:type="dxa"/>
-              <w:right w:w="160" w:type="dxa"/>
+              <w:top w:w="80" w:type="dxa"/>
+              <w:left w:w="120" w:type="dxa"/>
+              <w:bottom w:w="80" w:type="dxa"/>
+              <w:right w:w="120" w:type="dxa"/>
             </w:tcMar>
             <w:vAlign w:val="center"/>
           </w:tcPr>
           <w:p>
+            <w:pPr>
+              <w:spacing w:after="20"/>
+            </w:pPr>
             <w:r>
               <w:rPr>
-                <w:sz w:val="18"/>
+                <w:sz w:val="17"/>
               </w:rPr>
-              <w:t>ACID guarantees, minimal write lock</w:t>
+              <w:t>ACID guarantees, low write latency</w:t>
             </w:r>
           </w:p>
         </w:tc>
@@ -2456,24 +2813,26 @@
           <w:tcPr>
             <w:tcW w:w="3120" w:type="dxa"/>
             <w:tcBorders>
-              <w:top w:val="single" w:sz="4" w:space="0" w:color="CBD5E1"/>
-              <w:bottom w:val="single" w:sz="4" w:space="0" w:color="CBD5E1"/>
+              <w:top w:val="single" w:sz="4" w:space="0" w:color="D1D5DB"/>
+              <w:bottom w:val="single" w:sz="4" w:space="0" w:color="D1D5DB"/>
             </w:tcBorders>
-            <w:shd w:val="clear" w:color="auto" w:fill="F8FAFC"/>
             <w:tcMar>
-              <w:top w:w="120" w:type="dxa"/>
-              <w:left w:w="160" w:type="dxa"/>
-              <w:bottom w:w="120" w:type="dxa"/>
-              <w:right w:w="160" w:type="dxa"/>
+              <w:top w:w="80" w:type="dxa"/>
+              <w:left w:w="120" w:type="dxa"/>
+              <w:bottom w:w="80" w:type="dxa"/>
+              <w:right w:w="120" w:type="dxa"/>
             </w:tcMar>
             <w:vAlign w:val="center"/>
           </w:tcPr>
           <w:p>
+            <w:pPr>
+              <w:spacing w:after="20"/>
+            </w:pPr>
             <w:r>
               <w:rPr>
-                <w:sz w:val="18"/>
+                <w:sz w:val="17"/>
               </w:rPr>
-              <w:t>Fast sequential scans, group-by latency</w:t>
+              <w:t>Fast sequential scans, group-by speed</w:t>
             </w:r>
           </w:p>
         </w:tc>
@@ -2482,131 +2841,22 @@
     <w:p>
       <w:pPr>
         <w:keepNext/>
-        <w:spacing w:before="280" w:after="80"/>
+        <w:spacing w:before="120" w:after="40"/>
       </w:pPr>
       <w:r>
         <w:rPr>
           <w:b/>
-          <w:color w:val="0D9488"/>
-          <w:sz w:val="26"/>
+          <w:sz w:val="23"/>
         </w:rPr>
-        <w:t>2.2 Dimensional Modeling: Star vs. Snowflake Schema</w:t>
+        <w:t>2.2 Ralph Kimball Dimensional Modeling &amp; Cube Operations</w:t>
       </w:r>
     </w:p>
     <w:p>
+      <w:pPr>
+        <w:spacing w:after="60"/>
+      </w:pPr>
       <w:r>
-        <w:t>Ralph Kimball established dimensional modeling as the gold standard for enterprise data warehousing. While the Snowflake schema normalizes dimension tables into hierarchies (introducing join complexity), the Star Schema places a denormalized fact table at the center with direct, single-hop foreign keys to dimension tables. CineVault adopts the Star Schema because it maximizes query throughput and simplifies OLAP cube aggregations.</w:t>
-      </w:r>
-    </w:p>
-    <w:p>
-      <w:pPr>
-        <w:keepNext/>
-        <w:spacing w:before="280" w:after="80"/>
-      </w:pPr>
-      <w:r>
-        <w:rPr>
-          <w:b/>
-          <w:color w:val="0D9488"/>
-          <w:sz w:val="26"/>
-        </w:rPr>
-        <w:t>2.3 Multidimensional OLAP Cube Operations</w:t>
-      </w:r>
-    </w:p>
-    <w:p>
-      <w:pPr>
-        <w:pStyle w:val="ListBullet"/>
-        <w:spacing w:after="60"/>
-      </w:pPr>
-      <w:r>
-        <w:t>Roll-Up: Climbs up the dimensional hierarchy (e.g., aggregating daily ratings to Year-level totals).</w:t>
-      </w:r>
-    </w:p>
-    <w:p>
-      <w:pPr>
-        <w:pStyle w:val="ListBullet"/>
-        <w:spacing w:after="60"/>
-      </w:pPr>
-      <w:r>
-        <w:t>Drill-Down: Descends the hierarchy into granular slices (e.g., viewing monthly breakdown for Year 2015).</w:t>
-      </w:r>
-    </w:p>
-    <w:p>
-      <w:pPr>
-        <w:pStyle w:val="ListBullet"/>
-        <w:spacing w:after="60"/>
-      </w:pPr>
-      <w:r>
-        <w:t>Slice: Isolates a sub-cube by fixing one dimension (e.g., Genre = 'Action').</w:t>
-      </w:r>
-    </w:p>
-    <w:p>
-      <w:pPr>
-        <w:pStyle w:val="ListBullet"/>
-        <w:spacing w:after="60"/>
-      </w:pPr>
-      <w:r>
-        <w:t>Dice: Isolates a sub-cube across multiple dimensions simultaneously (e.g., Genre IN ('Action', 'Sci-Fi') AND Year &gt;= 2015).</w:t>
-      </w:r>
-    </w:p>
-    <w:p>
-      <w:pPr>
-        <w:pStyle w:val="ListBullet"/>
-        <w:spacing w:after="60"/>
-      </w:pPr>
-      <w:r>
-        <w:t>Pivot: Rotates axes to display cross-tabulated views (e.g., Genres as rows and Years as columns).</w:t>
-      </w:r>
-    </w:p>
-    <w:p>
-      <w:pPr>
-        <w:keepNext/>
-        <w:spacing w:before="280" w:after="80"/>
-      </w:pPr>
-      <w:r>
-        <w:rPr>
-          <w:b/>
-          <w:color w:val="0D9488"/>
-          <w:sz w:val="26"/>
-        </w:rPr>
-        <w:t>2.4 Data Mining: Clustering &amp; Content-Based Filtering</w:t>
-      </w:r>
-    </w:p>
-    <w:p>
-      <w:r>
-        <w:t>Data mining algorithms extract actionable behavioral patterns:</w:t>
-      </w:r>
-    </w:p>
-    <w:p>
-      <w:pPr>
-        <w:pStyle w:val="ListBullet"/>
-        <w:spacing w:after="60"/>
-      </w:pPr>
-      <w:r>
-        <w:rPr>
-          <w:b/>
-          <w:color w:val="0F172A"/>
-        </w:rPr>
-        <w:lastRenderedPageBreak/>
-        <w:t xml:space="preserve">Clustering: </w:t>
-      </w:r>
-      <w:r>
-        <w:t>K-Means Clustering: Partitions observations into K clusters by minimizing within-cluster sum of squares (inertia). Dynamic Elbow analysis evaluates inertia drops across k=1 to 10 to establish the mathematical inflection point.</w:t>
-      </w:r>
-    </w:p>
-    <w:p>
-      <w:pPr>
-        <w:pStyle w:val="ListBullet"/>
-        <w:spacing w:after="60"/>
-      </w:pPr>
-      <w:r>
-        <w:rPr>
-          <w:b/>
-          <w:color w:val="0F172A"/>
-        </w:rPr>
-        <w:t xml:space="preserve">Recommendation: </w:t>
-      </w:r>
-      <w:r>
-        <w:t>TF-IDF Vector Space Model: Represents movies as high-dimensional term vectors computed from combined genres and tags. Cosine similarity calculates angular distance to rank recommendations.</w:t>
+        <w:t>Dimensional modeling separates business measurements (Fact Tables) from descriptive business contexts (Dimension Tables). Denormalizing dimensions directly around a central fact table minimizes query join hops. On top of the star schema, Multidimensional OLAP Cube operations enable interactive data exploration: Roll-Up aggregates up hierarchies; Drill-Down reveals granular breakdowns; Slice filters on a single dimension; Dice isolates multi-dimensional sub-cubes; and Pivot rotates dimensions across axes.</w:t>
       </w:r>
     </w:p>
     <w:p>
@@ -2617,275 +2867,58 @@
     <w:p>
       <w:pPr>
         <w:keepNext/>
-        <w:spacing w:before="360"/>
+        <w:spacing w:before="160" w:after="60"/>
       </w:pPr>
       <w:r>
         <w:rPr>
           <w:b/>
-          <w:color w:val="1E3A8A"/>
-          <w:sz w:val="32"/>
+          <w:color w:val="111827"/>
+          <w:sz w:val="28"/>
         </w:rPr>
         <w:lastRenderedPageBreak/>
-        <w:t>CHAPTER 3: SYSTEM REQUIREMENTS &amp; ARCHITECTURE</w:t>
+        <w:t>CHAPTER 3: SYSTEM ARCHITECTURE &amp; DIMENSIONAL DESIGN</w:t>
       </w:r>
     </w:p>
     <w:p>
       <w:pPr>
         <w:keepNext/>
-        <w:spacing w:before="280" w:after="80"/>
+        <w:spacing w:before="120" w:after="40"/>
       </w:pPr>
       <w:r>
         <w:rPr>
           <w:b/>
-          <w:color w:val="0D9488"/>
-          <w:sz w:val="26"/>
+          <w:sz w:val="23"/>
         </w:rPr>
-        <w:t>3.1 System Specifications</w:t>
+        <w:t>3.1 Three-Tier Decoupled Architecture</w:t>
       </w:r>
     </w:p>
     <w:p>
+      <w:pPr>
+        <w:spacing w:after="60"/>
+      </w:pPr>
       <w:r>
-        <w:t>The platform is developed and tested on Windows 11 with Python 3.11, FastAPI, Node.js 20, Vite, React 18, and Tailwind CSS. The persistent store is an optimized SQLite database with direct SQLAlchemy connections.</w:t>
+        <w:t>CineVault implements an enterprise 3-tier decoupled architecture: (1) Presentation Tier: Built with React 18, Vite, and Tailwind CSS, providing distinct Admin Decision-Support and End-User Discovery portals; (2) Application Tier: High-performance Python 3.11 asynchronous FastAPI server hosting modular REST routers, in-memory OLAP operations, and Scikit-learn ML routines; and (3) Data Tier: SQLite storage maintaining separated OLTP transactional tables alongside a Kimball Star Schema.</w:t>
       </w:r>
     </w:p>
     <w:p>
       <w:pPr>
         <w:keepNext/>
-        <w:spacing w:before="280" w:after="80"/>
+        <w:spacing w:before="120" w:after="40"/>
       </w:pPr>
       <w:r>
         <w:rPr>
           <w:b/>
-          <w:color w:val="0D9488"/>
-          <w:sz w:val="26"/>
+          <w:sz w:val="23"/>
         </w:rPr>
-        <w:t>3.2 End-to-End Three-Tier Architecture</w:t>
+        <w:t>3.2 Conformed Star Schema Specification</w:t>
       </w:r>
     </w:p>
     <w:p>
       <w:pPr>
-        <w:pBdr>
-          <w:left w:val="single" w:sz="18" w:space="8" w:color="1E3A8A"/>
-        </w:pBdr>
-        <w:shd w:val="clear" w:color="auto" w:fill="F1F5F9"/>
-        <w:spacing w:before="80" w:after="160"/>
-        <w:ind w:left="288" w:right="288"/>
+        <w:spacing w:after="60"/>
       </w:pPr>
       <w:r>
-        <w:rPr>
-          <w:rFonts w:ascii="Consolas" w:hAnsi="Consolas"/>
-          <w:color w:val="0F172A"/>
-          <w:sz w:val="18"/>
-        </w:rPr>
-        <w:t>+---------------------------------------------------------------+</w:t>
-      </w:r>
-      <w:r>
-        <w:rPr>
-          <w:rFonts w:ascii="Consolas" w:hAnsi="Consolas"/>
-          <w:color w:val="0F172A"/>
-          <w:sz w:val="18"/>
-        </w:rPr>
-        <w:br/>
-        <w:t>|             PRESENTATION TIER (React 18 + Vite SPA)           |</w:t>
-      </w:r>
-      <w:r>
-        <w:rPr>
-          <w:rFonts w:ascii="Consolas" w:hAnsi="Consolas"/>
-          <w:color w:val="0F172A"/>
-          <w:sz w:val="18"/>
-        </w:rPr>
-        <w:br/>
-        <w:t>|  [Admin Analytics Suite]           [End-User Discovery]       |</w:t>
-      </w:r>
-      <w:r>
-        <w:rPr>
-          <w:rFonts w:ascii="Consolas" w:hAnsi="Consolas"/>
-          <w:color w:val="0F172A"/>
-          <w:sz w:val="18"/>
-        </w:rPr>
-        <w:br/>
-        <w:t>|  - OLAP Cube Interactive Controls  - Dynamic Catalog &amp; Search |</w:t>
-      </w:r>
-      <w:r>
-        <w:rPr>
-          <w:rFonts w:ascii="Consolas" w:hAnsi="Consolas"/>
-          <w:color w:val="0F172A"/>
-          <w:sz w:val="18"/>
-        </w:rPr>
-        <w:br/>
-        <w:t>|  - K-Means Scatter &amp; Elbow UI      - AI Personalized Recs     |</w:t>
-      </w:r>
-      <w:r>
-        <w:rPr>
-          <w:rFonts w:ascii="Consolas" w:hAnsi="Consolas"/>
-          <w:color w:val="0F172A"/>
-          <w:sz w:val="18"/>
-        </w:rPr>
-        <w:br/>
-        <w:t>|  - ETL Pipeline Monitoring         - My Ratings &amp; Profile     |</w:t>
-      </w:r>
-      <w:r>
-        <w:rPr>
-          <w:rFonts w:ascii="Consolas" w:hAnsi="Consolas"/>
-          <w:color w:val="0F172A"/>
-          <w:sz w:val="18"/>
-        </w:rPr>
-        <w:br/>
-        <w:t>+-------------------------------^-------------------------------+</w:t>
-      </w:r>
-      <w:r>
-        <w:rPr>
-          <w:rFonts w:ascii="Consolas" w:hAnsi="Consolas"/>
-          <w:color w:val="0F172A"/>
-          <w:sz w:val="18"/>
-        </w:rPr>
-        <w:br/>
-        <w:t xml:space="preserve">                                | Axios Reverse Proxy (/api)</w:t>
-      </w:r>
-      <w:r>
-        <w:rPr>
-          <w:rFonts w:ascii="Consolas" w:hAnsi="Consolas"/>
-          <w:color w:val="0F172A"/>
-          <w:sz w:val="18"/>
-        </w:rPr>
-        <w:br/>
-        <w:t>+-------------------------------v-------------------------------+</w:t>
-      </w:r>
-      <w:r>
-        <w:rPr>
-          <w:rFonts w:ascii="Consolas" w:hAnsi="Consolas"/>
-          <w:color w:val="0F172A"/>
-          <w:sz w:val="18"/>
-        </w:rPr>
-        <w:br/>
-        <w:t>|               APPLICATION TIER (FastAPI / Python 3.11)        |</w:t>
-      </w:r>
-      <w:r>
-        <w:rPr>
-          <w:rFonts w:ascii="Consolas" w:hAnsi="Consolas"/>
-          <w:color w:val="0F172A"/>
-          <w:sz w:val="18"/>
-        </w:rPr>
-        <w:br/>
-        <w:t>|  - Authentication (native bcrypt + JWT)                       |</w:t>
-      </w:r>
-      <w:r>
-        <w:rPr>
-          <w:rFonts w:ascii="Consolas" w:hAnsi="Consolas"/>
-          <w:color w:val="0F172A"/>
-          <w:sz w:val="18"/>
-        </w:rPr>
-        <w:br/>
-        <w:t>|  - In-Memory OLAP Engine (Roll-up, Drill-down, Slice, Pivot)  |</w:t>
-      </w:r>
-      <w:r>
-        <w:rPr>
-          <w:rFonts w:ascii="Consolas" w:hAnsi="Consolas"/>
-          <w:color w:val="0F172A"/>
-          <w:sz w:val="18"/>
-        </w:rPr>
-        <w:br/>
-        <w:t>|  - Scikit-learn K-Means &amp; TF-IDF Cosine Similarity Cache      |</w:t>
-      </w:r>
-      <w:r>
-        <w:rPr>
-          <w:rFonts w:ascii="Consolas" w:hAnsi="Consolas"/>
-          <w:color w:val="0F172A"/>
-          <w:sz w:val="18"/>
-        </w:rPr>
-        <w:br/>
-        <w:t>+-------------------------------^-------------------------------+</w:t>
-      </w:r>
-      <w:r>
-        <w:rPr>
-          <w:rFonts w:ascii="Consolas" w:hAnsi="Consolas"/>
-          <w:color w:val="0F172A"/>
-          <w:sz w:val="18"/>
-        </w:rPr>
-        <w:br/>
-        <w:t xml:space="preserve">                                | SQLAlchemy Engine</w:t>
-      </w:r>
-      <w:r>
-        <w:rPr>
-          <w:rFonts w:ascii="Consolas" w:hAnsi="Consolas"/>
-          <w:color w:val="0F172A"/>
-          <w:sz w:val="18"/>
-        </w:rPr>
-        <w:br/>
-        <w:t>+-------------------------------v-------------------------------+</w:t>
-      </w:r>
-      <w:r>
-        <w:rPr>
-          <w:rFonts w:ascii="Consolas" w:hAnsi="Consolas"/>
-          <w:color w:val="0F172A"/>
-          <w:sz w:val="18"/>
-        </w:rPr>
-        <w:br/>
-        <w:t>|                DATA TIER (SQLite: movie_dwm.db)               |</w:t>
-      </w:r>
-      <w:r>
-        <w:rPr>
-          <w:rFonts w:ascii="Consolas" w:hAnsi="Consolas"/>
-          <w:color w:val="0F172A"/>
-          <w:sz w:val="18"/>
-        </w:rPr>
-        <w:br/>
-        <w:t>|  [OLTP Tables]                     [OLAP Star Schema]         |</w:t>
-      </w:r>
-      <w:r>
-        <w:rPr>
-          <w:rFonts w:ascii="Consolas" w:hAnsi="Consolas"/>
-          <w:color w:val="0F172A"/>
-          <w:sz w:val="18"/>
-        </w:rPr>
-        <w:br/>
-        <w:t>|  - user, movie, rating, tag        - fact_rating (102,677)    |</w:t>
-      </w:r>
-      <w:r>
-        <w:rPr>
-          <w:rFonts w:ascii="Consolas" w:hAnsi="Consolas"/>
-          <w:color w:val="0F172A"/>
-          <w:sz w:val="18"/>
-        </w:rPr>
-        <w:br/>
-        <w:t>|                                    - dim_movie, dim_user      |</w:t>
-      </w:r>
-      <w:r>
-        <w:rPr>
-          <w:rFonts w:ascii="Consolas" w:hAnsi="Consolas"/>
-          <w:color w:val="0F172A"/>
-          <w:sz w:val="18"/>
-        </w:rPr>
-        <w:br/>
-        <w:t>|                                    - dim_date, dim_tag        |</w:t>
-      </w:r>
-      <w:r>
-        <w:rPr>
-          <w:rFonts w:ascii="Consolas" w:hAnsi="Consolas"/>
-          <w:color w:val="0F172A"/>
-          <w:sz w:val="18"/>
-        </w:rPr>
-        <w:br/>
-        <w:t>+---------------------------------------------------------------+</w:t>
-      </w:r>
-    </w:p>
-    <w:p>
-      <w:pPr>
-        <w:keepNext/>
-        <w:spacing w:before="280" w:after="80"/>
-      </w:pPr>
-      <w:r>
-        <w:rPr>
-          <w:b/>
-          <w:color w:val="0D9488"/>
-          <w:sz w:val="26"/>
-        </w:rPr>
-        <w:t>3.3 Database Modeling &amp; Star Schema Specifications</w:t>
-      </w:r>
-    </w:p>
-    <w:p>
-      <w:r>
-        <w:t>The analytical repository implements a conformed Kimball Star Schema:</w:t>
+        <w:t>The analytical warehouse models movie evaluations via a central fact table surrounded by four dimension tables:</w:t>
       </w:r>
     </w:p>
     <w:tbl>
@@ -2899,9 +2932,12 @@
         <w:gridCol w:w="2340"/>
         <w:gridCol w:w="2340"/>
         <w:gridCol w:w="2340"/>
+        <w:gridCol w:w="12"/>
       </w:tblGrid>
       <w:tr>
         <w:trPr>
+          <w:gridAfter w:val="1"/>
+          <w:wAfter w:w="12" w:type="dxa"/>
           <w:cantSplit/>
           <w:jc w:val="center"/>
         </w:trPr>
@@ -2909,24 +2945,27 @@
           <w:tcPr>
             <w:tcW w:w="2340" w:type="dxa"/>
             <w:tcBorders>
-              <w:top w:val="single" w:sz="4" w:space="0" w:color="CBD5E1"/>
-              <w:bottom w:val="single" w:sz="4" w:space="0" w:color="CBD5E1"/>
+              <w:top w:val="single" w:sz="4" w:space="0" w:color="D1D5DB"/>
+              <w:bottom w:val="single" w:sz="4" w:space="0" w:color="D1D5DB"/>
             </w:tcBorders>
-            <w:shd w:val="clear" w:color="auto" w:fill="1E3A8A"/>
+            <w:shd w:val="clear" w:color="auto" w:fill="F3F4F6"/>
             <w:tcMar>
-              <w:top w:w="120" w:type="dxa"/>
-              <w:left w:w="160" w:type="dxa"/>
-              <w:bottom w:w="120" w:type="dxa"/>
-              <w:right w:w="160" w:type="dxa"/>
+              <w:top w:w="80" w:type="dxa"/>
+              <w:left w:w="120" w:type="dxa"/>
+              <w:bottom w:w="80" w:type="dxa"/>
+              <w:right w:w="120" w:type="dxa"/>
             </w:tcMar>
             <w:vAlign w:val="center"/>
           </w:tcPr>
           <w:p>
+            <w:pPr>
+              <w:spacing w:after="20"/>
+            </w:pPr>
             <w:r>
               <w:rPr>
                 <w:b/>
-                <w:color w:val="FFFFFF"/>
-                <w:sz w:val="19"/>
+                <w:color w:val="111827"/>
+                <w:sz w:val="18"/>
               </w:rPr>
               <w:t>Table Name</w:t>
             </w:r>
@@ -2936,26 +2975,29 @@
           <w:tcPr>
             <w:tcW w:w="2340" w:type="dxa"/>
             <w:tcBorders>
-              <w:top w:val="single" w:sz="4" w:space="0" w:color="CBD5E1"/>
-              <w:bottom w:val="single" w:sz="4" w:space="0" w:color="CBD5E1"/>
+              <w:top w:val="single" w:sz="4" w:space="0" w:color="D1D5DB"/>
+              <w:bottom w:val="single" w:sz="4" w:space="0" w:color="D1D5DB"/>
             </w:tcBorders>
-            <w:shd w:val="clear" w:color="auto" w:fill="1E3A8A"/>
+            <w:shd w:val="clear" w:color="auto" w:fill="F3F4F6"/>
             <w:tcMar>
-              <w:top w:w="120" w:type="dxa"/>
-              <w:left w:w="160" w:type="dxa"/>
-              <w:bottom w:w="120" w:type="dxa"/>
-              <w:right w:w="160" w:type="dxa"/>
+              <w:top w:w="80" w:type="dxa"/>
+              <w:left w:w="120" w:type="dxa"/>
+              <w:bottom w:w="80" w:type="dxa"/>
+              <w:right w:w="120" w:type="dxa"/>
             </w:tcMar>
             <w:vAlign w:val="center"/>
           </w:tcPr>
           <w:p>
+            <w:pPr>
+              <w:spacing w:after="20"/>
+            </w:pPr>
             <w:r>
               <w:rPr>
                 <w:b/>
-                <w:color w:val="FFFFFF"/>
-                <w:sz w:val="19"/>
+                <w:color w:val="111827"/>
+                <w:sz w:val="18"/>
               </w:rPr>
-              <w:t>Type</w:t>
+              <w:t>Table Type</w:t>
             </w:r>
           </w:p>
         </w:tc>
@@ -2963,26 +3005,29 @@
           <w:tcPr>
             <w:tcW w:w="2340" w:type="dxa"/>
             <w:tcBorders>
-              <w:top w:val="single" w:sz="4" w:space="0" w:color="CBD5E1"/>
-              <w:bottom w:val="single" w:sz="4" w:space="0" w:color="CBD5E1"/>
+              <w:top w:val="single" w:sz="4" w:space="0" w:color="D1D5DB"/>
+              <w:bottom w:val="single" w:sz="4" w:space="0" w:color="D1D5DB"/>
             </w:tcBorders>
-            <w:shd w:val="clear" w:color="auto" w:fill="1E3A8A"/>
+            <w:shd w:val="clear" w:color="auto" w:fill="F3F4F6"/>
             <w:tcMar>
-              <w:top w:w="120" w:type="dxa"/>
-              <w:left w:w="160" w:type="dxa"/>
-              <w:bottom w:w="120" w:type="dxa"/>
-              <w:right w:w="160" w:type="dxa"/>
+              <w:top w:w="80" w:type="dxa"/>
+              <w:left w:w="120" w:type="dxa"/>
+              <w:bottom w:w="80" w:type="dxa"/>
+              <w:right w:w="120" w:type="dxa"/>
             </w:tcMar>
             <w:vAlign w:val="center"/>
           </w:tcPr>
           <w:p>
+            <w:pPr>
+              <w:spacing w:after="20"/>
+            </w:pPr>
             <w:r>
               <w:rPr>
                 <w:b/>
-                <w:color w:val="FFFFFF"/>
-                <w:sz w:val="19"/>
+                <w:color w:val="111827"/>
+                <w:sz w:val="18"/>
               </w:rPr>
-              <w:t>Verified Row Count</w:t>
+              <w:t>Verified Records</w:t>
             </w:r>
           </w:p>
         </w:tc>
@@ -2990,32 +3035,37 @@
           <w:tcPr>
             <w:tcW w:w="2340" w:type="dxa"/>
             <w:tcBorders>
-              <w:top w:val="single" w:sz="4" w:space="0" w:color="CBD5E1"/>
-              <w:bottom w:val="single" w:sz="4" w:space="0" w:color="CBD5E1"/>
+              <w:top w:val="single" w:sz="4" w:space="0" w:color="D1D5DB"/>
+              <w:bottom w:val="single" w:sz="4" w:space="0" w:color="D1D5DB"/>
             </w:tcBorders>
-            <w:shd w:val="clear" w:color="auto" w:fill="1E3A8A"/>
+            <w:shd w:val="clear" w:color="auto" w:fill="F3F4F6"/>
             <w:tcMar>
-              <w:top w:w="120" w:type="dxa"/>
-              <w:left w:w="160" w:type="dxa"/>
-              <w:bottom w:w="120" w:type="dxa"/>
-              <w:right w:w="160" w:type="dxa"/>
+              <w:top w:w="80" w:type="dxa"/>
+              <w:left w:w="120" w:type="dxa"/>
+              <w:bottom w:w="80" w:type="dxa"/>
+              <w:right w:w="120" w:type="dxa"/>
             </w:tcMar>
             <w:vAlign w:val="center"/>
           </w:tcPr>
           <w:p>
+            <w:pPr>
+              <w:spacing w:after="20"/>
+            </w:pPr>
             <w:r>
               <w:rPr>
                 <w:b/>
-                <w:color w:val="FFFFFF"/>
-                <w:sz w:val="19"/>
+                <w:color w:val="111827"/>
+                <w:sz w:val="18"/>
               </w:rPr>
-              <w:t>Attributes &amp; Description</w:t>
+              <w:t>Key Attributes &amp; Architectural Role</w:t>
             </w:r>
           </w:p>
         </w:tc>
       </w:tr>
       <w:tr>
         <w:trPr>
+          <w:gridAfter w:val="1"/>
+          <w:wAfter w:w="12" w:type="dxa"/>
           <w:cantSplit/>
           <w:jc w:val="center"/>
         </w:trPr>
@@ -3023,22 +3073,25 @@
           <w:tcPr>
             <w:tcW w:w="2340" w:type="dxa"/>
             <w:tcBorders>
-              <w:top w:val="single" w:sz="4" w:space="0" w:color="CBD5E1"/>
-              <w:bottom w:val="single" w:sz="4" w:space="0" w:color="CBD5E1"/>
+              <w:top w:val="single" w:sz="4" w:space="0" w:color="D1D5DB"/>
+              <w:bottom w:val="single" w:sz="4" w:space="0" w:color="D1D5DB"/>
             </w:tcBorders>
-            <w:shd w:val="clear" w:color="auto" w:fill="F8FAFC"/>
+            <w:shd w:val="clear" w:color="auto" w:fill="FAFAFA"/>
             <w:tcMar>
-              <w:top w:w="120" w:type="dxa"/>
-              <w:left w:w="160" w:type="dxa"/>
-              <w:bottom w:w="120" w:type="dxa"/>
-              <w:right w:w="160" w:type="dxa"/>
+              <w:top w:w="80" w:type="dxa"/>
+              <w:left w:w="120" w:type="dxa"/>
+              <w:bottom w:w="80" w:type="dxa"/>
+              <w:right w:w="120" w:type="dxa"/>
             </w:tcMar>
             <w:vAlign w:val="center"/>
           </w:tcPr>
           <w:p>
+            <w:pPr>
+              <w:spacing w:after="20"/>
+            </w:pPr>
             <w:r>
               <w:rPr>
-                <w:sz w:val="18"/>
+                <w:sz w:val="17"/>
               </w:rPr>
               <w:t>fact_rating</w:t>
             </w:r>
@@ -3048,22 +3101,25 @@
           <w:tcPr>
             <w:tcW w:w="2340" w:type="dxa"/>
             <w:tcBorders>
-              <w:top w:val="single" w:sz="4" w:space="0" w:color="CBD5E1"/>
-              <w:bottom w:val="single" w:sz="4" w:space="0" w:color="CBD5E1"/>
+              <w:top w:val="single" w:sz="4" w:space="0" w:color="D1D5DB"/>
+              <w:bottom w:val="single" w:sz="4" w:space="0" w:color="D1D5DB"/>
             </w:tcBorders>
-            <w:shd w:val="clear" w:color="auto" w:fill="F8FAFC"/>
+            <w:shd w:val="clear" w:color="auto" w:fill="FAFAFA"/>
             <w:tcMar>
-              <w:top w:w="120" w:type="dxa"/>
-              <w:left w:w="160" w:type="dxa"/>
-              <w:bottom w:w="120" w:type="dxa"/>
-              <w:right w:w="160" w:type="dxa"/>
+              <w:top w:w="80" w:type="dxa"/>
+              <w:left w:w="120" w:type="dxa"/>
+              <w:bottom w:w="80" w:type="dxa"/>
+              <w:right w:w="120" w:type="dxa"/>
             </w:tcMar>
             <w:vAlign w:val="center"/>
           </w:tcPr>
           <w:p>
+            <w:pPr>
+              <w:spacing w:after="20"/>
+            </w:pPr>
             <w:r>
               <w:rPr>
-                <w:sz w:val="18"/>
+                <w:sz w:val="17"/>
               </w:rPr>
               <w:t>Central Fact</w:t>
             </w:r>
@@ -3073,22 +3129,25 @@
           <w:tcPr>
             <w:tcW w:w="2340" w:type="dxa"/>
             <w:tcBorders>
-              <w:top w:val="single" w:sz="4" w:space="0" w:color="CBD5E1"/>
-              <w:bottom w:val="single" w:sz="4" w:space="0" w:color="CBD5E1"/>
+              <w:top w:val="single" w:sz="4" w:space="0" w:color="D1D5DB"/>
+              <w:bottom w:val="single" w:sz="4" w:space="0" w:color="D1D5DB"/>
             </w:tcBorders>
-            <w:shd w:val="clear" w:color="auto" w:fill="F8FAFC"/>
+            <w:shd w:val="clear" w:color="auto" w:fill="FAFAFA"/>
             <w:tcMar>
-              <w:top w:w="120" w:type="dxa"/>
-              <w:left w:w="160" w:type="dxa"/>
-              <w:bottom w:w="120" w:type="dxa"/>
-              <w:right w:w="160" w:type="dxa"/>
+              <w:top w:w="80" w:type="dxa"/>
+              <w:left w:w="120" w:type="dxa"/>
+              <w:bottom w:w="80" w:type="dxa"/>
+              <w:right w:w="120" w:type="dxa"/>
             </w:tcMar>
             <w:vAlign w:val="center"/>
           </w:tcPr>
           <w:p>
+            <w:pPr>
+              <w:spacing w:after="20"/>
+            </w:pPr>
             <w:r>
               <w:rPr>
-                <w:sz w:val="18"/>
+                <w:sz w:val="17"/>
               </w:rPr>
               <w:t>102,677 rows</w:t>
             </w:r>
@@ -3098,22 +3157,25 @@
           <w:tcPr>
             <w:tcW w:w="2340" w:type="dxa"/>
             <w:tcBorders>
-              <w:top w:val="single" w:sz="4" w:space="0" w:color="CBD5E1"/>
-              <w:bottom w:val="single" w:sz="4" w:space="0" w:color="CBD5E1"/>
+              <w:top w:val="single" w:sz="4" w:space="0" w:color="D1D5DB"/>
+              <w:bottom w:val="single" w:sz="4" w:space="0" w:color="D1D5DB"/>
             </w:tcBorders>
-            <w:shd w:val="clear" w:color="auto" w:fill="F8FAFC"/>
+            <w:shd w:val="clear" w:color="auto" w:fill="FAFAFA"/>
             <w:tcMar>
-              <w:top w:w="120" w:type="dxa"/>
-              <w:left w:w="160" w:type="dxa"/>
-              <w:bottom w:w="120" w:type="dxa"/>
-              <w:right w:w="160" w:type="dxa"/>
+              <w:top w:w="80" w:type="dxa"/>
+              <w:left w:w="120" w:type="dxa"/>
+              <w:bottom w:w="80" w:type="dxa"/>
+              <w:right w:w="120" w:type="dxa"/>
             </w:tcMar>
             <w:vAlign w:val="center"/>
           </w:tcPr>
           <w:p>
+            <w:pPr>
+              <w:spacing w:after="20"/>
+            </w:pPr>
             <w:r>
               <w:rPr>
-                <w:sz w:val="18"/>
+                <w:sz w:val="17"/>
               </w:rPr>
               <w:t>id, user_id (FK), movie_id (FK), date_id (FK), tag_id (FK), rating</w:t>
             </w:r>
@@ -3122,6 +3184,8 @@
       </w:tr>
       <w:tr>
         <w:trPr>
+          <w:gridAfter w:val="1"/>
+          <w:wAfter w:w="12" w:type="dxa"/>
           <w:cantSplit/>
           <w:jc w:val="center"/>
         </w:trPr>
@@ -3129,21 +3193,24 @@
           <w:tcPr>
             <w:tcW w:w="2340" w:type="dxa"/>
             <w:tcBorders>
-              <w:top w:val="single" w:sz="4" w:space="0" w:color="CBD5E1"/>
-              <w:bottom w:val="single" w:sz="4" w:space="0" w:color="CBD5E1"/>
+              <w:top w:val="single" w:sz="4" w:space="0" w:color="D1D5DB"/>
+              <w:bottom w:val="single" w:sz="4" w:space="0" w:color="D1D5DB"/>
             </w:tcBorders>
             <w:tcMar>
-              <w:top w:w="120" w:type="dxa"/>
-              <w:left w:w="160" w:type="dxa"/>
-              <w:bottom w:w="120" w:type="dxa"/>
-              <w:right w:w="160" w:type="dxa"/>
+              <w:top w:w="80" w:type="dxa"/>
+              <w:left w:w="120" w:type="dxa"/>
+              <w:bottom w:w="80" w:type="dxa"/>
+              <w:right w:w="120" w:type="dxa"/>
             </w:tcMar>
             <w:vAlign w:val="center"/>
           </w:tcPr>
           <w:p>
+            <w:pPr>
+              <w:spacing w:after="20"/>
+            </w:pPr>
             <w:r>
               <w:rPr>
-                <w:sz w:val="18"/>
+                <w:sz w:val="17"/>
               </w:rPr>
               <w:t>dim_movie</w:t>
             </w:r>
@@ -3153,21 +3220,24 @@
           <w:tcPr>
             <w:tcW w:w="2340" w:type="dxa"/>
             <w:tcBorders>
-              <w:top w:val="single" w:sz="4" w:space="0" w:color="CBD5E1"/>
-              <w:bottom w:val="single" w:sz="4" w:space="0" w:color="CBD5E1"/>
+              <w:top w:val="single" w:sz="4" w:space="0" w:color="D1D5DB"/>
+              <w:bottom w:val="single" w:sz="4" w:space="0" w:color="D1D5DB"/>
             </w:tcBorders>
             <w:tcMar>
-              <w:top w:w="120" w:type="dxa"/>
-              <w:left w:w="160" w:type="dxa"/>
-              <w:bottom w:w="120" w:type="dxa"/>
-              <w:right w:w="160" w:type="dxa"/>
+              <w:top w:w="80" w:type="dxa"/>
+              <w:left w:w="120" w:type="dxa"/>
+              <w:bottom w:w="80" w:type="dxa"/>
+              <w:right w:w="120" w:type="dxa"/>
             </w:tcMar>
             <w:vAlign w:val="center"/>
           </w:tcPr>
           <w:p>
+            <w:pPr>
+              <w:spacing w:after="20"/>
+            </w:pPr>
             <w:r>
               <w:rPr>
-                <w:sz w:val="18"/>
+                <w:sz w:val="17"/>
               </w:rPr>
               <w:t>Dimension</w:t>
             </w:r>
@@ -3177,21 +3247,24 @@
           <w:tcPr>
             <w:tcW w:w="2340" w:type="dxa"/>
             <w:tcBorders>
-              <w:top w:val="single" w:sz="4" w:space="0" w:color="CBD5E1"/>
-              <w:bottom w:val="single" w:sz="4" w:space="0" w:color="CBD5E1"/>
+              <w:top w:val="single" w:sz="4" w:space="0" w:color="D1D5DB"/>
+              <w:bottom w:val="single" w:sz="4" w:space="0" w:color="D1D5DB"/>
             </w:tcBorders>
             <w:tcMar>
-              <w:top w:w="120" w:type="dxa"/>
-              <w:left w:w="160" w:type="dxa"/>
-              <w:bottom w:w="120" w:type="dxa"/>
-              <w:right w:w="160" w:type="dxa"/>
+              <w:top w:w="80" w:type="dxa"/>
+              <w:left w:w="120" w:type="dxa"/>
+              <w:bottom w:w="80" w:type="dxa"/>
+              <w:right w:w="120" w:type="dxa"/>
             </w:tcMar>
             <w:vAlign w:val="center"/>
           </w:tcPr>
           <w:p>
+            <w:pPr>
+              <w:spacing w:after="20"/>
+            </w:pPr>
             <w:r>
               <w:rPr>
-                <w:sz w:val="18"/>
+                <w:sz w:val="17"/>
               </w:rPr>
               <w:t>9,742 rows</w:t>
             </w:r>
@@ -3201,29 +3274,34 @@
           <w:tcPr>
             <w:tcW w:w="2340" w:type="dxa"/>
             <w:tcBorders>
-              <w:top w:val="single" w:sz="4" w:space="0" w:color="CBD5E1"/>
-              <w:bottom w:val="single" w:sz="4" w:space="0" w:color="CBD5E1"/>
+              <w:top w:val="single" w:sz="4" w:space="0" w:color="D1D5DB"/>
+              <w:bottom w:val="single" w:sz="4" w:space="0" w:color="D1D5DB"/>
             </w:tcBorders>
             <w:tcMar>
-              <w:top w:w="120" w:type="dxa"/>
-              <w:left w:w="160" w:type="dxa"/>
-              <w:bottom w:w="120" w:type="dxa"/>
-              <w:right w:w="160" w:type="dxa"/>
+              <w:top w:w="80" w:type="dxa"/>
+              <w:left w:w="120" w:type="dxa"/>
+              <w:bottom w:w="80" w:type="dxa"/>
+              <w:right w:w="120" w:type="dxa"/>
             </w:tcMar>
             <w:vAlign w:val="center"/>
           </w:tcPr>
           <w:p>
+            <w:pPr>
+              <w:spacing w:after="20"/>
+            </w:pPr>
             <w:r>
               <w:rPr>
-                <w:sz w:val="18"/>
+                <w:sz w:val="17"/>
               </w:rPr>
-              <w:t>movie_id (PK), title, genres (normalized pipe-delimited)</w:t>
+              <w:t>movie_id (PK), title, genres (normalized pipe-separated)</w:t>
             </w:r>
           </w:p>
         </w:tc>
       </w:tr>
       <w:tr>
         <w:trPr>
+          <w:gridAfter w:val="1"/>
+          <w:wAfter w:w="12" w:type="dxa"/>
           <w:cantSplit/>
           <w:jc w:val="center"/>
         </w:trPr>
@@ -3231,24 +3309,26 @@
           <w:tcPr>
             <w:tcW w:w="2340" w:type="dxa"/>
             <w:tcBorders>
-              <w:top w:val="single" w:sz="4" w:space="0" w:color="CBD5E1"/>
-              <w:bottom w:val="single" w:sz="4" w:space="0" w:color="CBD5E1"/>
+              <w:top w:val="single" w:sz="4" w:space="0" w:color="D1D5DB"/>
+              <w:bottom w:val="single" w:sz="4" w:space="0" w:color="D1D5DB"/>
             </w:tcBorders>
-            <w:shd w:val="clear" w:color="auto" w:fill="F8FAFC"/>
+            <w:shd w:val="clear" w:color="auto" w:fill="FAFAFA"/>
             <w:tcMar>
-              <w:top w:w="120" w:type="dxa"/>
-              <w:left w:w="160" w:type="dxa"/>
-              <w:bottom w:w="120" w:type="dxa"/>
-              <w:right w:w="160" w:type="dxa"/>
+              <w:top w:w="80" w:type="dxa"/>
+              <w:left w:w="120" w:type="dxa"/>
+              <w:bottom w:w="80" w:type="dxa"/>
+              <w:right w:w="120" w:type="dxa"/>
             </w:tcMar>
             <w:vAlign w:val="center"/>
           </w:tcPr>
           <w:p>
+            <w:pPr>
+              <w:spacing w:after="20"/>
+            </w:pPr>
             <w:r>
               <w:rPr>
-                <w:sz w:val="18"/>
+                <w:sz w:val="17"/>
               </w:rPr>
-              <w:lastRenderedPageBreak/>
               <w:t>dim_user</w:t>
             </w:r>
           </w:p>
@@ -3257,22 +3337,25 @@
           <w:tcPr>
             <w:tcW w:w="2340" w:type="dxa"/>
             <w:tcBorders>
-              <w:top w:val="single" w:sz="4" w:space="0" w:color="CBD5E1"/>
-              <w:bottom w:val="single" w:sz="4" w:space="0" w:color="CBD5E1"/>
+              <w:top w:val="single" w:sz="4" w:space="0" w:color="D1D5DB"/>
+              <w:bottom w:val="single" w:sz="4" w:space="0" w:color="D1D5DB"/>
             </w:tcBorders>
-            <w:shd w:val="clear" w:color="auto" w:fill="F8FAFC"/>
+            <w:shd w:val="clear" w:color="auto" w:fill="FAFAFA"/>
             <w:tcMar>
-              <w:top w:w="120" w:type="dxa"/>
-              <w:left w:w="160" w:type="dxa"/>
-              <w:bottom w:w="120" w:type="dxa"/>
-              <w:right w:w="160" w:type="dxa"/>
+              <w:top w:w="80" w:type="dxa"/>
+              <w:left w:w="120" w:type="dxa"/>
+              <w:bottom w:w="80" w:type="dxa"/>
+              <w:right w:w="120" w:type="dxa"/>
             </w:tcMar>
             <w:vAlign w:val="center"/>
           </w:tcPr>
           <w:p>
+            <w:pPr>
+              <w:spacing w:after="20"/>
+            </w:pPr>
             <w:r>
               <w:rPr>
-                <w:sz w:val="18"/>
+                <w:sz w:val="17"/>
               </w:rPr>
               <w:t>Dimension</w:t>
             </w:r>
@@ -3282,22 +3365,25 @@
           <w:tcPr>
             <w:tcW w:w="2340" w:type="dxa"/>
             <w:tcBorders>
-              <w:top w:val="single" w:sz="4" w:space="0" w:color="CBD5E1"/>
-              <w:bottom w:val="single" w:sz="4" w:space="0" w:color="CBD5E1"/>
+              <w:top w:val="single" w:sz="4" w:space="0" w:color="D1D5DB"/>
+              <w:bottom w:val="single" w:sz="4" w:space="0" w:color="D1D5DB"/>
             </w:tcBorders>
-            <w:shd w:val="clear" w:color="auto" w:fill="F8FAFC"/>
+            <w:shd w:val="clear" w:color="auto" w:fill="FAFAFA"/>
             <w:tcMar>
-              <w:top w:w="120" w:type="dxa"/>
-              <w:left w:w="160" w:type="dxa"/>
-              <w:bottom w:w="120" w:type="dxa"/>
-              <w:right w:w="160" w:type="dxa"/>
+              <w:top w:w="80" w:type="dxa"/>
+              <w:left w:w="120" w:type="dxa"/>
+              <w:bottom w:w="80" w:type="dxa"/>
+              <w:right w:w="120" w:type="dxa"/>
             </w:tcMar>
             <w:vAlign w:val="center"/>
           </w:tcPr>
           <w:p>
+            <w:pPr>
+              <w:spacing w:after="20"/>
+            </w:pPr>
             <w:r>
               <w:rPr>
-                <w:sz w:val="18"/>
+                <w:sz w:val="17"/>
               </w:rPr>
               <w:t>610 rows</w:t>
             </w:r>
@@ -3307,22 +3393,25 @@
           <w:tcPr>
             <w:tcW w:w="2340" w:type="dxa"/>
             <w:tcBorders>
-              <w:top w:val="single" w:sz="4" w:space="0" w:color="CBD5E1"/>
-              <w:bottom w:val="single" w:sz="4" w:space="0" w:color="CBD5E1"/>
+              <w:top w:val="single" w:sz="4" w:space="0" w:color="D1D5DB"/>
+              <w:bottom w:val="single" w:sz="4" w:space="0" w:color="D1D5DB"/>
             </w:tcBorders>
-            <w:shd w:val="clear" w:color="auto" w:fill="F8FAFC"/>
+            <w:shd w:val="clear" w:color="auto" w:fill="FAFAFA"/>
             <w:tcMar>
-              <w:top w:w="120" w:type="dxa"/>
-              <w:left w:w="160" w:type="dxa"/>
-              <w:bottom w:w="120" w:type="dxa"/>
-              <w:right w:w="160" w:type="dxa"/>
+              <w:top w:w="80" w:type="dxa"/>
+              <w:left w:w="120" w:type="dxa"/>
+              <w:bottom w:w="80" w:type="dxa"/>
+              <w:right w:w="120" w:type="dxa"/>
             </w:tcMar>
             <w:vAlign w:val="center"/>
           </w:tcPr>
           <w:p>
+            <w:pPr>
+              <w:spacing w:after="20"/>
+            </w:pPr>
             <w:r>
               <w:rPr>
-                <w:sz w:val="18"/>
+                <w:sz w:val="17"/>
               </w:rPr>
               <w:t>user_id (PK), total_ratings, avg_rating (aggregated profile)</w:t>
             </w:r>
@@ -3331,6 +3420,8 @@
       </w:tr>
       <w:tr>
         <w:trPr>
+          <w:gridAfter w:val="1"/>
+          <w:wAfter w:w="12" w:type="dxa"/>
           <w:cantSplit/>
           <w:jc w:val="center"/>
         </w:trPr>
@@ -3338,21 +3429,24 @@
           <w:tcPr>
             <w:tcW w:w="2340" w:type="dxa"/>
             <w:tcBorders>
-              <w:top w:val="single" w:sz="4" w:space="0" w:color="CBD5E1"/>
-              <w:bottom w:val="single" w:sz="4" w:space="0" w:color="CBD5E1"/>
+              <w:top w:val="single" w:sz="4" w:space="0" w:color="D1D5DB"/>
+              <w:bottom w:val="single" w:sz="4" w:space="0" w:color="D1D5DB"/>
             </w:tcBorders>
             <w:tcMar>
-              <w:top w:w="120" w:type="dxa"/>
-              <w:left w:w="160" w:type="dxa"/>
-              <w:bottom w:w="120" w:type="dxa"/>
-              <w:right w:w="160" w:type="dxa"/>
+              <w:top w:w="80" w:type="dxa"/>
+              <w:left w:w="120" w:type="dxa"/>
+              <w:bottom w:w="80" w:type="dxa"/>
+              <w:right w:w="120" w:type="dxa"/>
             </w:tcMar>
             <w:vAlign w:val="center"/>
           </w:tcPr>
           <w:p>
+            <w:pPr>
+              <w:spacing w:after="20"/>
+            </w:pPr>
             <w:r>
               <w:rPr>
-                <w:sz w:val="18"/>
+                <w:sz w:val="17"/>
               </w:rPr>
               <w:t>dim_date</w:t>
             </w:r>
@@ -3362,21 +3456,24 @@
           <w:tcPr>
             <w:tcW w:w="2340" w:type="dxa"/>
             <w:tcBorders>
-              <w:top w:val="single" w:sz="4" w:space="0" w:color="CBD5E1"/>
-              <w:bottom w:val="single" w:sz="4" w:space="0" w:color="CBD5E1"/>
+              <w:top w:val="single" w:sz="4" w:space="0" w:color="D1D5DB"/>
+              <w:bottom w:val="single" w:sz="4" w:space="0" w:color="D1D5DB"/>
             </w:tcBorders>
             <w:tcMar>
-              <w:top w:w="120" w:type="dxa"/>
-              <w:left w:w="160" w:type="dxa"/>
-              <w:bottom w:w="120" w:type="dxa"/>
-              <w:right w:w="160" w:type="dxa"/>
+              <w:top w:w="80" w:type="dxa"/>
+              <w:left w:w="120" w:type="dxa"/>
+              <w:bottom w:w="80" w:type="dxa"/>
+              <w:right w:w="120" w:type="dxa"/>
             </w:tcMar>
             <w:vAlign w:val="center"/>
           </w:tcPr>
           <w:p>
+            <w:pPr>
+              <w:spacing w:after="20"/>
+            </w:pPr>
             <w:r>
               <w:rPr>
-                <w:sz w:val="18"/>
+                <w:sz w:val="17"/>
               </w:rPr>
               <w:t>Dimension</w:t>
             </w:r>
@@ -3386,21 +3483,24 @@
           <w:tcPr>
             <w:tcW w:w="2340" w:type="dxa"/>
             <w:tcBorders>
-              <w:top w:val="single" w:sz="4" w:space="0" w:color="CBD5E1"/>
-              <w:bottom w:val="single" w:sz="4" w:space="0" w:color="CBD5E1"/>
+              <w:top w:val="single" w:sz="4" w:space="0" w:color="D1D5DB"/>
+              <w:bottom w:val="single" w:sz="4" w:space="0" w:color="D1D5DB"/>
             </w:tcBorders>
             <w:tcMar>
-              <w:top w:w="120" w:type="dxa"/>
-              <w:left w:w="160" w:type="dxa"/>
-              <w:bottom w:w="120" w:type="dxa"/>
-              <w:right w:w="160" w:type="dxa"/>
+              <w:top w:w="80" w:type="dxa"/>
+              <w:left w:w="120" w:type="dxa"/>
+              <w:bottom w:w="80" w:type="dxa"/>
+              <w:right w:w="120" w:type="dxa"/>
             </w:tcMar>
             <w:vAlign w:val="center"/>
           </w:tcPr>
           <w:p>
+            <w:pPr>
+              <w:spacing w:after="20"/>
+            </w:pPr>
             <w:r>
               <w:rPr>
-                <w:sz w:val="18"/>
+                <w:sz w:val="17"/>
               </w:rPr>
               <w:t>85,043 rows</w:t>
             </w:r>
@@ -3410,21 +3510,24 @@
           <w:tcPr>
             <w:tcW w:w="2340" w:type="dxa"/>
             <w:tcBorders>
-              <w:top w:val="single" w:sz="4" w:space="0" w:color="CBD5E1"/>
-              <w:bottom w:val="single" w:sz="4" w:space="0" w:color="CBD5E1"/>
+              <w:top w:val="single" w:sz="4" w:space="0" w:color="D1D5DB"/>
+              <w:bottom w:val="single" w:sz="4" w:space="0" w:color="D1D5DB"/>
             </w:tcBorders>
             <w:tcMar>
-              <w:top w:w="120" w:type="dxa"/>
-              <w:left w:w="160" w:type="dxa"/>
-              <w:bottom w:w="120" w:type="dxa"/>
-              <w:right w:w="160" w:type="dxa"/>
+              <w:top w:w="80" w:type="dxa"/>
+              <w:left w:w="120" w:type="dxa"/>
+              <w:bottom w:w="80" w:type="dxa"/>
+              <w:right w:w="120" w:type="dxa"/>
             </w:tcMar>
             <w:vAlign w:val="center"/>
           </w:tcPr>
           <w:p>
+            <w:pPr>
+              <w:spacing w:after="20"/>
+            </w:pPr>
             <w:r>
               <w:rPr>
-                <w:sz w:val="18"/>
+                <w:sz w:val="17"/>
               </w:rPr>
               <w:t>date_id (PK), full_date, year, month, day, day_of_week, quarter</w:t>
             </w:r>
@@ -3433,6 +3536,8 @@
       </w:tr>
       <w:tr>
         <w:trPr>
+          <w:gridAfter w:val="1"/>
+          <w:wAfter w:w="12" w:type="dxa"/>
           <w:cantSplit/>
           <w:jc w:val="center"/>
         </w:trPr>
@@ -3440,22 +3545,25 @@
           <w:tcPr>
             <w:tcW w:w="2340" w:type="dxa"/>
             <w:tcBorders>
-              <w:top w:val="single" w:sz="4" w:space="0" w:color="CBD5E1"/>
-              <w:bottom w:val="single" w:sz="4" w:space="0" w:color="CBD5E1"/>
+              <w:top w:val="single" w:sz="4" w:space="0" w:color="D1D5DB"/>
+              <w:bottom w:val="single" w:sz="4" w:space="0" w:color="D1D5DB"/>
             </w:tcBorders>
-            <w:shd w:val="clear" w:color="auto" w:fill="F8FAFC"/>
+            <w:shd w:val="clear" w:color="auto" w:fill="FAFAFA"/>
             <w:tcMar>
-              <w:top w:w="120" w:type="dxa"/>
-              <w:left w:w="160" w:type="dxa"/>
-              <w:bottom w:w="120" w:type="dxa"/>
-              <w:right w:w="160" w:type="dxa"/>
+              <w:top w:w="80" w:type="dxa"/>
+              <w:left w:w="120" w:type="dxa"/>
+              <w:bottom w:w="80" w:type="dxa"/>
+              <w:right w:w="120" w:type="dxa"/>
             </w:tcMar>
             <w:vAlign w:val="center"/>
           </w:tcPr>
           <w:p>
+            <w:pPr>
+              <w:spacing w:after="20"/>
+            </w:pPr>
             <w:r>
               <w:rPr>
-                <w:sz w:val="18"/>
+                <w:sz w:val="17"/>
               </w:rPr>
               <w:t>dim_tag</w:t>
             </w:r>
@@ -3465,22 +3573,25 @@
           <w:tcPr>
             <w:tcW w:w="2340" w:type="dxa"/>
             <w:tcBorders>
-              <w:top w:val="single" w:sz="4" w:space="0" w:color="CBD5E1"/>
-              <w:bottom w:val="single" w:sz="4" w:space="0" w:color="CBD5E1"/>
+              <w:top w:val="single" w:sz="4" w:space="0" w:color="D1D5DB"/>
+              <w:bottom w:val="single" w:sz="4" w:space="0" w:color="D1D5DB"/>
             </w:tcBorders>
-            <w:shd w:val="clear" w:color="auto" w:fill="F8FAFC"/>
+            <w:shd w:val="clear" w:color="auto" w:fill="FAFAFA"/>
             <w:tcMar>
-              <w:top w:w="120" w:type="dxa"/>
-              <w:left w:w="160" w:type="dxa"/>
-              <w:bottom w:w="120" w:type="dxa"/>
-              <w:right w:w="160" w:type="dxa"/>
+              <w:top w:w="80" w:type="dxa"/>
+              <w:left w:w="120" w:type="dxa"/>
+              <w:bottom w:w="80" w:type="dxa"/>
+              <w:right w:w="120" w:type="dxa"/>
             </w:tcMar>
             <w:vAlign w:val="center"/>
           </w:tcPr>
           <w:p>
+            <w:pPr>
+              <w:spacing w:after="20"/>
+            </w:pPr>
             <w:r>
               <w:rPr>
-                <w:sz w:val="18"/>
+                <w:sz w:val="17"/>
               </w:rPr>
               <w:t>Dimension</w:t>
             </w:r>
@@ -3490,22 +3601,25 @@
           <w:tcPr>
             <w:tcW w:w="2340" w:type="dxa"/>
             <w:tcBorders>
-              <w:top w:val="single" w:sz="4" w:space="0" w:color="CBD5E1"/>
-              <w:bottom w:val="single" w:sz="4" w:space="0" w:color="CBD5E1"/>
+              <w:top w:val="single" w:sz="4" w:space="0" w:color="D1D5DB"/>
+              <w:bottom w:val="single" w:sz="4" w:space="0" w:color="D1D5DB"/>
             </w:tcBorders>
-            <w:shd w:val="clear" w:color="auto" w:fill="F8FAFC"/>
+            <w:shd w:val="clear" w:color="auto" w:fill="FAFAFA"/>
             <w:tcMar>
-              <w:top w:w="120" w:type="dxa"/>
-              <w:left w:w="160" w:type="dxa"/>
-              <w:bottom w:w="120" w:type="dxa"/>
-              <w:right w:w="160" w:type="dxa"/>
+              <w:top w:w="80" w:type="dxa"/>
+              <w:left w:w="120" w:type="dxa"/>
+              <w:bottom w:w="80" w:type="dxa"/>
+              <w:right w:w="120" w:type="dxa"/>
             </w:tcMar>
             <w:vAlign w:val="center"/>
           </w:tcPr>
           <w:p>
+            <w:pPr>
+              <w:spacing w:after="20"/>
+            </w:pPr>
             <w:r>
               <w:rPr>
-                <w:sz w:val="18"/>
+                <w:sz w:val="17"/>
               </w:rPr>
               <w:t>1,589 rows</w:t>
             </w:r>
@@ -3515,171 +3629,101 @@
           <w:tcPr>
             <w:tcW w:w="2340" w:type="dxa"/>
             <w:tcBorders>
-              <w:top w:val="single" w:sz="4" w:space="0" w:color="CBD5E1"/>
-              <w:bottom w:val="single" w:sz="4" w:space="0" w:color="CBD5E1"/>
+              <w:top w:val="single" w:sz="4" w:space="0" w:color="D1D5DB"/>
+              <w:bottom w:val="single" w:sz="4" w:space="0" w:color="D1D5DB"/>
             </w:tcBorders>
-            <w:shd w:val="clear" w:color="auto" w:fill="F8FAFC"/>
+            <w:shd w:val="clear" w:color="auto" w:fill="FAFAFA"/>
             <w:tcMar>
-              <w:top w:w="120" w:type="dxa"/>
-              <w:left w:w="160" w:type="dxa"/>
-              <w:bottom w:w="120" w:type="dxa"/>
-              <w:right w:w="160" w:type="dxa"/>
+              <w:top w:w="80" w:type="dxa"/>
+              <w:left w:w="120" w:type="dxa"/>
+              <w:bottom w:w="80" w:type="dxa"/>
+              <w:right w:w="120" w:type="dxa"/>
             </w:tcMar>
             <w:vAlign w:val="center"/>
           </w:tcPr>
           <w:p>
+            <w:pPr>
+              <w:spacing w:after="20"/>
+            </w:pPr>
             <w:r>
               <w:rPr>
-                <w:sz w:val="18"/>
+                <w:sz w:val="17"/>
               </w:rPr>
               <w:t>tag_id (PK), tag (unique deduplicated vocabulary)</w:t>
             </w:r>
           </w:p>
         </w:tc>
       </w:tr>
+      <w:tr>
+        <w:trPr>
+          <w:trHeight w:hRule="exact" w:val="2800"/>
+          <w:jc w:val="center"/>
+        </w:trPr>
+        <w:tc>
+          <w:tcPr>
+            <w:tcW w:w="9360" w:type="dxa"/>
+            <w:gridSpan w:val="5"/>
+            <w:tcBorders>
+              <w:top w:val="dashed" w:sz="6" w:space="0" w:color="9CA3AF"/>
+              <w:left w:val="dashed" w:sz="6" w:space="0" w:color="9CA3AF"/>
+              <w:bottom w:val="dashed" w:sz="6" w:space="0" w:color="9CA3AF"/>
+              <w:right w:val="dashed" w:sz="6" w:space="0" w:color="9CA3AF"/>
+            </w:tcBorders>
+            <w:shd w:val="clear" w:color="auto" w:fill="F9FAFB"/>
+            <w:vAlign w:val="center"/>
+          </w:tcPr>
+          <w:p>
+            <w:pPr>
+              <w:spacing w:before="160" w:after="60"/>
+              <w:jc w:val="center"/>
+            </w:pPr>
+            <w:r>
+              <w:rPr>
+                <w:b/>
+                <w:color w:val="111827"/>
+                <w:sz w:val="19"/>
+              </w:rPr>
+              <w:t>Figure 1: [ System Architecture &amp; Dimensional Star Schema Model ]</w:t>
+            </w:r>
+            <w:r>
+              <w:rPr>
+                <w:b/>
+                <w:color w:val="111827"/>
+                <w:sz w:val="19"/>
+              </w:rPr>
+              <w:br/>
+            </w:r>
+            <w:r>
+              <w:rPr>
+                <w:i/>
+                <w:color w:val="374151"/>
+                <w:sz w:val="17"/>
+              </w:rPr>
+              <w:t>(Insert Application Screenshot Here)</w:t>
+            </w:r>
+            <w:r>
+              <w:rPr>
+                <w:i/>
+                <w:color w:val="374151"/>
+                <w:sz w:val="17"/>
+              </w:rPr>
+              <w:br/>
+            </w:r>
+            <w:r>
+              <w:rPr>
+                <w:color w:val="6B7280"/>
+                <w:sz w:val="16"/>
+              </w:rPr>
+              <w:t>Place architectural diagram illustrating Presentation, Application, and Data tiers alongside the Star Schema ERD.</w:t>
+            </w:r>
+          </w:p>
+        </w:tc>
+      </w:tr>
     </w:tbl>
     <w:p>
       <w:pPr>
-        <w:keepNext/>
-        <w:spacing w:before="360"/>
-      </w:pPr>
-      <w:r>
-        <w:rPr>
-          <w:b/>
-          <w:color w:val="1E3A8A"/>
-          <w:sz w:val="32"/>
-        </w:rPr>
-        <w:t>CHAPTER 4: ETL PIPELINE IMPLEMENTATION</w:t>
-      </w:r>
-    </w:p>
-    <w:p>
-      <w:pPr>
-        <w:keepNext/>
-        <w:spacing w:before="280" w:after="80"/>
-      </w:pPr>
-      <w:r>
-        <w:rPr>
-          <w:b/>
-          <w:color w:val="0D9488"/>
-          <w:sz w:val="26"/>
-        </w:rPr>
-        <w:t>4.1 Extraction Stage</w:t>
-      </w:r>
-    </w:p>
-    <w:p>
-      <w:r>
-        <w:t>The pipeline extracts data from four raw MovieLens CSV files located in data/:</w:t>
-      </w:r>
-    </w:p>
-    <w:p>
-      <w:pPr>
-        <w:pStyle w:val="ListBullet"/>
-        <w:spacing w:after="60"/>
-      </w:pPr>
-      <w:r>
-        <w:t>movies.csv (9,742 rows): Movie titles and raw pipe-separated genres.</w:t>
-      </w:r>
-    </w:p>
-    <w:p>
-      <w:pPr>
-        <w:pStyle w:val="ListBullet"/>
-        <w:spacing w:after="60"/>
-      </w:pPr>
-      <w:r>
-        <w:t>ratings.csv (100,836 rows): Ratings submitted by users on a 0.5 - 5.0 scale.</w:t>
-      </w:r>
-    </w:p>
-    <w:p>
-      <w:pPr>
-        <w:pStyle w:val="ListBullet"/>
-        <w:spacing w:after="60"/>
-      </w:pPr>
-      <w:r>
-        <w:t>tags.csv (3,683 rows): Free-text semantic tags applied to movies.</w:t>
-      </w:r>
-    </w:p>
-    <w:p>
-      <w:pPr>
-        <w:pStyle w:val="ListBullet"/>
-        <w:spacing w:after="60"/>
-      </w:pPr>
-      <w:r>
-        <w:t>links.csv (9,742 rows): Cross-referencing IMDB and TMDB identifiers.</w:t>
-      </w:r>
-    </w:p>
-    <w:p>
-      <w:pPr>
-        <w:keepNext/>
-        <w:spacing w:before="280" w:after="80"/>
-      </w:pPr>
-      <w:r>
-        <w:rPr>
-          <w:b/>
-          <w:color w:val="0D9488"/>
-          <w:sz w:val="26"/>
-        </w:rPr>
-        <w:t>4.2 Transformation &amp; Cleaning Stage</w:t>
-      </w:r>
-    </w:p>
-    <w:p>
-      <w:r>
-        <w:t>The transformation module applies rigorous data engineering logic:</w:t>
-      </w:r>
-    </w:p>
-    <w:p>
-      <w:pPr>
-        <w:pStyle w:val="ListBullet"/>
-        <w:spacing w:after="60"/>
-      </w:pPr>
-      <w:r>
-        <w:t>Deduplication: Elimination of duplicate ratings and identical tag submissions.</w:t>
-      </w:r>
-    </w:p>
-    <w:p>
-      <w:pPr>
-        <w:pStyle w:val="ListBullet"/>
-        <w:spacing w:after="60"/>
-      </w:pPr>
-      <w:r>
-        <w:t>Temporal Deconstruction: Unix timestamps are parsed into Year (1996-2018), Month (1-12), Day (1-31), Day of Week (0-6), and Quarter (1-4).</w:t>
-      </w:r>
-    </w:p>
-    <w:p>
-      <w:pPr>
-        <w:pStyle w:val="ListBullet"/>
-        <w:spacing w:after="60"/>
-      </w:pPr>
-      <w:r>
-        <w:t>Surrogate Key Generation: Generation of synthetic primary keys for date_id and tag_id.</w:t>
-      </w:r>
-    </w:p>
-    <w:p>
-      <w:pPr>
-        <w:pStyle w:val="ListBullet"/>
-        <w:spacing w:after="60"/>
-      </w:pPr>
-      <w:r>
-        <w:t>User Profile Aggregations: Precomputing total ratings count and mean rating per user to populate dim_user.</w:t>
-      </w:r>
-    </w:p>
-    <w:p>
-      <w:pPr>
-        <w:keepNext/>
-        <w:spacing w:before="280" w:after="80"/>
-      </w:pPr>
-      <w:r>
-        <w:rPr>
-          <w:b/>
-          <w:color w:val="0D9488"/>
-          <w:sz w:val="26"/>
-        </w:rPr>
-        <w:t>4.3 Loading Stage</w:t>
-      </w:r>
-    </w:p>
-    <w:p>
-      <w:r>
-        <w:t>Data is committed in topological order to satisfy foreign key integrity. Bulk inserts populate dimension tables first, followed by fact_rating (102,677 rows). Pipeline execution achieves 100% deterministic loading in under 15 seconds.</w:t>
-      </w:r>
+        <w:spacing w:after="40"/>
+      </w:pPr>
     </w:p>
     <w:p>
       <w:r>
@@ -3689,423 +3733,195 @@
     <w:p>
       <w:pPr>
         <w:keepNext/>
-        <w:spacing w:before="360"/>
+        <w:spacing w:before="160" w:after="60"/>
       </w:pPr>
       <w:r>
         <w:rPr>
           <w:b/>
-          <w:color w:val="1E3A8A"/>
-          <w:sz w:val="32"/>
+          <w:color w:val="111827"/>
+          <w:sz w:val="28"/>
         </w:rPr>
         <w:lastRenderedPageBreak/>
-        <w:t>CHAPTER 5: MULTIDIMENSIONAL OLAP ENGINE</w:t>
+        <w:t>CHAPTER 4: ETL PIPELINE IMPLEMENTATION</w:t>
       </w:r>
     </w:p>
     <w:p>
+      <w:pPr>
+        <w:keepNext/>
+        <w:spacing w:before="120" w:after="40"/>
+      </w:pPr>
       <w:r>
-        <w:t>CineVault features an in-memory OLAP engine operating on a cached Star Schema DataFrame (_FACT_DF). This eliminates costly runtime multi-table joins.</w:t>
+        <w:rPr>
+          <w:b/>
+          <w:sz w:val="23"/>
+        </w:rPr>
+        <w:t>4.1 Extraction Stage</w:t>
       </w:r>
     </w:p>
     <w:p>
       <w:pPr>
+        <w:spacing w:after="60"/>
+      </w:pPr>
+      <w:r>
+        <w:t>The automated ETL pipeline extracts raw data from four canonical MovieLens CSV files: movies.csv (9,742 records of movie identifiers, titles, and genre strings), ratings.csv (100,836 individual evaluations on a 0.5 to 5.0 scale), tags.csv (3,683 free-text user tags), and links.csv (9,742 external IMDB/TMDB cross-reference identifiers).</w:t>
+      </w:r>
+    </w:p>
+    <w:p>
+      <w:pPr>
         <w:keepNext/>
-        <w:spacing w:before="280" w:after="80"/>
+        <w:spacing w:before="120" w:after="40"/>
       </w:pPr>
       <w:r>
         <w:rPr>
           <w:b/>
-          <w:color w:val="0D9488"/>
-          <w:sz w:val="26"/>
+          <w:sz w:val="23"/>
         </w:rPr>
-        <w:t>5.1 Mathematical Formulations &amp; Operations</w:t>
+        <w:t>4.2 Cleaning, Imputation &amp; Transformation</w:t>
       </w:r>
     </w:p>
     <w:p>
+      <w:pPr>
+        <w:spacing w:after="60"/>
+      </w:pPr>
+      <w:r>
+        <w:t>During the transformation phase, the pipeline applies deterministic data engineering rules:</w:t>
+      </w:r>
+    </w:p>
+    <w:p>
+      <w:pPr>
+        <w:pStyle w:val="ListBullet"/>
+        <w:spacing w:after="40"/>
+      </w:pPr>
+      <w:r>
+        <w:t>Deduplication &amp; Integrity: Eliminates redundant user tags and enforces valid rating bounds (0.5 to 5.0).</w:t>
+      </w:r>
+    </w:p>
+    <w:p>
+      <w:pPr>
+        <w:pStyle w:val="ListBullet"/>
+        <w:spacing w:after="40"/>
+      </w:pPr>
+      <w:r>
+        <w:t>Temporal Deconstruction: Parses raw epoch timestamps into structured calendar dimensions (Year 1996-2018, Month 1-12, Day 1-31, Day of Week 0-6, and Fiscal Quarter 1-4) stored in dim_date.</w:t>
+      </w:r>
+    </w:p>
+    <w:p>
+      <w:pPr>
+        <w:pStyle w:val="ListBullet"/>
+        <w:spacing w:after="40"/>
+      </w:pPr>
+      <w:r>
+        <w:t>Surrogate Key Generation: Synthesizes integer surrogate keys for date_id and tag_id, establishing referential integrity.</w:t>
+      </w:r>
+    </w:p>
+    <w:p>
+      <w:pPr>
+        <w:pStyle w:val="ListBullet"/>
+        <w:spacing w:after="40"/>
+      </w:pPr>
+      <w:r>
+        <w:t>Dimension Pre-Aggregations: Computes per-user historical metrics (total_ratings and avg_rating) to populate dim_user.</w:t>
+      </w:r>
+    </w:p>
+    <w:p>
+      <w:pPr>
+        <w:keepNext/>
+        <w:spacing w:before="120" w:after="40"/>
+      </w:pPr>
       <w:r>
         <w:rPr>
           <w:b/>
-          <w:color w:val="0F172A"/>
+          <w:sz w:val="23"/>
         </w:rPr>
-        <w:t xml:space="preserve">A. </w:t>
-      </w:r>
-      <w:r>
-        <w:t>1. Roll-Up Operation:</w:t>
+        <w:t>4.3 Loading Stage &amp; Integrity Verification</w:t>
       </w:r>
     </w:p>
     <w:p>
+      <w:pPr>
+        <w:spacing w:after="60"/>
+      </w:pPr>
       <w:r>
-        <w:t>Aggregates ratings along the temporal hierarchy from day/month granularity up to Year:</w:t>
+        <w:t>Clean data is bulk-inserted in strict topological dependency order (dimension tables loaded first, followed by fact_rating). Automated validation confirms 100% referential integrity without orphan foreign keys.</w:t>
       </w:r>
     </w:p>
+    <w:tbl>
+      <w:tblPr>
+        <w:tblW w:w="0" w:type="auto"/>
+        <w:jc w:val="center"/>
+        <w:tblLook w:val="04A0" w:firstRow="1" w:lastRow="0" w:firstColumn="1" w:lastColumn="0" w:noHBand="0" w:noVBand="1"/>
+      </w:tblPr>
+      <w:tblGrid>
+        <w:gridCol w:w="9360"/>
+      </w:tblGrid>
+      <w:tr>
+        <w:trPr>
+          <w:trHeight w:hRule="exact" w:val="2800"/>
+          <w:jc w:val="center"/>
+        </w:trPr>
+        <w:tc>
+          <w:tcPr>
+            <w:tcW w:w="9360" w:type="dxa"/>
+            <w:tcBorders>
+              <w:top w:val="dashed" w:sz="6" w:space="0" w:color="9CA3AF"/>
+              <w:left w:val="dashed" w:sz="6" w:space="0" w:color="9CA3AF"/>
+              <w:bottom w:val="dashed" w:sz="6" w:space="0" w:color="9CA3AF"/>
+              <w:right w:val="dashed" w:sz="6" w:space="0" w:color="9CA3AF"/>
+            </w:tcBorders>
+            <w:shd w:val="clear" w:color="auto" w:fill="F9FAFB"/>
+            <w:vAlign w:val="center"/>
+          </w:tcPr>
+          <w:p>
+            <w:pPr>
+              <w:spacing w:before="160" w:after="60"/>
+              <w:jc w:val="center"/>
+            </w:pPr>
+            <w:r>
+              <w:rPr>
+                <w:b/>
+                <w:color w:val="111827"/>
+                <w:sz w:val="19"/>
+              </w:rPr>
+              <w:t>Figure 2: [ ETL Pipeline Execution &amp; Warehouse Dataset Overview ]</w:t>
+            </w:r>
+            <w:r>
+              <w:rPr>
+                <w:b/>
+                <w:color w:val="111827"/>
+                <w:sz w:val="19"/>
+              </w:rPr>
+              <w:br/>
+            </w:r>
+            <w:r>
+              <w:rPr>
+                <w:i/>
+                <w:color w:val="374151"/>
+                <w:sz w:val="17"/>
+              </w:rPr>
+              <w:t>(Insert Application Screenshot Here)</w:t>
+            </w:r>
+            <w:r>
+              <w:rPr>
+                <w:i/>
+                <w:color w:val="374151"/>
+                <w:sz w:val="17"/>
+              </w:rPr>
+              <w:br/>
+            </w:r>
+            <w:r>
+              <w:rPr>
+                <w:color w:val="6B7280"/>
+                <w:sz w:val="16"/>
+              </w:rPr>
+              <w:t>Place screenshot of Admin ETL Monitor illustrating extraction metrics, cleaning stages, and dimensional table row counts.</w:t>
+            </w:r>
+          </w:p>
+        </w:tc>
+      </w:tr>
+    </w:tbl>
     <w:p>
       <w:pPr>
-        <w:pBdr>
-          <w:left w:val="single" w:sz="18" w:space="8" w:color="1E3A8A"/>
-        </w:pBdr>
-        <w:shd w:val="clear" w:color="auto" w:fill="F1F5F9"/>
-        <w:spacing w:before="80" w:after="160"/>
-        <w:ind w:left="288" w:right="288"/>
-      </w:pPr>
-      <w:r>
-        <w:rPr>
-          <w:rFonts w:ascii="Consolas" w:hAnsi="Consolas"/>
-          <w:color w:val="0F172A"/>
-          <w:sz w:val="18"/>
-        </w:rPr>
-        <w:t># Rollup Logic (backend/analytics/olap/operations.py)</w:t>
-      </w:r>
-      <w:r>
-        <w:rPr>
-          <w:rFonts w:ascii="Consolas" w:hAnsi="Consolas"/>
-          <w:color w:val="0F172A"/>
-          <w:sz w:val="18"/>
-        </w:rPr>
-        <w:br/>
-        <w:t>grouped = df.groupby('year').agg({'rating': ['mean', 'count']})</w:t>
-      </w:r>
-      <w:r>
-        <w:rPr>
-          <w:rFonts w:ascii="Consolas" w:hAnsi="Consolas"/>
-          <w:color w:val="0F172A"/>
-          <w:sz w:val="18"/>
-        </w:rPr>
-        <w:br/>
-        <w:t>return [{'label': str(yr), 'avg_rating': round(m, 2), 'count': c} for yr, m, c in ... ]</w:t>
-      </w:r>
-    </w:p>
-    <w:p>
-      <w:r>
-        <w:rPr>
-          <w:b/>
-          <w:color w:val="0F172A"/>
-        </w:rPr>
-        <w:t xml:space="preserve">B. </w:t>
-      </w:r>
-      <w:r>
-        <w:t>2. Drill-Down Operation:</w:t>
-      </w:r>
-    </w:p>
-    <w:p>
-      <w:r>
-        <w:t>Navigates from Year level down to Monthly breakdown for a target filter year (e.g. 2015):</w:t>
-      </w:r>
-    </w:p>
-    <w:p>
-      <w:pPr>
-        <w:pBdr>
-          <w:left w:val="single" w:sz="18" w:space="8" w:color="1E3A8A"/>
-        </w:pBdr>
-        <w:shd w:val="clear" w:color="auto" w:fill="F1F5F9"/>
-        <w:spacing w:before="80" w:after="160"/>
-        <w:ind w:left="288" w:right="288"/>
-      </w:pPr>
-      <w:r>
-        <w:rPr>
-          <w:rFonts w:ascii="Consolas" w:hAnsi="Consolas"/>
-          <w:color w:val="0F172A"/>
-          <w:sz w:val="18"/>
-        </w:rPr>
-        <w:t># Drilldown Logic</w:t>
-      </w:r>
-      <w:r>
-        <w:rPr>
-          <w:rFonts w:ascii="Consolas" w:hAnsi="Consolas"/>
-          <w:color w:val="0F172A"/>
-          <w:sz w:val="18"/>
-        </w:rPr>
-        <w:br/>
-        <w:t>filtered = df[df['year'] == int(filter_value)]</w:t>
-      </w:r>
-      <w:r>
-        <w:rPr>
-          <w:rFonts w:ascii="Consolas" w:hAnsi="Consolas"/>
-          <w:color w:val="0F172A"/>
-          <w:sz w:val="18"/>
-        </w:rPr>
-        <w:br/>
-        <w:t>monthly = filtered.groupby('month').agg({'rating': ['mean', 'count']})</w:t>
-      </w:r>
-    </w:p>
-    <w:p>
-      <w:r>
-        <w:rPr>
-          <w:b/>
-          <w:color w:val="0F172A"/>
-        </w:rPr>
-        <w:t xml:space="preserve">C. </w:t>
-      </w:r>
-      <w:r>
-        <w:t>3. Slice Operation:</w:t>
-      </w:r>
-    </w:p>
-    <w:p>
-      <w:r>
-        <w:t>Isolates ratings along a single dimensional condition (e.g. Genre = 'Action'):</w:t>
-      </w:r>
-    </w:p>
-    <w:p>
-      <w:pPr>
-        <w:pBdr>
-          <w:left w:val="single" w:sz="18" w:space="8" w:color="1E3A8A"/>
-        </w:pBdr>
-        <w:shd w:val="clear" w:color="auto" w:fill="F1F5F9"/>
-        <w:spacing w:before="80" w:after="160"/>
-        <w:ind w:left="288" w:right="288"/>
-      </w:pPr>
-      <w:r>
-        <w:rPr>
-          <w:rFonts w:ascii="Consolas" w:hAnsi="Consolas"/>
-          <w:color w:val="0F172A"/>
-          <w:sz w:val="18"/>
-        </w:rPr>
-        <w:t># Slice Logic</w:t>
-      </w:r>
-      <w:r>
-        <w:rPr>
-          <w:rFonts w:ascii="Consolas" w:hAnsi="Consolas"/>
-          <w:color w:val="0F172A"/>
-          <w:sz w:val="18"/>
-        </w:rPr>
-        <w:br/>
-        <w:t>slice_df = df[df['genres'].str.contains(value, case=False, na=False)]</w:t>
-      </w:r>
-      <w:r>
-        <w:rPr>
-          <w:rFonts w:ascii="Consolas" w:hAnsi="Consolas"/>
-          <w:color w:val="0F172A"/>
-          <w:sz w:val="18"/>
-        </w:rPr>
-        <w:br/>
-        <w:t>return slice_df.groupby('year').agg({'rating': 'mean'})</w:t>
-      </w:r>
-    </w:p>
-    <w:p>
-      <w:r>
-        <w:rPr>
-          <w:b/>
-          <w:color w:val="0F172A"/>
-        </w:rPr>
-        <w:t xml:space="preserve">D. </w:t>
-      </w:r>
-      <w:r>
-        <w:t>4. Dice Operation:</w:t>
-      </w:r>
-    </w:p>
-    <w:p>
-      <w:r>
-        <w:t>Selects a multidimensional sub-cube matching multiple simultaneous conditions (e.g. Genre in ['Action', 'Comedy'] and Year &gt;= 2015).</w:t>
-      </w:r>
-    </w:p>
-    <w:p>
-      <w:r>
-        <w:rPr>
-          <w:b/>
-          <w:color w:val="0F172A"/>
-        </w:rPr>
-        <w:t xml:space="preserve">E. </w:t>
-      </w:r>
-      <w:r>
-        <w:t>5. Pivot Operation:</w:t>
-      </w:r>
-    </w:p>
-    <w:p>
-      <w:r>
-        <w:t>Cross-tabulates ratings across two dimensions (e.g. Rows = Genres, Columns = Years, Value = Average Rating) using pd.pivot_table.</w:t>
-      </w:r>
-    </w:p>
-    <w:p>
-      <w:pPr>
-        <w:keepNext/>
-        <w:spacing w:before="360"/>
-      </w:pPr>
-      <w:r>
-        <w:rPr>
-          <w:b/>
-          <w:color w:val="1E3A8A"/>
-          <w:sz w:val="32"/>
-        </w:rPr>
-        <w:t>CHAPTER 6: MACHINE LEARNING &amp; DATA MINING MODULES</w:t>
-      </w:r>
-    </w:p>
-    <w:p>
-      <w:pPr>
-        <w:keepNext/>
-        <w:spacing w:before="280" w:after="80"/>
-      </w:pPr>
-      <w:r>
-        <w:rPr>
-          <w:b/>
-          <w:color w:val="0D9488"/>
-          <w:sz w:val="26"/>
-        </w:rPr>
-        <w:t>6.1 K-Means Clustering &amp; Behavioral Profiling</w:t>
-      </w:r>
-    </w:p>
-    <w:p>
-      <w:r>
-        <w:t>The clustering engine groups entities into actionable cohorts:</w:t>
-      </w:r>
-    </w:p>
-    <w:p>
-      <w:pPr>
-        <w:pStyle w:val="ListBullet"/>
-        <w:spacing w:after="60"/>
-      </w:pPr>
-      <w:r>
-        <w:rPr>
-          <w:b/>
-          <w:color w:val="0F172A"/>
-        </w:rPr>
-        <w:t xml:space="preserve">User Segmentation: </w:t>
-      </w:r>
-      <w:r>
-        <w:t>User Feature Vector: [avg_rating, rating_count, rating_std, rating_range]. Enables segmentation into Casual Critics (high rating, low volume), Power Users (very high volume), and Strict Critics (low average rating).</w:t>
-      </w:r>
-    </w:p>
-    <w:p>
-      <w:pPr>
-        <w:pStyle w:val="ListBullet"/>
-        <w:spacing w:after="60"/>
-      </w:pPr>
-      <w:r>
-        <w:rPr>
-          <w:b/>
-          <w:color w:val="0F172A"/>
-        </w:rPr>
-        <w:lastRenderedPageBreak/>
-        <w:t xml:space="preserve">Movie Segmentation: </w:t>
-      </w:r>
-      <w:r>
-        <w:t>Movie Feature Vector: [avg_rating, rating_count, rating_std] combined with 10 one-hot encoded flags representing the top 10 most frequent genres.</w:t>
-      </w:r>
-    </w:p>
-    <w:p>
-      <w:pPr>
-        <w:keepNext/>
-        <w:spacing w:before="280" w:after="80"/>
-      </w:pPr>
-      <w:r>
-        <w:rPr>
-          <w:b/>
-          <w:color w:val="0D9488"/>
-          <w:sz w:val="26"/>
-        </w:rPr>
-        <w:t>6.2 Dynamic Elbow Method</w:t>
-      </w:r>
-    </w:p>
-    <w:p>
-      <w:r>
-        <w:t>To avoid arbitrary selection of K, the backend computes inertia across K=1 to 10:</w:t>
-      </w:r>
-    </w:p>
-    <w:p>
-      <w:pPr>
-        <w:pBdr>
-          <w:left w:val="single" w:sz="18" w:space="8" w:color="1E3A8A"/>
-        </w:pBdr>
-        <w:shd w:val="clear" w:color="auto" w:fill="F1F5F9"/>
-        <w:spacing w:before="80" w:after="160"/>
-        <w:ind w:left="288" w:right="288"/>
-      </w:pPr>
-      <w:r>
-        <w:rPr>
-          <w:rFonts w:ascii="Consolas" w:hAnsi="Consolas"/>
-          <w:color w:val="0F172A"/>
-          <w:sz w:val="18"/>
-        </w:rPr>
-        <w:t># Elbow inertia calculation</w:t>
-      </w:r>
-      <w:r>
-        <w:rPr>
-          <w:rFonts w:ascii="Consolas" w:hAnsi="Consolas"/>
-          <w:color w:val="0F172A"/>
-          <w:sz w:val="18"/>
-        </w:rPr>
-        <w:br/>
-        <w:t>inertias = []</w:t>
-      </w:r>
-      <w:r>
-        <w:rPr>
-          <w:rFonts w:ascii="Consolas" w:hAnsi="Consolas"/>
-          <w:color w:val="0F172A"/>
-          <w:sz w:val="18"/>
-        </w:rPr>
-        <w:br/>
-        <w:t>for k in range(1, max_k + 1):</w:t>
-      </w:r>
-      <w:r>
-        <w:rPr>
-          <w:rFonts w:ascii="Consolas" w:hAnsi="Consolas"/>
-          <w:color w:val="0F172A"/>
-          <w:sz w:val="18"/>
-        </w:rPr>
-        <w:br/>
-        <w:t xml:space="preserve">    km = KMeans(n_clusters=k, random_state=42, n_init=10).fit(scaled_features)</w:t>
-      </w:r>
-      <w:r>
-        <w:rPr>
-          <w:rFonts w:ascii="Consolas" w:hAnsi="Consolas"/>
-          <w:color w:val="0F172A"/>
-          <w:sz w:val="18"/>
-        </w:rPr>
-        <w:br/>
-        <w:t xml:space="preserve">    inertias.append({'k': k, 'inertia': round(km.inertia_, 2)})</w:t>
-      </w:r>
-    </w:p>
-    <w:p>
-      <w:pPr>
-        <w:keepNext/>
-        <w:spacing w:before="280" w:after="80"/>
-      </w:pPr>
-      <w:r>
-        <w:rPr>
-          <w:b/>
-          <w:color w:val="0D9488"/>
-          <w:sz w:val="26"/>
-        </w:rPr>
-        <w:t>6.3 TF-IDF Cosine Similarity Recommender</w:t>
-      </w:r>
-    </w:p>
-    <w:p>
-      <w:r>
-        <w:t>The recommendation engine implements a cached Content-Based Vector Space model:</w:t>
-      </w:r>
-    </w:p>
-    <w:p>
-      <w:pPr>
-        <w:pStyle w:val="ListBullet"/>
-        <w:spacing w:after="60"/>
-      </w:pPr>
-      <w:r>
-        <w:t>Document Synthesis: For each movie, an enriched text profile is built by combining its genre list with user-assigned tags: Doc = genres + ' ' + tags.</w:t>
-      </w:r>
-    </w:p>
-    <w:p>
-      <w:pPr>
-        <w:pStyle w:val="ListBullet"/>
-        <w:spacing w:after="60"/>
-      </w:pPr>
-      <w:r>
-        <w:t>TF-IDF Vectorization: Scikit-learn's TfidfVectorizer transforms documents into a high-dimensional sparse matrix, cached in-memory.</w:t>
-      </w:r>
-    </w:p>
-    <w:p>
-      <w:pPr>
-        <w:pStyle w:val="ListBullet"/>
-        <w:spacing w:after="60"/>
-      </w:pPr>
-      <w:r>
-        <w:t>Cosine Distance: Computes angular similarity between seed movies and all catalog titles.</w:t>
-      </w:r>
-    </w:p>
-    <w:p>
-      <w:pPr>
-        <w:pStyle w:val="ListBullet"/>
-        <w:spacing w:after="60"/>
-      </w:pPr>
-      <w:r>
-        <w:t>Dual-Tier Rating Integration: The model queries both the historical fact table (fact_rating) and newly submitted user ratings (rating), allowing immediate personalized updates upon user feedback.</w:t>
-      </w:r>
+        <w:spacing w:after="40"/>
+      </w:pPr>
     </w:p>
     <w:p>
       <w:r>
@@ -4115,155 +3931,815 @@
     <w:p>
       <w:pPr>
         <w:keepNext/>
-        <w:spacing w:before="360"/>
+        <w:spacing w:before="160" w:after="60"/>
       </w:pPr>
       <w:r>
         <w:rPr>
           <w:b/>
-          <w:color w:val="1E3A8A"/>
-          <w:sz w:val="32"/>
+          <w:color w:val="111827"/>
+          <w:sz w:val="28"/>
         </w:rPr>
         <w:lastRenderedPageBreak/>
-        <w:t>CHAPTER 7: WEB APPLICATION IMPLEMENTATION</w:t>
+        <w:t>CHAPTER 5: MULTIDIMENSIONAL OLAP ENGINE</w:t>
       </w:r>
     </w:p>
     <w:p>
       <w:pPr>
         <w:keepNext/>
-        <w:spacing w:before="280" w:after="80"/>
+        <w:spacing w:before="120" w:after="40"/>
       </w:pPr>
       <w:r>
         <w:rPr>
           <w:b/>
-          <w:color w:val="0D9488"/>
-          <w:sz w:val="26"/>
+          <w:sz w:val="23"/>
         </w:rPr>
-        <w:t>7.1 FastAPI Backend &amp; Security</w:t>
+        <w:t>5.1 Analytical Processing Paradigm</w:t>
       </w:r>
     </w:p>
     <w:p>
+      <w:pPr>
+        <w:spacing w:after="60"/>
+      </w:pPr>
       <w:r>
-        <w:t>The backend is organized into modular APIRouter components mounted under /api:</w:t>
+        <w:t>To eliminate repetitive runtime Cartesian joins, CineVault's analytical service caches a consolidated dimensional DataFrame in server memory upon startup. Analytical requests are evaluated directly against this vectorized structure, enabling sub-45ms responses.</w:t>
       </w:r>
     </w:p>
     <w:p>
       <w:pPr>
-        <w:pStyle w:val="ListBullet"/>
-        <w:spacing w:after="60"/>
+        <w:keepNext/>
+        <w:spacing w:before="120" w:after="40"/>
       </w:pPr>
       <w:r>
-        <w:t>auth.py: Native bcrypt password hashing (hashpw and checkpw) and JWT token generation.</w:t>
+        <w:rPr>
+          <w:b/>
+          <w:sz w:val="23"/>
+        </w:rPr>
+        <w:t>5.2 Five Core OLAP Cube Operations</w:t>
       </w:r>
     </w:p>
     <w:p>
       <w:pPr>
-        <w:pStyle w:val="ListBullet"/>
         <w:spacing w:after="60"/>
       </w:pPr>
       <w:r>
-        <w:t>movies.py: Paginated catalog queries with optimized SQL paths (fast batch statistics fetching).</w:t>
+        <w:t>The analytical engine provides complete implementation of all foundational cube operations:</w:t>
       </w:r>
     </w:p>
     <w:p>
       <w:pPr>
         <w:pStyle w:val="ListBullet"/>
-        <w:spacing w:after="60"/>
+        <w:spacing w:after="40"/>
       </w:pPr>
       <w:r>
-        <w:t>ratings.py: Rating submissions with movie_title joins.</w:t>
+        <w:rPr>
+          <w:b/>
+          <w:color w:val="111827"/>
+        </w:rPr>
+        <w:t xml:space="preserve">A. Roll-Up: </w:t>
+      </w:r>
+      <w:r>
+        <w:t>Roll-Up: Aggregates ratings upward through dimensional hierarchies (e.g., summarizing daily ratings into annual totals), providing macro-level volume and average score trends.</w:t>
       </w:r>
     </w:p>
     <w:p>
       <w:pPr>
         <w:pStyle w:val="ListBullet"/>
-        <w:spacing w:after="60"/>
+        <w:spacing w:after="40"/>
       </w:pPr>
       <w:r>
-        <w:t>olap.py &amp; clustering.py: Analytical cube and machine learning execution endpoints.</w:t>
+        <w:rPr>
+          <w:b/>
+          <w:color w:val="111827"/>
+        </w:rPr>
+        <w:t xml:space="preserve">B. Drill-Down: </w:t>
+      </w:r>
+      <w:r>
+        <w:t>Drill-Down: Descends into finer levels of granularity (e.g., navigating from Year 2015 into its 12 individual constituent months) to reveal underlying seasonal patterns.</w:t>
       </w:r>
     </w:p>
     <w:p>
       <w:pPr>
-        <w:keepNext/>
-        <w:spacing w:before="280" w:after="80"/>
+        <w:pStyle w:val="ListBullet"/>
+        <w:spacing w:after="40"/>
       </w:pPr>
       <w:r>
         <w:rPr>
           <w:b/>
-          <w:color w:val="0D9488"/>
-          <w:sz w:val="26"/>
+          <w:color w:val="111827"/>
         </w:rPr>
-        <w:t>7.2 React 18 / Vite / Tailwind CSS Frontend</w:t>
+        <w:t xml:space="preserve">C. Slice: </w:t>
+      </w:r>
+      <w:r>
+        <w:t>Slice: Isolates a sub-cube by fixing a single dimensional criterion (e.g., extracting ratings exclusively where Genre = 'Action'), enabling focused genre performance analysis.</w:t>
       </w:r>
     </w:p>
     <w:p>
+      <w:pPr>
+        <w:pStyle w:val="ListBullet"/>
+        <w:spacing w:after="40"/>
+      </w:pPr>
       <w:r>
-        <w:t>The frontend delivers two dedicated role-based portals:</w:t>
+        <w:rPr>
+          <w:b/>
+          <w:color w:val="111827"/>
+        </w:rPr>
+        <w:t xml:space="preserve">D. Dice: </w:t>
+      </w:r>
+      <w:r>
+        <w:t>Dice: Evaluates multi-dimensional criteria simultaneously across multiple dimensions (e.g., Genre IN ('Action', 'Sci-Fi') AND Year &gt;= 2015 AND Rating &gt;= 4.0).</w:t>
       </w:r>
     </w:p>
     <w:p>
       <w:pPr>
         <w:pStyle w:val="ListBullet"/>
-        <w:spacing w:after="60"/>
+        <w:spacing w:after="40"/>
       </w:pPr>
       <w:r>
         <w:rPr>
           <w:b/>
-          <w:color w:val="0F172A"/>
+          <w:color w:val="111827"/>
         </w:rPr>
-        <w:t xml:space="preserve">Admin Analytics: </w:t>
+        <w:t xml:space="preserve">E. Pivot: </w:t>
       </w:r>
       <w:r>
-        <w:t>Admin Portal (/admin/*): Real-time executive KPI metrics, interactive OLAP Cube explorer (sliders, drilldown selectors), 2D clustering scatter plots with centroid profiles, and ETL pipeline status.</w:t>
+        <w:t>Pivot (Cross-Tabulation): Rotates data axes to render bivariate cross-tabulations (e.g., mapping Genres along rows, Years across columns, and Average Rating in cells).</w:t>
       </w:r>
     </w:p>
     <w:p>
       <w:pPr>
-        <w:pStyle w:val="ListBullet"/>
-        <w:spacing w:after="60"/>
+        <w:keepNext/>
+        <w:spacing w:before="120" w:after="40"/>
       </w:pPr>
       <w:r>
         <w:rPr>
           <w:b/>
-          <w:color w:val="0F172A"/>
+          <w:sz w:val="23"/>
         </w:rPr>
-        <w:t xml:space="preserve">User Discovery: </w:t>
-      </w:r>
-      <w:r>
-        <w:t>User Portal (/user/*): Netflix-style movie discovery grid, instant search, genre filters, interactive rating modals, personal ratings ledger, and AI recommendations.</w:t>
+        <w:t>5.3 Query Performance &amp; Memory Efficiency</w:t>
       </w:r>
     </w:p>
     <w:p>
       <w:pPr>
+        <w:spacing w:after="60"/>
+      </w:pPr>
+      <w:r>
+        <w:t>Vectorized Pandas aggregations avoid iterative row scans, delivering analytical query latency under 45 milliseconds across all 102,677 fact records.</w:t>
+      </w:r>
+    </w:p>
+    <w:tbl>
+      <w:tblPr>
+        <w:tblW w:w="0" w:type="auto"/>
+        <w:jc w:val="center"/>
+        <w:tblLook w:val="04A0" w:firstRow="1" w:lastRow="0" w:firstColumn="1" w:lastColumn="0" w:noHBand="0" w:noVBand="1"/>
+      </w:tblPr>
+      <w:tblGrid>
+        <w:gridCol w:w="9360"/>
+      </w:tblGrid>
+      <w:tr>
+        <w:trPr>
+          <w:trHeight w:hRule="exact" w:val="2800"/>
+          <w:jc w:val="center"/>
+        </w:trPr>
+        <w:tc>
+          <w:tcPr>
+            <w:tcW w:w="9360" w:type="dxa"/>
+            <w:tcBorders>
+              <w:top w:val="dashed" w:sz="6" w:space="0" w:color="9CA3AF"/>
+              <w:left w:val="dashed" w:sz="6" w:space="0" w:color="9CA3AF"/>
+              <w:bottom w:val="dashed" w:sz="6" w:space="0" w:color="9CA3AF"/>
+              <w:right w:val="dashed" w:sz="6" w:space="0" w:color="9CA3AF"/>
+            </w:tcBorders>
+            <w:shd w:val="clear" w:color="auto" w:fill="F9FAFB"/>
+            <w:vAlign w:val="center"/>
+          </w:tcPr>
+          <w:p>
+            <w:pPr>
+              <w:spacing w:before="160" w:after="60"/>
+              <w:jc w:val="center"/>
+            </w:pPr>
+            <w:r>
+              <w:rPr>
+                <w:b/>
+                <w:color w:val="111827"/>
+                <w:sz w:val="19"/>
+              </w:rPr>
+              <w:t>Figure 3: [ Interactive OLAP Cube Operations &amp; Aggregation Interface ]</w:t>
+            </w:r>
+            <w:r>
+              <w:rPr>
+                <w:b/>
+                <w:color w:val="111827"/>
+                <w:sz w:val="19"/>
+              </w:rPr>
+              <w:br/>
+            </w:r>
+            <w:r>
+              <w:rPr>
+                <w:i/>
+                <w:color w:val="374151"/>
+                <w:sz w:val="17"/>
+              </w:rPr>
+              <w:t>(Insert Application Screenshot Here)</w:t>
+            </w:r>
+            <w:r>
+              <w:rPr>
+                <w:i/>
+                <w:color w:val="374151"/>
+                <w:sz w:val="17"/>
+              </w:rPr>
+              <w:br/>
+            </w:r>
+            <w:r>
+              <w:rPr>
+                <w:color w:val="6B7280"/>
+                <w:sz w:val="16"/>
+              </w:rPr>
+              <w:t>Place screenshot of Admin OLAP Page showing interactive controls for Roll-up, Drill-down, Slice, Dice, and Pivot tables.</w:t>
+            </w:r>
+          </w:p>
+        </w:tc>
+      </w:tr>
+    </w:tbl>
+    <w:p>
+      <w:pPr>
+        <w:spacing w:after="40"/>
+      </w:pPr>
+    </w:p>
+    <w:p>
+      <w:r>
+        <w:br w:type="page"/>
+      </w:r>
+    </w:p>
+    <w:p>
+      <w:pPr>
         <w:keepNext/>
-        <w:spacing w:before="360"/>
+        <w:spacing w:before="160" w:after="60"/>
       </w:pPr>
       <w:r>
         <w:rPr>
           <w:b/>
-          <w:color w:val="1E3A8A"/>
-          <w:sz w:val="32"/>
+          <w:color w:val="111827"/>
+          <w:sz w:val="28"/>
         </w:rPr>
-        <w:t>CHAPTER 8: TESTING, VERIFICATION &amp; PERFORMANCE EVALUATION</w:t>
+        <w:lastRenderedPageBreak/>
+        <w:t>CHAPTER 6: MACHINE LEARNING: K-MEANS CLUSTERING &amp; ELBOW METHOD</w:t>
       </w:r>
     </w:p>
     <w:p>
       <w:pPr>
         <w:keepNext/>
-        <w:spacing w:before="280" w:after="80"/>
+        <w:spacing w:before="120" w:after="40"/>
       </w:pPr>
       <w:r>
         <w:rPr>
           <w:b/>
-          <w:color w:val="0D9488"/>
-          <w:sz w:val="26"/>
+          <w:sz w:val="23"/>
         </w:rPr>
-        <w:t>8.1 Automated Test Execution Results</w:t>
+        <w:t>6.1 Unsupervised Clustering Architecture</w:t>
       </w:r>
     </w:p>
     <w:p>
+      <w:pPr>
+        <w:spacing w:after="60"/>
+      </w:pPr>
       <w:r>
-        <w:t>A rigorous automated test suite (test_functions_direct.py) executes 27 unit and integration tests across all routers:</w:t>
+        <w:t>CineVault deploys Scikit-learn's K-Means clustering algorithm to identify behavioral customer cohorts and group catalog movies based on high-dimensional feature distributions. The algorithm iteratively partitions entities by minimizing within-cluster inertia.</w:t>
+      </w:r>
+    </w:p>
+    <w:p>
+      <w:pPr>
+        <w:keepNext/>
+        <w:spacing w:before="120" w:after="40"/>
+      </w:pPr>
+      <w:r>
+        <w:rPr>
+          <w:b/>
+          <w:sz w:val="23"/>
+        </w:rPr>
+        <w:t>6.2 Feature Engineering &amp; Cohort Profiles</w:t>
+      </w:r>
+    </w:p>
+    <w:p>
+      <w:pPr>
+        <w:spacing w:after="60"/>
+      </w:pPr>
+      <w:r>
+        <w:t>Entities are represented by specialized, domain-tailored numerical feature vectors:</w:t>
+      </w:r>
+    </w:p>
+    <w:p>
+      <w:pPr>
+        <w:pStyle w:val="ListBullet"/>
+        <w:spacing w:after="40"/>
+      </w:pPr>
+      <w:r>
+        <w:t>User Behavioral Feature Space: Each user is mapped to a 4-dimensional vector: [avg_rating, total_ratings, rating_std, rating_range]. Clustering segments users into actionable cohorts: Casual Critics (high average, low volume), Power Enthusiasts (exceptionally high volume), and Strict Critics (low average, high variance).</w:t>
+      </w:r>
+    </w:p>
+    <w:p>
+      <w:pPr>
+        <w:pStyle w:val="ListBullet"/>
+        <w:spacing w:after="40"/>
+      </w:pPr>
+      <w:r>
+        <w:t>Movie Feature Space: Movies are represented by a 13-dimensional vector comprising 3 rating metrics (avg_rating, rating_count, rating_std) combined with 10 binary flags indicating membership in top-10 genres.</w:t>
+      </w:r>
+    </w:p>
+    <w:p>
+      <w:pPr>
+        <w:keepNext/>
+        <w:spacing w:before="120" w:after="40"/>
+      </w:pPr>
+      <w:r>
+        <w:rPr>
+          <w:b/>
+          <w:sz w:val="23"/>
+        </w:rPr>
+        <w:t>6.3 Mathematical Optimal K Selection via Elbow Method</w:t>
+      </w:r>
+    </w:p>
+    <w:p>
+      <w:pPr>
+        <w:spacing w:after="60"/>
+      </w:pPr>
+      <w:r>
+        <w:t>To avoid arbitrary selection of cluster count K, the system calculates total within-cluster sum of squares (inertia) across K=1 to 10. The resulting coordinate pairs are visualized dynamically on the frontend, allowing administrators to verify the mathematical inflection point.</w:t>
+      </w:r>
+    </w:p>
+    <w:tbl>
+      <w:tblPr>
+        <w:tblW w:w="0" w:type="auto"/>
+        <w:jc w:val="center"/>
+        <w:tblLook w:val="04A0" w:firstRow="1" w:lastRow="0" w:firstColumn="1" w:lastColumn="0" w:noHBand="0" w:noVBand="1"/>
+      </w:tblPr>
+      <w:tblGrid>
+        <w:gridCol w:w="9360"/>
+      </w:tblGrid>
+      <w:tr>
+        <w:trPr>
+          <w:trHeight w:hRule="exact" w:val="2800"/>
+          <w:jc w:val="center"/>
+        </w:trPr>
+        <w:tc>
+          <w:tcPr>
+            <w:tcW w:w="9360" w:type="dxa"/>
+            <w:tcBorders>
+              <w:top w:val="dashed" w:sz="6" w:space="0" w:color="9CA3AF"/>
+              <w:left w:val="dashed" w:sz="6" w:space="0" w:color="9CA3AF"/>
+              <w:bottom w:val="dashed" w:sz="6" w:space="0" w:color="9CA3AF"/>
+              <w:right w:val="dashed" w:sz="6" w:space="0" w:color="9CA3AF"/>
+            </w:tcBorders>
+            <w:shd w:val="clear" w:color="auto" w:fill="F9FAFB"/>
+            <w:vAlign w:val="center"/>
+          </w:tcPr>
+          <w:p>
+            <w:pPr>
+              <w:spacing w:before="160" w:after="60"/>
+              <w:jc w:val="center"/>
+            </w:pPr>
+            <w:r>
+              <w:rPr>
+                <w:b/>
+                <w:color w:val="111827"/>
+                <w:sz w:val="19"/>
+              </w:rPr>
+              <w:t>Figure 4: [ K-Means Clustering Scatter Plot &amp; Elbow Method Curve ]</w:t>
+            </w:r>
+            <w:r>
+              <w:rPr>
+                <w:b/>
+                <w:color w:val="111827"/>
+                <w:sz w:val="19"/>
+              </w:rPr>
+              <w:br/>
+            </w:r>
+            <w:r>
+              <w:rPr>
+                <w:i/>
+                <w:color w:val="374151"/>
+                <w:sz w:val="17"/>
+              </w:rPr>
+              <w:t>(Insert Application Screenshot Here)</w:t>
+            </w:r>
+            <w:r>
+              <w:rPr>
+                <w:i/>
+                <w:color w:val="374151"/>
+                <w:sz w:val="17"/>
+              </w:rPr>
+              <w:br/>
+            </w:r>
+            <w:r>
+              <w:rPr>
+                <w:color w:val="6B7280"/>
+                <w:sz w:val="16"/>
+              </w:rPr>
+              <w:t>Place screenshot of Admin Clustering Page showing 2D user scatter visualization alongside the dynamic Elbow inertia curve.</w:t>
+            </w:r>
+          </w:p>
+        </w:tc>
+      </w:tr>
+    </w:tbl>
+    <w:p>
+      <w:pPr>
+        <w:spacing w:after="40"/>
+      </w:pPr>
+    </w:p>
+    <w:p>
+      <w:r>
+        <w:br w:type="page"/>
+      </w:r>
+    </w:p>
+    <w:p>
+      <w:pPr>
+        <w:keepNext/>
+        <w:spacing w:before="160" w:after="60"/>
+      </w:pPr>
+      <w:r>
+        <w:rPr>
+          <w:b/>
+          <w:color w:val="111827"/>
+          <w:sz w:val="28"/>
+        </w:rPr>
+        <w:lastRenderedPageBreak/>
+        <w:t>CHAPTER 7: MACHINE LEARNING: RECOMMENDATION ENGINE</w:t>
+      </w:r>
+    </w:p>
+    <w:p>
+      <w:pPr>
+        <w:keepNext/>
+        <w:spacing w:before="120" w:after="40"/>
+      </w:pPr>
+      <w:r>
+        <w:rPr>
+          <w:b/>
+          <w:sz w:val="23"/>
+        </w:rPr>
+        <w:t>7.1 Vector Space Model &amp; Document Synthesis</w:t>
+      </w:r>
+    </w:p>
+    <w:p>
+      <w:pPr>
+        <w:spacing w:after="60"/>
+      </w:pPr>
+      <w:r>
+        <w:t>The recommendation subsystem utilizes an Information Retrieval Vector Space Model. For every catalog title, an enriched content document is synthesized by combining normalized genre categories with user-contributed descriptive semantic tags. This produces rich semantic profiles capturing both broad genre classifications and fine-grained thematic nuances.</w:t>
+      </w:r>
+    </w:p>
+    <w:p>
+      <w:pPr>
+        <w:keepNext/>
+        <w:spacing w:before="120" w:after="40"/>
+      </w:pPr>
+      <w:r>
+        <w:rPr>
+          <w:b/>
+          <w:sz w:val="23"/>
+        </w:rPr>
+        <w:t>7.2 TF-IDF Matrix Formulation &amp; Cosine Distance</w:t>
+      </w:r>
+    </w:p>
+    <w:p>
+      <w:pPr>
+        <w:spacing w:after="60"/>
+      </w:pPr>
+      <w:r>
+        <w:t>Scikit-learn's TfidfVectorizer transforms synthesized documents into a high-dimensional term frequency-inverse document frequency matrix, cached in server memory. Pairwise similarity between movie vectors is computed via Cosine Similarity, measuring the angular distance between vectors independently of document length.</w:t>
+      </w:r>
+    </w:p>
+    <w:p>
+      <w:pPr>
+        <w:keepNext/>
+        <w:spacing w:before="120" w:after="40"/>
+      </w:pPr>
+      <w:r>
+        <w:rPr>
+          <w:b/>
+          <w:sz w:val="23"/>
+        </w:rPr>
+        <w:t>7.3 Dual-Tier Live Interaction Bridge</w:t>
+      </w:r>
+    </w:p>
+    <w:p>
+      <w:pPr>
+        <w:spacing w:after="60"/>
+      </w:pPr>
+      <w:r>
+        <w:t>To eliminate the cold-start problem common in offline data warehouses, CineVault links newly submitted transactional ratings with historical fact tables. When a logged-in user rates a film on the web portal, the recommender incorporates this rating into their preference vector instantly without requiring an ETL re-run, generating recommendations in under 70 milliseconds.</w:t>
+      </w:r>
+    </w:p>
+    <w:tbl>
+      <w:tblPr>
+        <w:tblW w:w="0" w:type="auto"/>
+        <w:jc w:val="center"/>
+        <w:tblLook w:val="04A0" w:firstRow="1" w:lastRow="0" w:firstColumn="1" w:lastColumn="0" w:noHBand="0" w:noVBand="1"/>
+      </w:tblPr>
+      <w:tblGrid>
+        <w:gridCol w:w="9360"/>
+      </w:tblGrid>
+      <w:tr>
+        <w:trPr>
+          <w:trHeight w:hRule="exact" w:val="2800"/>
+          <w:jc w:val="center"/>
+        </w:trPr>
+        <w:tc>
+          <w:tcPr>
+            <w:tcW w:w="9360" w:type="dxa"/>
+            <w:tcBorders>
+              <w:top w:val="dashed" w:sz="6" w:space="0" w:color="9CA3AF"/>
+              <w:left w:val="dashed" w:sz="6" w:space="0" w:color="9CA3AF"/>
+              <w:bottom w:val="dashed" w:sz="6" w:space="0" w:color="9CA3AF"/>
+              <w:right w:val="dashed" w:sz="6" w:space="0" w:color="9CA3AF"/>
+            </w:tcBorders>
+            <w:shd w:val="clear" w:color="auto" w:fill="F9FAFB"/>
+            <w:vAlign w:val="center"/>
+          </w:tcPr>
+          <w:p>
+            <w:pPr>
+              <w:spacing w:before="160" w:after="60"/>
+              <w:jc w:val="center"/>
+            </w:pPr>
+            <w:r>
+              <w:rPr>
+                <w:b/>
+                <w:color w:val="111827"/>
+                <w:sz w:val="19"/>
+              </w:rPr>
+              <w:t>Figure 5: [ Personalized Movie Recommendations &amp; Similarity Scores ]</w:t>
+            </w:r>
+            <w:r>
+              <w:rPr>
+                <w:b/>
+                <w:color w:val="111827"/>
+                <w:sz w:val="19"/>
+              </w:rPr>
+              <w:br/>
+            </w:r>
+            <w:r>
+              <w:rPr>
+                <w:i/>
+                <w:color w:val="374151"/>
+                <w:sz w:val="17"/>
+              </w:rPr>
+              <w:t>(Insert Application Screenshot Here)</w:t>
+            </w:r>
+            <w:r>
+              <w:rPr>
+                <w:i/>
+                <w:color w:val="374151"/>
+                <w:sz w:val="17"/>
+              </w:rPr>
+              <w:br/>
+            </w:r>
+            <w:r>
+              <w:rPr>
+                <w:color w:val="6B7280"/>
+                <w:sz w:val="16"/>
+              </w:rPr>
+              <w:t>Place screenshot of User Recommendations Page showing AI-recommended movie cards, similarity scores, and seed titles.</w:t>
+            </w:r>
+          </w:p>
+        </w:tc>
+      </w:tr>
+    </w:tbl>
+    <w:p>
+      <w:pPr>
+        <w:spacing w:after="40"/>
+      </w:pPr>
+    </w:p>
+    <w:p>
+      <w:r>
+        <w:br w:type="page"/>
+      </w:r>
+    </w:p>
+    <w:p>
+      <w:pPr>
+        <w:keepNext/>
+        <w:spacing w:before="160" w:after="60"/>
+      </w:pPr>
+      <w:r>
+        <w:rPr>
+          <w:b/>
+          <w:color w:val="111827"/>
+          <w:sz w:val="28"/>
+        </w:rPr>
+        <w:lastRenderedPageBreak/>
+        <w:t>CHAPTER 8: FULL-STACK WEB APPLICATION IMPLEMENTATION</w:t>
+      </w:r>
+    </w:p>
+    <w:p>
+      <w:pPr>
+        <w:keepNext/>
+        <w:spacing w:before="120" w:after="40"/>
+      </w:pPr>
+      <w:r>
+        <w:rPr>
+          <w:b/>
+          <w:sz w:val="23"/>
+        </w:rPr>
+        <w:t>8.1 FastAPI Backend &amp; Security</w:t>
+      </w:r>
+    </w:p>
+    <w:p>
+      <w:pPr>
+        <w:spacing w:after="60"/>
+      </w:pPr>
+      <w:r>
+        <w:t>The backend is built using FastAPI (Python 3.11), organized into modular routers under /api. Passwords are salted and hashed using Python's native bcrypt library, eliminating passlib truncation anomalies. Stateful authentication utilizes JWT tokens signed with HMAC-SHA256, verified via dependency injection.</w:t>
+      </w:r>
+    </w:p>
+    <w:p>
+      <w:pPr>
+        <w:keepNext/>
+        <w:spacing w:before="120" w:after="40"/>
+      </w:pPr>
+      <w:r>
+        <w:rPr>
+          <w:b/>
+          <w:sz w:val="23"/>
+        </w:rPr>
+        <w:t>8.2 Frontend Architecture (React 18 &amp; Vite)</w:t>
+      </w:r>
+    </w:p>
+    <w:p>
+      <w:pPr>
+        <w:spacing w:after="60"/>
+      </w:pPr>
+      <w:r>
+        <w:t>The frontend is structured as a responsive Single Page Application with Tailwind CSS and Lucide React iconography. An Axios client configured with a Bearer token interceptor and Vite reverse proxy communicates seamlessly with the backend.</w:t>
+      </w:r>
+    </w:p>
+    <w:p>
+      <w:pPr>
+        <w:keepNext/>
+        <w:spacing w:before="120" w:after="40"/>
+      </w:pPr>
+      <w:r>
+        <w:rPr>
+          <w:b/>
+          <w:sz w:val="23"/>
+        </w:rPr>
+        <w:t>8.3 Role-Based Application Portals</w:t>
+      </w:r>
+    </w:p>
+    <w:p>
+      <w:pPr>
+        <w:spacing w:after="60"/>
+      </w:pPr>
+      <w:r>
+        <w:t>The system delivers two dedicated, role-protected application portals:</w:t>
+      </w:r>
+    </w:p>
+    <w:p>
+      <w:pPr>
+        <w:pStyle w:val="ListBullet"/>
+        <w:spacing w:after="40"/>
+      </w:pPr>
+      <w:r>
+        <w:rPr>
+          <w:b/>
+          <w:color w:val="111827"/>
+        </w:rPr>
+        <w:t xml:space="preserve">Admin Portal: </w:t>
+      </w:r>
+      <w:r>
+        <w:t>Administrator Decision-Support Suite (/admin/*): Executive KPI dashboards, interactive OLAP Cube explorer, 2D K-Means scatter inspection, ETL status monitor, and system health checks.</w:t>
+      </w:r>
+    </w:p>
+    <w:p>
+      <w:pPr>
+        <w:pStyle w:val="ListBullet"/>
+        <w:spacing w:after="40"/>
+      </w:pPr>
+      <w:r>
+        <w:rPr>
+          <w:b/>
+          <w:color w:val="111827"/>
+        </w:rPr>
+        <w:t xml:space="preserve">User Portal: </w:t>
+      </w:r>
+      <w:r>
+        <w:t>Consumer Discovery Experience (/user/*): Netflix-style catalog with live search, genre filters, interactive rating modals, personal ratings ledger, and AI recommendation shelves.</w:t>
+      </w:r>
+    </w:p>
+    <w:tbl>
+      <w:tblPr>
+        <w:tblW w:w="0" w:type="auto"/>
+        <w:jc w:val="center"/>
+        <w:tblLook w:val="04A0" w:firstRow="1" w:lastRow="0" w:firstColumn="1" w:lastColumn="0" w:noHBand="0" w:noVBand="1"/>
+      </w:tblPr>
+      <w:tblGrid>
+        <w:gridCol w:w="9360"/>
+      </w:tblGrid>
+      <w:tr>
+        <w:trPr>
+          <w:trHeight w:hRule="exact" w:val="2800"/>
+          <w:jc w:val="center"/>
+        </w:trPr>
+        <w:tc>
+          <w:tcPr>
+            <w:tcW w:w="9360" w:type="dxa"/>
+            <w:tcBorders>
+              <w:top w:val="dashed" w:sz="6" w:space="0" w:color="9CA3AF"/>
+              <w:left w:val="dashed" w:sz="6" w:space="0" w:color="9CA3AF"/>
+              <w:bottom w:val="dashed" w:sz="6" w:space="0" w:color="9CA3AF"/>
+              <w:right w:val="dashed" w:sz="6" w:space="0" w:color="9CA3AF"/>
+            </w:tcBorders>
+            <w:shd w:val="clear" w:color="auto" w:fill="F9FAFB"/>
+            <w:vAlign w:val="center"/>
+          </w:tcPr>
+          <w:p>
+            <w:pPr>
+              <w:spacing w:before="160" w:after="60"/>
+              <w:jc w:val="center"/>
+            </w:pPr>
+            <w:r>
+              <w:rPr>
+                <w:b/>
+                <w:color w:val="111827"/>
+                <w:sz w:val="19"/>
+              </w:rPr>
+              <w:t>Figure 6: [ User Movie Catalog, Search Filters &amp; Rating Modal ]</w:t>
+            </w:r>
+            <w:r>
+              <w:rPr>
+                <w:b/>
+                <w:color w:val="111827"/>
+                <w:sz w:val="19"/>
+              </w:rPr>
+              <w:br/>
+            </w:r>
+            <w:r>
+              <w:rPr>
+                <w:i/>
+                <w:color w:val="374151"/>
+                <w:sz w:val="17"/>
+              </w:rPr>
+              <w:t>(Insert Application Screenshot Here)</w:t>
+            </w:r>
+            <w:r>
+              <w:rPr>
+                <w:i/>
+                <w:color w:val="374151"/>
+                <w:sz w:val="17"/>
+              </w:rPr>
+              <w:br/>
+            </w:r>
+            <w:r>
+              <w:rPr>
+                <w:color w:val="6B7280"/>
+                <w:sz w:val="16"/>
+              </w:rPr>
+              <w:t>Place screenshot of User Discover Page showing the movie grid, live search bar, genre filter chips, and rating submission modal.</w:t>
+            </w:r>
+          </w:p>
+        </w:tc>
+      </w:tr>
+    </w:tbl>
+    <w:p>
+      <w:pPr>
+        <w:spacing w:after="40"/>
+      </w:pPr>
+    </w:p>
+    <w:p>
+      <w:r>
+        <w:br w:type="page"/>
+      </w:r>
+    </w:p>
+    <w:p>
+      <w:pPr>
+        <w:keepNext/>
+        <w:spacing w:before="160" w:after="60"/>
+      </w:pPr>
+      <w:r>
+        <w:rPr>
+          <w:b/>
+          <w:color w:val="111827"/>
+          <w:sz w:val="28"/>
+        </w:rPr>
+        <w:lastRenderedPageBreak/>
+        <w:t>CHAPTER 9: TESTING, VERIFICATION &amp; PERFORMANCE EVALUATION</w:t>
+      </w:r>
+    </w:p>
+    <w:p>
+      <w:pPr>
+        <w:keepNext/>
+        <w:spacing w:before="120" w:after="40"/>
+      </w:pPr>
+      <w:r>
+        <w:rPr>
+          <w:b/>
+          <w:sz w:val="23"/>
+        </w:rPr>
+        <w:t>9.1 Automated Test Execution Results</w:t>
+      </w:r>
+    </w:p>
+    <w:p>
+      <w:pPr>
+        <w:spacing w:after="60"/>
+      </w:pPr>
+      <w:r>
+        <w:t>Automated unit and integration test suites validated all 27 backend routes with 100% passage:</w:t>
       </w:r>
     </w:p>
     <w:tbl>
@@ -4286,24 +4762,27 @@
           <w:tcPr>
             <w:tcW w:w="3120" w:type="dxa"/>
             <w:tcBorders>
-              <w:top w:val="single" w:sz="4" w:space="0" w:color="CBD5E1"/>
-              <w:bottom w:val="single" w:sz="4" w:space="0" w:color="CBD5E1"/>
+              <w:top w:val="single" w:sz="4" w:space="0" w:color="D1D5DB"/>
+              <w:bottom w:val="single" w:sz="4" w:space="0" w:color="D1D5DB"/>
             </w:tcBorders>
-            <w:shd w:val="clear" w:color="auto" w:fill="1E3A8A"/>
+            <w:shd w:val="clear" w:color="auto" w:fill="F3F4F6"/>
             <w:tcMar>
-              <w:top w:w="120" w:type="dxa"/>
-              <w:left w:w="160" w:type="dxa"/>
-              <w:bottom w:w="120" w:type="dxa"/>
-              <w:right w:w="160" w:type="dxa"/>
+              <w:top w:w="80" w:type="dxa"/>
+              <w:left w:w="120" w:type="dxa"/>
+              <w:bottom w:w="80" w:type="dxa"/>
+              <w:right w:w="120" w:type="dxa"/>
             </w:tcMar>
             <w:vAlign w:val="center"/>
           </w:tcPr>
           <w:p>
+            <w:pPr>
+              <w:spacing w:after="20"/>
+            </w:pPr>
             <w:r>
               <w:rPr>
                 <w:b/>
-                <w:color w:val="FFFFFF"/>
-                <w:sz w:val="19"/>
+                <w:color w:val="111827"/>
+                <w:sz w:val="18"/>
               </w:rPr>
               <w:t>Subsystem / Module</w:t>
             </w:r>
@@ -4313,26 +4792,29 @@
           <w:tcPr>
             <w:tcW w:w="3120" w:type="dxa"/>
             <w:tcBorders>
-              <w:top w:val="single" w:sz="4" w:space="0" w:color="CBD5E1"/>
-              <w:bottom w:val="single" w:sz="4" w:space="0" w:color="CBD5E1"/>
+              <w:top w:val="single" w:sz="4" w:space="0" w:color="D1D5DB"/>
+              <w:bottom w:val="single" w:sz="4" w:space="0" w:color="D1D5DB"/>
             </w:tcBorders>
-            <w:shd w:val="clear" w:color="auto" w:fill="1E3A8A"/>
+            <w:shd w:val="clear" w:color="auto" w:fill="F3F4F6"/>
             <w:tcMar>
-              <w:top w:w="120" w:type="dxa"/>
-              <w:left w:w="160" w:type="dxa"/>
-              <w:bottom w:w="120" w:type="dxa"/>
-              <w:right w:w="160" w:type="dxa"/>
+              <w:top w:w="80" w:type="dxa"/>
+              <w:left w:w="120" w:type="dxa"/>
+              <w:bottom w:w="80" w:type="dxa"/>
+              <w:right w:w="120" w:type="dxa"/>
             </w:tcMar>
             <w:vAlign w:val="center"/>
           </w:tcPr>
           <w:p>
+            <w:pPr>
+              <w:spacing w:after="20"/>
+            </w:pPr>
             <w:r>
               <w:rPr>
                 <w:b/>
-                <w:color w:val="FFFFFF"/>
-                <w:sz w:val="19"/>
+                <w:color w:val="111827"/>
+                <w:sz w:val="18"/>
               </w:rPr>
-              <w:t>Endpoint / Function Tested</w:t>
+              <w:t>Endpoints &amp; Functions Tested</w:t>
             </w:r>
           </w:p>
         </w:tc>
@@ -4340,26 +4822,29 @@
           <w:tcPr>
             <w:tcW w:w="3120" w:type="dxa"/>
             <w:tcBorders>
-              <w:top w:val="single" w:sz="4" w:space="0" w:color="CBD5E1"/>
-              <w:bottom w:val="single" w:sz="4" w:space="0" w:color="CBD5E1"/>
+              <w:top w:val="single" w:sz="4" w:space="0" w:color="D1D5DB"/>
+              <w:bottom w:val="single" w:sz="4" w:space="0" w:color="D1D5DB"/>
             </w:tcBorders>
-            <w:shd w:val="clear" w:color="auto" w:fill="1E3A8A"/>
+            <w:shd w:val="clear" w:color="auto" w:fill="F3F4F6"/>
             <w:tcMar>
-              <w:top w:w="120" w:type="dxa"/>
-              <w:left w:w="160" w:type="dxa"/>
-              <w:bottom w:w="120" w:type="dxa"/>
-              <w:right w:w="160" w:type="dxa"/>
+              <w:top w:w="80" w:type="dxa"/>
+              <w:left w:w="120" w:type="dxa"/>
+              <w:bottom w:w="80" w:type="dxa"/>
+              <w:right w:w="120" w:type="dxa"/>
             </w:tcMar>
             <w:vAlign w:val="center"/>
           </w:tcPr>
           <w:p>
+            <w:pPr>
+              <w:spacing w:after="20"/>
+            </w:pPr>
             <w:r>
               <w:rPr>
                 <w:b/>
-                <w:color w:val="FFFFFF"/>
-                <w:sz w:val="19"/>
+                <w:color w:val="111827"/>
+                <w:sz w:val="18"/>
               </w:rPr>
-              <w:t>Status &amp; Output</w:t>
+              <w:t>Verified Output &amp; Status</w:t>
             </w:r>
           </w:p>
         </w:tc>
@@ -4373,24 +4858,27 @@
           <w:tcPr>
             <w:tcW w:w="3120" w:type="dxa"/>
             <w:tcBorders>
-              <w:top w:val="single" w:sz="4" w:space="0" w:color="CBD5E1"/>
-              <w:bottom w:val="single" w:sz="4" w:space="0" w:color="CBD5E1"/>
+              <w:top w:val="single" w:sz="4" w:space="0" w:color="D1D5DB"/>
+              <w:bottom w:val="single" w:sz="4" w:space="0" w:color="D1D5DB"/>
             </w:tcBorders>
-            <w:shd w:val="clear" w:color="auto" w:fill="F8FAFC"/>
+            <w:shd w:val="clear" w:color="auto" w:fill="FAFAFA"/>
             <w:tcMar>
-              <w:top w:w="120" w:type="dxa"/>
-              <w:left w:w="160" w:type="dxa"/>
-              <w:bottom w:w="120" w:type="dxa"/>
-              <w:right w:w="160" w:type="dxa"/>
+              <w:top w:w="80" w:type="dxa"/>
+              <w:left w:w="120" w:type="dxa"/>
+              <w:bottom w:w="80" w:type="dxa"/>
+              <w:right w:w="120" w:type="dxa"/>
             </w:tcMar>
             <w:vAlign w:val="center"/>
           </w:tcPr>
           <w:p>
+            <w:pPr>
+              <w:spacing w:after="20"/>
+            </w:pPr>
             <w:r>
               <w:rPr>
-                <w:sz w:val="18"/>
+                <w:sz w:val="17"/>
               </w:rPr>
-              <w:t>Authentication</w:t>
+              <w:t>Auth &amp; Users</w:t>
             </w:r>
           </w:p>
         </w:tc>
@@ -4398,24 +4886,27 @@
           <w:tcPr>
             <w:tcW w:w="3120" w:type="dxa"/>
             <w:tcBorders>
-              <w:top w:val="single" w:sz="4" w:space="0" w:color="CBD5E1"/>
-              <w:bottom w:val="single" w:sz="4" w:space="0" w:color="CBD5E1"/>
+              <w:top w:val="single" w:sz="4" w:space="0" w:color="D1D5DB"/>
+              <w:bottom w:val="single" w:sz="4" w:space="0" w:color="D1D5DB"/>
             </w:tcBorders>
-            <w:shd w:val="clear" w:color="auto" w:fill="F8FAFC"/>
+            <w:shd w:val="clear" w:color="auto" w:fill="FAFAFA"/>
             <w:tcMar>
-              <w:top w:w="120" w:type="dxa"/>
-              <w:left w:w="160" w:type="dxa"/>
-              <w:bottom w:w="120" w:type="dxa"/>
-              <w:right w:w="160" w:type="dxa"/>
+              <w:top w:w="80" w:type="dxa"/>
+              <w:left w:w="120" w:type="dxa"/>
+              <w:bottom w:w="80" w:type="dxa"/>
+              <w:right w:w="120" w:type="dxa"/>
             </w:tcMar>
             <w:vAlign w:val="center"/>
           </w:tcPr>
           <w:p>
+            <w:pPr>
+              <w:spacing w:after="20"/>
+            </w:pPr>
             <w:r>
               <w:rPr>
-                <w:sz w:val="18"/>
+                <w:sz w:val="17"/>
               </w:rPr>
-              <w:t>login(), /api/auth/login</w:t>
+              <w:t>login(), register(), /api/auth/me</w:t>
             </w:r>
           </w:p>
         </w:tc>
@@ -4423,24 +4914,27 @@
           <w:tcPr>
             <w:tcW w:w="3120" w:type="dxa"/>
             <w:tcBorders>
-              <w:top w:val="single" w:sz="4" w:space="0" w:color="CBD5E1"/>
-              <w:bottom w:val="single" w:sz="4" w:space="0" w:color="CBD5E1"/>
+              <w:top w:val="single" w:sz="4" w:space="0" w:color="D1D5DB"/>
+              <w:bottom w:val="single" w:sz="4" w:space="0" w:color="D1D5DB"/>
             </w:tcBorders>
-            <w:shd w:val="clear" w:color="auto" w:fill="F8FAFC"/>
+            <w:shd w:val="clear" w:color="auto" w:fill="FAFAFA"/>
             <w:tcMar>
-              <w:top w:w="120" w:type="dxa"/>
-              <w:left w:w="160" w:type="dxa"/>
-              <w:bottom w:w="120" w:type="dxa"/>
-              <w:right w:w="160" w:type="dxa"/>
+              <w:top w:w="80" w:type="dxa"/>
+              <w:left w:w="120" w:type="dxa"/>
+              <w:bottom w:w="80" w:type="dxa"/>
+              <w:right w:w="120" w:type="dxa"/>
             </w:tcMar>
             <w:vAlign w:val="center"/>
           </w:tcPr>
           <w:p>
+            <w:pPr>
+              <w:spacing w:after="20"/>
+            </w:pPr>
             <w:r>
               <w:rPr>
-                <w:sz w:val="18"/>
+                <w:sz w:val="17"/>
               </w:rPr>
-              <w:t>PASS (Status: 200, JWT returned)</w:t>
+              <w:t>PASS (Status: 200, JWT token returned)</w:t>
             </w:r>
           </w:p>
         </w:tc>
@@ -4454,23 +4948,26 @@
           <w:tcPr>
             <w:tcW w:w="3120" w:type="dxa"/>
             <w:tcBorders>
-              <w:top w:val="single" w:sz="4" w:space="0" w:color="CBD5E1"/>
-              <w:bottom w:val="single" w:sz="4" w:space="0" w:color="CBD5E1"/>
+              <w:top w:val="single" w:sz="4" w:space="0" w:color="D1D5DB"/>
+              <w:bottom w:val="single" w:sz="4" w:space="0" w:color="D1D5DB"/>
             </w:tcBorders>
             <w:tcMar>
-              <w:top w:w="120" w:type="dxa"/>
-              <w:left w:w="160" w:type="dxa"/>
-              <w:bottom w:w="120" w:type="dxa"/>
-              <w:right w:w="160" w:type="dxa"/>
+              <w:top w:w="80" w:type="dxa"/>
+              <w:left w:w="120" w:type="dxa"/>
+              <w:bottom w:w="80" w:type="dxa"/>
+              <w:right w:w="120" w:type="dxa"/>
             </w:tcMar>
             <w:vAlign w:val="center"/>
           </w:tcPr>
           <w:p>
+            <w:pPr>
+              <w:spacing w:after="20"/>
+            </w:pPr>
             <w:r>
               <w:rPr>
-                <w:sz w:val="18"/>
+                <w:sz w:val="17"/>
               </w:rPr>
-              <w:t>Dashboard</w:t>
+              <w:t>Catalog &amp; Ratings</w:t>
             </w:r>
           </w:p>
         </w:tc>
@@ -4478,23 +4975,26 @@
           <w:tcPr>
             <w:tcW w:w="3120" w:type="dxa"/>
             <w:tcBorders>
-              <w:top w:val="single" w:sz="4" w:space="0" w:color="CBD5E1"/>
-              <w:bottom w:val="single" w:sz="4" w:space="0" w:color="CBD5E1"/>
+              <w:top w:val="single" w:sz="4" w:space="0" w:color="D1D5DB"/>
+              <w:bottom w:val="single" w:sz="4" w:space="0" w:color="D1D5DB"/>
             </w:tcBorders>
             <w:tcMar>
-              <w:top w:w="120" w:type="dxa"/>
-              <w:left w:w="160" w:type="dxa"/>
-              <w:bottom w:w="120" w:type="dxa"/>
-              <w:right w:w="160" w:type="dxa"/>
+              <w:top w:w="80" w:type="dxa"/>
+              <w:left w:w="120" w:type="dxa"/>
+              <w:bottom w:w="80" w:type="dxa"/>
+              <w:right w:w="120" w:type="dxa"/>
             </w:tcMar>
             <w:vAlign w:val="center"/>
           </w:tcPr>
           <w:p>
+            <w:pPr>
+              <w:spacing w:after="20"/>
+            </w:pPr>
             <w:r>
               <w:rPr>
-                <w:sz w:val="18"/>
+                <w:sz w:val="17"/>
               </w:rPr>
-              <w:t>dashboard_stats(), user_stats()</w:t>
+              <w:t>read_movies(), get_ratings(), get_tags()</w:t>
             </w:r>
           </w:p>
         </w:tc>
@@ -4502,180 +5002,24 @@
           <w:tcPr>
             <w:tcW w:w="3120" w:type="dxa"/>
             <w:tcBorders>
-              <w:top w:val="single" w:sz="4" w:space="0" w:color="CBD5E1"/>
-              <w:bottom w:val="single" w:sz="4" w:space="0" w:color="CBD5E1"/>
+              <w:top w:val="single" w:sz="4" w:space="0" w:color="D1D5DB"/>
+              <w:bottom w:val="single" w:sz="4" w:space="0" w:color="D1D5DB"/>
             </w:tcBorders>
             <w:tcMar>
-              <w:top w:w="120" w:type="dxa"/>
-              <w:left w:w="160" w:type="dxa"/>
-              <w:bottom w:w="120" w:type="dxa"/>
-              <w:right w:w="160" w:type="dxa"/>
+              <w:top w:w="80" w:type="dxa"/>
+              <w:left w:w="120" w:type="dxa"/>
+              <w:bottom w:w="80" w:type="dxa"/>
+              <w:right w:w="120" w:type="dxa"/>
             </w:tcMar>
             <w:vAlign w:val="center"/>
           </w:tcPr>
           <w:p>
+            <w:pPr>
+              <w:spacing w:after="20"/>
+            </w:pPr>
             <w:r>
               <w:rPr>
-                <w:sz w:val="18"/>
-              </w:rPr>
-              <w:t>PASS (Status: 200, Real counts verified)</w:t>
-            </w:r>
-          </w:p>
-        </w:tc>
-      </w:tr>
-      <w:tr>
-        <w:trPr>
-          <w:cantSplit/>
-          <w:jc w:val="center"/>
-        </w:trPr>
-        <w:tc>
-          <w:tcPr>
-            <w:tcW w:w="3120" w:type="dxa"/>
-            <w:tcBorders>
-              <w:top w:val="single" w:sz="4" w:space="0" w:color="CBD5E1"/>
-              <w:bottom w:val="single" w:sz="4" w:space="0" w:color="CBD5E1"/>
-            </w:tcBorders>
-            <w:shd w:val="clear" w:color="auto" w:fill="F8FAFC"/>
-            <w:tcMar>
-              <w:top w:w="120" w:type="dxa"/>
-              <w:left w:w="160" w:type="dxa"/>
-              <w:bottom w:w="120" w:type="dxa"/>
-              <w:right w:w="160" w:type="dxa"/>
-            </w:tcMar>
-            <w:vAlign w:val="center"/>
-          </w:tcPr>
-          <w:p>
-            <w:r>
-              <w:rPr>
-                <w:sz w:val="18"/>
-              </w:rPr>
-              <w:t>Movies Catalog</w:t>
-            </w:r>
-          </w:p>
-        </w:tc>
-        <w:tc>
-          <w:tcPr>
-            <w:tcW w:w="3120" w:type="dxa"/>
-            <w:tcBorders>
-              <w:top w:val="single" w:sz="4" w:space="0" w:color="CBD5E1"/>
-              <w:bottom w:val="single" w:sz="4" w:space="0" w:color="CBD5E1"/>
-            </w:tcBorders>
-            <w:shd w:val="clear" w:color="auto" w:fill="F8FAFC"/>
-            <w:tcMar>
-              <w:top w:w="120" w:type="dxa"/>
-              <w:left w:w="160" w:type="dxa"/>
-              <w:bottom w:w="120" w:type="dxa"/>
-              <w:right w:w="160" w:type="dxa"/>
-            </w:tcMar>
-            <w:vAlign w:val="center"/>
-          </w:tcPr>
-          <w:p>
-            <w:r>
-              <w:rPr>
-                <w:sz w:val="18"/>
-              </w:rPr>
-              <w:t>read_movies(), read_genres(), read_detail()</w:t>
-            </w:r>
-          </w:p>
-        </w:tc>
-        <w:tc>
-          <w:tcPr>
-            <w:tcW w:w="3120" w:type="dxa"/>
-            <w:tcBorders>
-              <w:top w:val="single" w:sz="4" w:space="0" w:color="CBD5E1"/>
-              <w:bottom w:val="single" w:sz="4" w:space="0" w:color="CBD5E1"/>
-            </w:tcBorders>
-            <w:shd w:val="clear" w:color="auto" w:fill="F8FAFC"/>
-            <w:tcMar>
-              <w:top w:w="120" w:type="dxa"/>
-              <w:left w:w="160" w:type="dxa"/>
-              <w:bottom w:w="120" w:type="dxa"/>
-              <w:right w:w="160" w:type="dxa"/>
-            </w:tcMar>
-            <w:vAlign w:val="center"/>
-          </w:tcPr>
-          <w:p>
-            <w:r>
-              <w:rPr>
-                <w:sz w:val="18"/>
-              </w:rPr>
-              <w:t>PASS (Status: 200, Fast path &amp; rating path)</w:t>
-            </w:r>
-          </w:p>
-        </w:tc>
-      </w:tr>
-      <w:tr>
-        <w:trPr>
-          <w:cantSplit/>
-          <w:jc w:val="center"/>
-        </w:trPr>
-        <w:tc>
-          <w:tcPr>
-            <w:tcW w:w="3120" w:type="dxa"/>
-            <w:tcBorders>
-              <w:top w:val="single" w:sz="4" w:space="0" w:color="CBD5E1"/>
-              <w:bottom w:val="single" w:sz="4" w:space="0" w:color="CBD5E1"/>
-            </w:tcBorders>
-            <w:tcMar>
-              <w:top w:w="120" w:type="dxa"/>
-              <w:left w:w="160" w:type="dxa"/>
-              <w:bottom w:w="120" w:type="dxa"/>
-              <w:right w:w="160" w:type="dxa"/>
-            </w:tcMar>
-            <w:vAlign w:val="center"/>
-          </w:tcPr>
-          <w:p>
-            <w:r>
-              <w:rPr>
-                <w:sz w:val="18"/>
-              </w:rPr>
-              <w:t>Ratings &amp; Tags</w:t>
-            </w:r>
-          </w:p>
-        </w:tc>
-        <w:tc>
-          <w:tcPr>
-            <w:tcW w:w="3120" w:type="dxa"/>
-            <w:tcBorders>
-              <w:top w:val="single" w:sz="4" w:space="0" w:color="CBD5E1"/>
-              <w:bottom w:val="single" w:sz="4" w:space="0" w:color="CBD5E1"/>
-            </w:tcBorders>
-            <w:tcMar>
-              <w:top w:w="120" w:type="dxa"/>
-              <w:left w:w="160" w:type="dxa"/>
-              <w:bottom w:w="120" w:type="dxa"/>
-              <w:right w:w="160" w:type="dxa"/>
-            </w:tcMar>
-            <w:vAlign w:val="center"/>
-          </w:tcPr>
-          <w:p>
-            <w:r>
-              <w:rPr>
-                <w:sz w:val="18"/>
-              </w:rPr>
-              <w:t>get_ratings(), get_my_ratings(), get_tags()</w:t>
-            </w:r>
-          </w:p>
-        </w:tc>
-        <w:tc>
-          <w:tcPr>
-            <w:tcW w:w="3120" w:type="dxa"/>
-            <w:tcBorders>
-              <w:top w:val="single" w:sz="4" w:space="0" w:color="CBD5E1"/>
-              <w:bottom w:val="single" w:sz="4" w:space="0" w:color="CBD5E1"/>
-            </w:tcBorders>
-            <w:tcMar>
-              <w:top w:w="120" w:type="dxa"/>
-              <w:left w:w="160" w:type="dxa"/>
-              <w:bottom w:w="120" w:type="dxa"/>
-              <w:right w:w="160" w:type="dxa"/>
-            </w:tcMar>
-            <w:vAlign w:val="center"/>
-          </w:tcPr>
-          <w:p>
-            <w:r>
-              <w:rPr>
-                <w:sz w:val="18"/>
+                <w:sz w:val="17"/>
               </w:rPr>
               <w:t>PASS (Status: 200, movie_title joined)</w:t>
             </w:r>
@@ -4691,24 +5035,26 @@
           <w:tcPr>
             <w:tcW w:w="3120" w:type="dxa"/>
             <w:tcBorders>
-              <w:top w:val="single" w:sz="4" w:space="0" w:color="CBD5E1"/>
-              <w:bottom w:val="single" w:sz="4" w:space="0" w:color="CBD5E1"/>
+              <w:top w:val="single" w:sz="4" w:space="0" w:color="D1D5DB"/>
+              <w:bottom w:val="single" w:sz="4" w:space="0" w:color="D1D5DB"/>
             </w:tcBorders>
-            <w:shd w:val="clear" w:color="auto" w:fill="F8FAFC"/>
+            <w:shd w:val="clear" w:color="auto" w:fill="FAFAFA"/>
             <w:tcMar>
-              <w:top w:w="120" w:type="dxa"/>
-              <w:left w:w="160" w:type="dxa"/>
-              <w:bottom w:w="120" w:type="dxa"/>
-              <w:right w:w="160" w:type="dxa"/>
+              <w:top w:w="80" w:type="dxa"/>
+              <w:left w:w="120" w:type="dxa"/>
+              <w:bottom w:w="80" w:type="dxa"/>
+              <w:right w:w="120" w:type="dxa"/>
             </w:tcMar>
             <w:vAlign w:val="center"/>
           </w:tcPr>
           <w:p>
+            <w:pPr>
+              <w:spacing w:after="20"/>
+            </w:pPr>
             <w:r>
               <w:rPr>
-                <w:sz w:val="18"/>
+                <w:sz w:val="17"/>
               </w:rPr>
-              <w:lastRenderedPageBreak/>
               <w:t>ETL Pipeline</w:t>
             </w:r>
           </w:p>
@@ -4717,22 +5063,25 @@
           <w:tcPr>
             <w:tcW w:w="3120" w:type="dxa"/>
             <w:tcBorders>
-              <w:top w:val="single" w:sz="4" w:space="0" w:color="CBD5E1"/>
-              <w:bottom w:val="single" w:sz="4" w:space="0" w:color="CBD5E1"/>
+              <w:top w:val="single" w:sz="4" w:space="0" w:color="D1D5DB"/>
+              <w:bottom w:val="single" w:sz="4" w:space="0" w:color="D1D5DB"/>
             </w:tcBorders>
-            <w:shd w:val="clear" w:color="auto" w:fill="F8FAFC"/>
+            <w:shd w:val="clear" w:color="auto" w:fill="FAFAFA"/>
             <w:tcMar>
-              <w:top w:w="120" w:type="dxa"/>
-              <w:left w:w="160" w:type="dxa"/>
-              <w:bottom w:w="120" w:type="dxa"/>
-              <w:right w:w="160" w:type="dxa"/>
+              <w:top w:w="80" w:type="dxa"/>
+              <w:left w:w="120" w:type="dxa"/>
+              <w:bottom w:w="80" w:type="dxa"/>
+              <w:right w:w="120" w:type="dxa"/>
             </w:tcMar>
             <w:vAlign w:val="center"/>
           </w:tcPr>
           <w:p>
+            <w:pPr>
+              <w:spacing w:after="20"/>
+            </w:pPr>
             <w:r>
               <w:rPr>
-                <w:sz w:val="18"/>
+                <w:sz w:val="17"/>
               </w:rPr>
               <w:t>get_etl_status(), dataset_info()</w:t>
             </w:r>
@@ -4742,22 +5091,25 @@
           <w:tcPr>
             <w:tcW w:w="3120" w:type="dxa"/>
             <w:tcBorders>
-              <w:top w:val="single" w:sz="4" w:space="0" w:color="CBD5E1"/>
-              <w:bottom w:val="single" w:sz="4" w:space="0" w:color="CBD5E1"/>
+              <w:top w:val="single" w:sz="4" w:space="0" w:color="D1D5DB"/>
+              <w:bottom w:val="single" w:sz="4" w:space="0" w:color="D1D5DB"/>
             </w:tcBorders>
-            <w:shd w:val="clear" w:color="auto" w:fill="F8FAFC"/>
+            <w:shd w:val="clear" w:color="auto" w:fill="FAFAFA"/>
             <w:tcMar>
-              <w:top w:w="120" w:type="dxa"/>
-              <w:left w:w="160" w:type="dxa"/>
-              <w:bottom w:w="120" w:type="dxa"/>
-              <w:right w:w="160" w:type="dxa"/>
+              <w:top w:w="80" w:type="dxa"/>
+              <w:left w:w="120" w:type="dxa"/>
+              <w:bottom w:w="80" w:type="dxa"/>
+              <w:right w:w="120" w:type="dxa"/>
             </w:tcMar>
             <w:vAlign w:val="center"/>
           </w:tcPr>
           <w:p>
+            <w:pPr>
+              <w:spacing w:after="20"/>
+            </w:pPr>
             <w:r>
               <w:rPr>
-                <w:sz w:val="18"/>
+                <w:sz w:val="17"/>
               </w:rPr>
               <w:t>PASS (Status: 200, Status: 'completed')</w:t>
             </w:r>
@@ -4773,21 +5125,24 @@
           <w:tcPr>
             <w:tcW w:w="3120" w:type="dxa"/>
             <w:tcBorders>
-              <w:top w:val="single" w:sz="4" w:space="0" w:color="CBD5E1"/>
-              <w:bottom w:val="single" w:sz="4" w:space="0" w:color="CBD5E1"/>
+              <w:top w:val="single" w:sz="4" w:space="0" w:color="D1D5DB"/>
+              <w:bottom w:val="single" w:sz="4" w:space="0" w:color="D1D5DB"/>
             </w:tcBorders>
             <w:tcMar>
-              <w:top w:w="120" w:type="dxa"/>
-              <w:left w:w="160" w:type="dxa"/>
-              <w:bottom w:w="120" w:type="dxa"/>
-              <w:right w:w="160" w:type="dxa"/>
+              <w:top w:w="80" w:type="dxa"/>
+              <w:left w:w="120" w:type="dxa"/>
+              <w:bottom w:w="80" w:type="dxa"/>
+              <w:right w:w="120" w:type="dxa"/>
             </w:tcMar>
             <w:vAlign w:val="center"/>
           </w:tcPr>
           <w:p>
+            <w:pPr>
+              <w:spacing w:after="20"/>
+            </w:pPr>
             <w:r>
               <w:rPr>
-                <w:sz w:val="18"/>
+                <w:sz w:val="17"/>
               </w:rPr>
               <w:t>OLAP Engine</w:t>
             </w:r>
@@ -4797,21 +5152,24 @@
           <w:tcPr>
             <w:tcW w:w="3120" w:type="dxa"/>
             <w:tcBorders>
-              <w:top w:val="single" w:sz="4" w:space="0" w:color="CBD5E1"/>
-              <w:bottom w:val="single" w:sz="4" w:space="0" w:color="CBD5E1"/>
+              <w:top w:val="single" w:sz="4" w:space="0" w:color="D1D5DB"/>
+              <w:bottom w:val="single" w:sz="4" w:space="0" w:color="D1D5DB"/>
             </w:tcBorders>
             <w:tcMar>
-              <w:top w:w="120" w:type="dxa"/>
-              <w:left w:w="160" w:type="dxa"/>
-              <w:bottom w:w="120" w:type="dxa"/>
-              <w:right w:w="160" w:type="dxa"/>
+              <w:top w:w="80" w:type="dxa"/>
+              <w:left w:w="120" w:type="dxa"/>
+              <w:bottom w:w="80" w:type="dxa"/>
+              <w:right w:w="120" w:type="dxa"/>
             </w:tcMar>
             <w:vAlign w:val="center"/>
           </w:tcPr>
           <w:p>
+            <w:pPr>
+              <w:spacing w:after="20"/>
+            </w:pPr>
             <w:r>
               <w:rPr>
-                <w:sz w:val="18"/>
+                <w:sz w:val="17"/>
               </w:rPr>
               <w:t>rollup(), drilldown(), slice(), dice(), pivot()</w:t>
             </w:r>
@@ -4821,23 +5179,26 @@
           <w:tcPr>
             <w:tcW w:w="3120" w:type="dxa"/>
             <w:tcBorders>
-              <w:top w:val="single" w:sz="4" w:space="0" w:color="CBD5E1"/>
-              <w:bottom w:val="single" w:sz="4" w:space="0" w:color="CBD5E1"/>
+              <w:top w:val="single" w:sz="4" w:space="0" w:color="D1D5DB"/>
+              <w:bottom w:val="single" w:sz="4" w:space="0" w:color="D1D5DB"/>
             </w:tcBorders>
             <w:tcMar>
-              <w:top w:w="120" w:type="dxa"/>
-              <w:left w:w="160" w:type="dxa"/>
-              <w:bottom w:w="120" w:type="dxa"/>
-              <w:right w:w="160" w:type="dxa"/>
+              <w:top w:w="80" w:type="dxa"/>
+              <w:left w:w="120" w:type="dxa"/>
+              <w:bottom w:w="80" w:type="dxa"/>
+              <w:right w:w="120" w:type="dxa"/>
             </w:tcMar>
             <w:vAlign w:val="center"/>
           </w:tcPr>
           <w:p>
+            <w:pPr>
+              <w:spacing w:after="20"/>
+            </w:pPr>
             <w:r>
               <w:rPr>
-                <w:sz w:val="18"/>
+                <w:sz w:val="17"/>
               </w:rPr>
-              <w:t>PASS (Status: 200, All 5 cube operations)</w:t>
+              <w:t>PASS (Status: 200, In-memory aggregations)</w:t>
             </w:r>
           </w:p>
         </w:tc>
@@ -4851,24 +5212,27 @@
           <w:tcPr>
             <w:tcW w:w="3120" w:type="dxa"/>
             <w:tcBorders>
-              <w:top w:val="single" w:sz="4" w:space="0" w:color="CBD5E1"/>
-              <w:bottom w:val="single" w:sz="4" w:space="0" w:color="CBD5E1"/>
+              <w:top w:val="single" w:sz="4" w:space="0" w:color="D1D5DB"/>
+              <w:bottom w:val="single" w:sz="4" w:space="0" w:color="D1D5DB"/>
             </w:tcBorders>
-            <w:shd w:val="clear" w:color="auto" w:fill="F8FAFC"/>
+            <w:shd w:val="clear" w:color="auto" w:fill="FAFAFA"/>
             <w:tcMar>
-              <w:top w:w="120" w:type="dxa"/>
-              <w:left w:w="160" w:type="dxa"/>
-              <w:bottom w:w="120" w:type="dxa"/>
-              <w:right w:w="160" w:type="dxa"/>
+              <w:top w:w="80" w:type="dxa"/>
+              <w:left w:w="120" w:type="dxa"/>
+              <w:bottom w:w="80" w:type="dxa"/>
+              <w:right w:w="120" w:type="dxa"/>
             </w:tcMar>
             <w:vAlign w:val="center"/>
           </w:tcPr>
           <w:p>
+            <w:pPr>
+              <w:spacing w:after="20"/>
+            </w:pPr>
             <w:r>
               <w:rPr>
-                <w:sz w:val="18"/>
+                <w:sz w:val="17"/>
               </w:rPr>
-              <w:t>Clustering ML</w:t>
+              <w:t>Machine Learning</w:t>
             </w:r>
           </w:p>
         </w:tc>
@@ -4876,24 +5240,27 @@
           <w:tcPr>
             <w:tcW w:w="3120" w:type="dxa"/>
             <w:tcBorders>
-              <w:top w:val="single" w:sz="4" w:space="0" w:color="CBD5E1"/>
-              <w:bottom w:val="single" w:sz="4" w:space="0" w:color="CBD5E1"/>
+              <w:top w:val="single" w:sz="4" w:space="0" w:color="D1D5DB"/>
+              <w:bottom w:val="single" w:sz="4" w:space="0" w:color="D1D5DB"/>
             </w:tcBorders>
-            <w:shd w:val="clear" w:color="auto" w:fill="F8FAFC"/>
+            <w:shd w:val="clear" w:color="auto" w:fill="FAFAFA"/>
             <w:tcMar>
-              <w:top w:w="120" w:type="dxa"/>
-              <w:left w:w="160" w:type="dxa"/>
-              <w:bottom w:w="120" w:type="dxa"/>
-              <w:right w:w="160" w:type="dxa"/>
+              <w:top w:w="80" w:type="dxa"/>
+              <w:left w:w="120" w:type="dxa"/>
+              <w:bottom w:w="80" w:type="dxa"/>
+              <w:right w:w="120" w:type="dxa"/>
             </w:tcMar>
             <w:vAlign w:val="center"/>
           </w:tcPr>
           <w:p>
+            <w:pPr>
+              <w:spacing w:after="20"/>
+            </w:pPr>
             <w:r>
               <w:rPr>
-                <w:sz w:val="18"/>
+                <w:sz w:val="17"/>
               </w:rPr>
-              <w:t>perform_kmeans() (User &amp; Movie), elbow()</w:t>
+              <w:t>perform_kmeans(), elbow(), recommendations()</w:t>
             </w:r>
           </w:p>
         </w:tc>
@@ -4901,183 +5268,27 @@
           <w:tcPr>
             <w:tcW w:w="3120" w:type="dxa"/>
             <w:tcBorders>
-              <w:top w:val="single" w:sz="4" w:space="0" w:color="CBD5E1"/>
-              <w:bottom w:val="single" w:sz="4" w:space="0" w:color="CBD5E1"/>
+              <w:top w:val="single" w:sz="4" w:space="0" w:color="D1D5DB"/>
+              <w:bottom w:val="single" w:sz="4" w:space="0" w:color="D1D5DB"/>
             </w:tcBorders>
-            <w:shd w:val="clear" w:color="auto" w:fill="F8FAFC"/>
+            <w:shd w:val="clear" w:color="auto" w:fill="FAFAFA"/>
             <w:tcMar>
-              <w:top w:w="120" w:type="dxa"/>
-              <w:left w:w="160" w:type="dxa"/>
-              <w:bottom w:w="120" w:type="dxa"/>
-              <w:right w:w="160" w:type="dxa"/>
+              <w:top w:w="80" w:type="dxa"/>
+              <w:left w:w="120" w:type="dxa"/>
+              <w:bottom w:w="80" w:type="dxa"/>
+              <w:right w:w="120" w:type="dxa"/>
             </w:tcMar>
             <w:vAlign w:val="center"/>
           </w:tcPr>
           <w:p>
+            <w:pPr>
+              <w:spacing w:after="20"/>
+            </w:pPr>
             <w:r>
               <w:rPr>
-                <w:sz w:val="18"/>
+                <w:sz w:val="17"/>
               </w:rPr>
-              <w:t>PASS (Status: 200, k=3, inertia curve)</w:t>
-            </w:r>
-          </w:p>
-        </w:tc>
-      </w:tr>
-      <w:tr>
-        <w:trPr>
-          <w:cantSplit/>
-          <w:jc w:val="center"/>
-        </w:trPr>
-        <w:tc>
-          <w:tcPr>
-            <w:tcW w:w="3120" w:type="dxa"/>
-            <w:tcBorders>
-              <w:top w:val="single" w:sz="4" w:space="0" w:color="CBD5E1"/>
-              <w:bottom w:val="single" w:sz="4" w:space="0" w:color="CBD5E1"/>
-            </w:tcBorders>
-            <w:tcMar>
-              <w:top w:w="120" w:type="dxa"/>
-              <w:left w:w="160" w:type="dxa"/>
-              <w:bottom w:w="120" w:type="dxa"/>
-              <w:right w:w="160" w:type="dxa"/>
-            </w:tcMar>
-            <w:vAlign w:val="center"/>
-          </w:tcPr>
-          <w:p>
-            <w:r>
-              <w:rPr>
-                <w:sz w:val="18"/>
-              </w:rPr>
-              <w:t>Visualization</w:t>
-            </w:r>
-          </w:p>
-        </w:tc>
-        <w:tc>
-          <w:tcPr>
-            <w:tcW w:w="3120" w:type="dxa"/>
-            <w:tcBorders>
-              <w:top w:val="single" w:sz="4" w:space="0" w:color="CBD5E1"/>
-              <w:bottom w:val="single" w:sz="4" w:space="0" w:color="CBD5E1"/>
-            </w:tcBorders>
-            <w:tcMar>
-              <w:top w:w="120" w:type="dxa"/>
-              <w:left w:w="160" w:type="dxa"/>
-              <w:bottom w:w="120" w:type="dxa"/>
-              <w:right w:w="160" w:type="dxa"/>
-            </w:tcMar>
-            <w:vAlign w:val="center"/>
-          </w:tcPr>
-          <w:p>
-            <w:r>
-              <w:rPr>
-                <w:sz w:val="18"/>
-              </w:rPr>
-              <w:t>fetch_columns(), fetch_chart_data()</w:t>
-            </w:r>
-          </w:p>
-        </w:tc>
-        <w:tc>
-          <w:tcPr>
-            <w:tcW w:w="3120" w:type="dxa"/>
-            <w:tcBorders>
-              <w:top w:val="single" w:sz="4" w:space="0" w:color="CBD5E1"/>
-              <w:bottom w:val="single" w:sz="4" w:space="0" w:color="CBD5E1"/>
-            </w:tcBorders>
-            <w:tcMar>
-              <w:top w:w="120" w:type="dxa"/>
-              <w:left w:w="160" w:type="dxa"/>
-              <w:bottom w:w="120" w:type="dxa"/>
-              <w:right w:w="160" w:type="dxa"/>
-            </w:tcMar>
-            <w:vAlign w:val="center"/>
-          </w:tcPr>
-          <w:p>
-            <w:r>
-              <w:rPr>
-                <w:sz w:val="18"/>
-              </w:rPr>
-              <w:t>PASS (Status: 200, Recharts x/y coords)</w:t>
-            </w:r>
-          </w:p>
-        </w:tc>
-      </w:tr>
-      <w:tr>
-        <w:trPr>
-          <w:cantSplit/>
-          <w:jc w:val="center"/>
-        </w:trPr>
-        <w:tc>
-          <w:tcPr>
-            <w:tcW w:w="3120" w:type="dxa"/>
-            <w:tcBorders>
-              <w:top w:val="single" w:sz="4" w:space="0" w:color="CBD5E1"/>
-              <w:bottom w:val="single" w:sz="4" w:space="0" w:color="CBD5E1"/>
-            </w:tcBorders>
-            <w:shd w:val="clear" w:color="auto" w:fill="F8FAFC"/>
-            <w:tcMar>
-              <w:top w:w="120" w:type="dxa"/>
-              <w:left w:w="160" w:type="dxa"/>
-              <w:bottom w:w="120" w:type="dxa"/>
-              <w:right w:w="160" w:type="dxa"/>
-            </w:tcMar>
-            <w:vAlign w:val="center"/>
-          </w:tcPr>
-          <w:p>
-            <w:r>
-              <w:rPr>
-                <w:sz w:val="18"/>
-              </w:rPr>
-              <w:t>Recommendations</w:t>
-            </w:r>
-          </w:p>
-        </w:tc>
-        <w:tc>
-          <w:tcPr>
-            <w:tcW w:w="3120" w:type="dxa"/>
-            <w:tcBorders>
-              <w:top w:val="single" w:sz="4" w:space="0" w:color="CBD5E1"/>
-              <w:bottom w:val="single" w:sz="4" w:space="0" w:color="CBD5E1"/>
-            </w:tcBorders>
-            <w:shd w:val="clear" w:color="auto" w:fill="F8FAFC"/>
-            <w:tcMar>
-              <w:top w:w="120" w:type="dxa"/>
-              <w:left w:w="160" w:type="dxa"/>
-              <w:bottom w:w="120" w:type="dxa"/>
-              <w:right w:w="160" w:type="dxa"/>
-            </w:tcMar>
-            <w:vAlign w:val="center"/>
-          </w:tcPr>
-          <w:p>
-            <w:r>
-              <w:rPr>
-                <w:sz w:val="18"/>
-              </w:rPr>
-              <w:t>fetch_recommendations(), similar_movies()</w:t>
-            </w:r>
-          </w:p>
-        </w:tc>
-        <w:tc>
-          <w:tcPr>
-            <w:tcW w:w="3120" w:type="dxa"/>
-            <w:tcBorders>
-              <w:top w:val="single" w:sz="4" w:space="0" w:color="CBD5E1"/>
-              <w:bottom w:val="single" w:sz="4" w:space="0" w:color="CBD5E1"/>
-            </w:tcBorders>
-            <w:shd w:val="clear" w:color="auto" w:fill="F8FAFC"/>
-            <w:tcMar>
-              <w:top w:w="120" w:type="dxa"/>
-              <w:left w:w="160" w:type="dxa"/>
-              <w:bottom w:w="120" w:type="dxa"/>
-              <w:right w:w="160" w:type="dxa"/>
-            </w:tcMar>
-            <w:vAlign w:val="center"/>
-          </w:tcPr>
-          <w:p>
-            <w:r>
-              <w:rPr>
-                <w:sz w:val="18"/>
-              </w:rPr>
-              <w:t>PASS (Status: 200, Cosine ranking verified)</w:t>
+              <w:t>PASS (Status: 200, Sub-70ms cosine ranking)</w:t>
             </w:r>
           </w:p>
         </w:tc>
@@ -5086,166 +5297,101 @@
     <w:p>
       <w:pPr>
         <w:keepNext/>
-        <w:spacing w:before="280" w:after="80"/>
+        <w:spacing w:before="160" w:after="60"/>
       </w:pPr>
       <w:r>
         <w:rPr>
           <w:b/>
-          <w:color w:val="0D9488"/>
-          <w:sz w:val="26"/>
+          <w:color w:val="111827"/>
+          <w:sz w:val="28"/>
         </w:rPr>
-        <w:t>8.2 Performance Benchmarks</w:t>
+        <w:t>CHAPTER 10: CONCLUSION &amp; FUTURE SCOPE</w:t>
       </w:r>
     </w:p>
     <w:p>
       <w:pPr>
-        <w:pStyle w:val="ListBullet"/>
-        <w:spacing w:after="60"/>
+        <w:keepNext/>
+        <w:spacing w:before="120" w:after="40"/>
       </w:pPr>
       <w:r>
-        <w:t>OLAP Rollup / Pivot Query Execution: &lt; 45 ms average response time.</w:t>
+        <w:rPr>
+          <w:b/>
+          <w:sz w:val="23"/>
+        </w:rPr>
+        <w:t>10.1 Key Contributions</w:t>
       </w:r>
     </w:p>
     <w:p>
       <w:pPr>
-        <w:pStyle w:val="ListBullet"/>
         <w:spacing w:after="60"/>
       </w:pPr>
       <w:r>
-        <w:t>Content-Based Recommendation Query: &lt; 70 ms for top-10 similarity ranking.</w:t>
+        <w:t>CineVault successfully demonstrates an end-to-end Data Warehousing and Mining platform. Decoupling operational transactions from a conformed Kimball Star Schema enabled sub-45ms OLAP aggregations. In-memory K-Means clustering and TF-IDF content-based recommendations provide actionable business intelligence and real-time personalization.</w:t>
       </w:r>
     </w:p>
     <w:p>
       <w:pPr>
-        <w:pStyle w:val="ListBullet"/>
-        <w:spacing w:after="60"/>
+        <w:keepNext/>
+        <w:spacing w:before="120" w:after="40"/>
       </w:pPr>
       <w:r>
-        <w:t>Frontend Production Bundle: Built cleanly via Vite in 16.11 seconds with zero errors.</w:t>
+        <w:rPr>
+          <w:b/>
+          <w:sz w:val="23"/>
+        </w:rPr>
+        <w:t>10.2 Future Scope</w:t>
       </w:r>
     </w:p>
     <w:p>
       <w:pPr>
+        <w:spacing w:after="60"/>
+      </w:pPr>
+      <w:r>
+        <w:t>Future enhancements include: (1) Migrating storage and ETL pipelines to Apache Spark for multi-million record datasets; (2) Incorporating Deep Learning Neural Collaborative Filtering (NCF); and (3) Connecting Apache Kafka for real-time streaming ETL ingestion.</w:t>
+      </w:r>
+    </w:p>
+    <w:p>
+      <w:pPr>
+        <w:spacing w:before="80"/>
+      </w:pPr>
+    </w:p>
+    <w:p>
+      <w:pPr>
         <w:keepNext/>
-        <w:spacing w:before="360"/>
+        <w:spacing w:before="120" w:after="40"/>
       </w:pPr>
       <w:r>
         <w:rPr>
           <w:b/>
-          <w:color w:val="1E3A8A"/>
-          <w:sz w:val="32"/>
+          <w:sz w:val="23"/>
         </w:rPr>
-        <w:t>CHAPTER 9: CONCLUSION &amp; FUTURE SCOPE</w:t>
-      </w:r>
-    </w:p>
-    <w:p>
-      <w:pPr>
-        <w:keepNext/>
-        <w:spacing w:before="280" w:after="80"/>
-      </w:pPr>
-      <w:r>
-        <w:rPr>
-          <w:b/>
-          <w:color w:val="0D9488"/>
-          <w:sz w:val="26"/>
-        </w:rPr>
-        <w:t>9.1 Summary of Contributions</w:t>
-      </w:r>
-    </w:p>
-    <w:p>
-      <w:r>
-        <w:t>The CineVault platform demonstrates a complete, production-ready implementation of Data Warehousing and Mining principles. By decoupling operational transactions from an analytical Star Schema, executing high-speed OLAP operations, and embedding predictive clustering and recommendation algorithms, the project validates the theoretical curriculum through modern software engineering.</w:t>
-      </w:r>
-    </w:p>
-    <w:p>
-      <w:pPr>
-        <w:keepNext/>
-        <w:spacing w:before="280" w:after="80"/>
-      </w:pPr>
-      <w:r>
-        <w:rPr>
-          <w:b/>
-          <w:color w:val="0D9488"/>
-          <w:sz w:val="26"/>
-        </w:rPr>
-        <w:t>9.2 Future Scope</w:t>
-      </w:r>
-    </w:p>
-    <w:p>
-      <w:pPr>
-        <w:pStyle w:val="ListBullet"/>
-        <w:spacing w:after="60"/>
-      </w:pPr>
-      <w:r>
-        <w:t>Big Data Migration: Transitioning the ETL pipeline to Apache Spark or Databricks for multi-million record datasets.</w:t>
-      </w:r>
-    </w:p>
-    <w:p>
-      <w:pPr>
-        <w:pStyle w:val="ListBullet"/>
-        <w:spacing w:after="60"/>
-      </w:pPr>
-      <w:r>
-        <w:t>Deep Learning Recommenders: Incorporating Neural Collaborative Filtering (NCF) models.</w:t>
-      </w:r>
-    </w:p>
-    <w:p>
-      <w:pPr>
-        <w:pStyle w:val="ListBullet"/>
-        <w:spacing w:after="60"/>
-      </w:pPr>
-      <w:r>
-        <w:t>Streaming Ingestion: Connecting Apache Kafka for real-time event streaming into the analytical warehouse.</w:t>
-      </w:r>
-    </w:p>
-    <w:p>
-      <w:pPr>
-        <w:keepNext/>
-        <w:spacing w:before="360"/>
-      </w:pPr>
-      <w:r>
-        <w:rPr>
-          <w:b/>
-          <w:color w:val="1E3A8A"/>
-          <w:sz w:val="32"/>
-        </w:rPr>
-        <w:lastRenderedPageBreak/>
         <w:t>REFERENCES &amp; BIBLIOGRAPHY</w:t>
       </w:r>
     </w:p>
     <w:p>
+      <w:pPr>
+        <w:spacing w:after="60"/>
+      </w:pPr>
       <w:r>
         <w:t>1. Kimball, Ralph, and Margy Ross. The Data Warehouse Toolkit: The Definitive Guide to Dimensional Modeling. 3rd ed., John Wiley &amp; Sons, 2013.</w:t>
       </w:r>
-    </w:p>
-    <w:p>
+      <w:r>
+        <w:br/>
+      </w:r>
       <w:r>
         <w:t>2. Inmon, William H. Building the Data Warehouse. 4th ed., John Wiley &amp; Sons, 2005.</w:t>
       </w:r>
-    </w:p>
-    <w:p>
       <w:r>
+        <w:br/>
         <w:t>3. Han, Jiawei, Micheline Kamber, and Jian Pei. Data Mining: Concepts and Techniques. 3rd ed., Morgan Kaufmann, 2011.</w:t>
       </w:r>
-    </w:p>
-    <w:p>
       <w:r>
-        <w:t>4. Harper, F. Maxwell, and Joseph A. Konstan. 'The MovieLens Datasets: History and Context.' ACM Transactions on Interactive Intelligent Systems (TiiS), vol. 5, no. 4, 2015, pp. 1-19.</w:t>
+        <w:br/>
+        <w:t>4. Harper, F. M., and Konstan, J. A. 'The MovieLens Datasets: History and Context.' ACM TiiS, vol. 5, no. 4, 2015.</w:t>
       </w:r>
-    </w:p>
-    <w:p>
       <w:r>
-        <w:t>5. Pedregosa, Fabian, et al. 'Scikit-learn: Machine Learning in Python.' Journal of Machine Learning Research, vol. 12, 2011, pp. 2825-2830.</w:t>
-      </w:r>
-    </w:p>
-    <w:p>
-      <w:r>
-        <w:t>6. FastAPI Documentation. 'FastAPI Framework, High Performance, Ready for Production.' 2024. Available: https://fastapi.tiangolo.com/</w:t>
-      </w:r>
-    </w:p>
-    <w:p>
-      <w:r>
-        <w:t>7. React Documentation. 'The Library for Web and Native User Interfaces.' 2024. Available: https://react.dev/</w:t>
+        <w:br/>
+        <w:t>5. Pedregosa, Fabian, et al. 'Scikit-learn: Machine Learning in Python.' JMLR, vol. 12, 2011, pp. 2825-2830.</w:t>
       </w:r>
     </w:p>
     <w:sectPr>
@@ -5294,26 +5440,10 @@
     </w:pPr>
     <w:r>
       <w:rPr>
-        <w:color w:val="78909C"/>
+        <w:color w:val="6B7280"/>
         <w:sz w:val="17"/>
       </w:rPr>
-      <w:t xml:space="preserve">Department of Information Technology, </w:t>
-    </w:r>
-    <w:proofErr w:type="spellStart"/>
-    <w:r>
-      <w:rPr>
-        <w:color w:val="78909C"/>
-        <w:sz w:val="17"/>
-      </w:rPr>
-      <w:t>Vidyalankar</w:t>
-    </w:r>
-    <w:proofErr w:type="spellEnd"/>
-    <w:r>
-      <w:rPr>
-        <w:color w:val="78909C"/>
-        <w:sz w:val="17"/>
-      </w:rPr>
-      <w:t xml:space="preserve"> Institute of Technology</w:t>
+      <w:t>Department of Information Technology, Vidyalankar Institute of Technology</w:t>
     </w:r>
   </w:p>
 </w:ftr>
@@ -5351,21 +5481,12 @@
       <w:pStyle w:val="Header"/>
       <w:jc w:val="right"/>
     </w:pPr>
-    <w:proofErr w:type="spellStart"/>
     <w:r>
       <w:rPr>
-        <w:color w:val="78909C"/>
+        <w:color w:val="6B7280"/>
         <w:sz w:val="17"/>
       </w:rPr>
-      <w:t>CineVault</w:t>
-    </w:r>
-    <w:proofErr w:type="spellEnd"/>
-    <w:r>
-      <w:rPr>
-        <w:color w:val="78909C"/>
-        <w:sz w:val="17"/>
-      </w:rPr>
-      <w:t>: Multidimensional Data Warehouse &amp; Recommendation System | Academic Project Report</w:t>
+      <w:t>CineVault: Multidimensional Data Warehouse &amp; Recommendation System | Academic Project Report</w:t>
     </w:r>
   </w:p>
 </w:hdr>
@@ -5544,31 +5665,31 @@
       </w:rPr>
     </w:lvl>
   </w:abstractNum>
-  <w:num w:numId="1" w16cid:durableId="868495606">
+  <w:num w:numId="1" w16cid:durableId="233785813">
     <w:abstractNumId w:val="8"/>
   </w:num>
-  <w:num w:numId="2" w16cid:durableId="496111443">
+  <w:num w:numId="2" w16cid:durableId="635528541">
     <w:abstractNumId w:val="6"/>
   </w:num>
-  <w:num w:numId="3" w16cid:durableId="1293754897">
+  <w:num w:numId="3" w16cid:durableId="960921217">
     <w:abstractNumId w:val="5"/>
   </w:num>
-  <w:num w:numId="4" w16cid:durableId="912202910">
+  <w:num w:numId="4" w16cid:durableId="2003000935">
     <w:abstractNumId w:val="4"/>
   </w:num>
-  <w:num w:numId="5" w16cid:durableId="418140165">
+  <w:num w:numId="5" w16cid:durableId="1435176919">
     <w:abstractNumId w:val="7"/>
   </w:num>
-  <w:num w:numId="6" w16cid:durableId="415790559">
+  <w:num w:numId="6" w16cid:durableId="305286039">
     <w:abstractNumId w:val="3"/>
   </w:num>
-  <w:num w:numId="7" w16cid:durableId="1940329385">
+  <w:num w:numId="7" w16cid:durableId="1337659963">
     <w:abstractNumId w:val="2"/>
   </w:num>
-  <w:num w:numId="8" w16cid:durableId="390542547">
+  <w:num w:numId="8" w16cid:durableId="1081564990">
     <w:abstractNumId w:val="1"/>
   </w:num>
-  <w:num w:numId="9" w16cid:durableId="78644056">
+  <w:num w:numId="9" w16cid:durableId="597951192">
     <w:abstractNumId w:val="0"/>
   </w:num>
 </w:numbering>
@@ -5965,11 +6086,12 @@
     <w:qFormat/>
     <w:rsid w:val="00FC693F"/>
     <w:pPr>
-      <w:spacing w:after="120" w:line="288" w:lineRule="auto"/>
+      <w:spacing w:after="70"/>
     </w:pPr>
     <w:rPr>
       <w:rFonts w:ascii="Calibri" w:hAnsi="Calibri"/>
-      <w:color w:val="334155"/>
+      <w:color w:val="1F2937"/>
+      <w:sz w:val="21"/>
     </w:rPr>
   </w:style>
   <w:style w:type="paragraph" w:styleId="Heading1">
@@ -6400,6 +6522,9 @@
     <w:uiPriority w:val="99"/>
     <w:unhideWhenUsed/>
     <w:rsid w:val="00AA1D8D"/>
+    <w:pPr>
+      <w:spacing w:after="120"/>
+    </w:pPr>
   </w:style>
   <w:style w:type="character" w:customStyle="1" w:styleId="BodyTextChar">
     <w:name w:val="Body Text Char"/>
@@ -6416,7 +6541,7 @@
     <w:unhideWhenUsed/>
     <w:rsid w:val="00AA1D8D"/>
     <w:pPr>
-      <w:spacing w:line="480" w:lineRule="auto"/>
+      <w:spacing w:after="120" w:line="480" w:lineRule="auto"/>
     </w:pPr>
   </w:style>
   <w:style w:type="character" w:customStyle="1" w:styleId="BodyText2Char">
@@ -6433,6 +6558,9 @@
     <w:uiPriority w:val="99"/>
     <w:unhideWhenUsed/>
     <w:rsid w:val="00AA1D8D"/>
+    <w:pPr>
+      <w:spacing w:after="120"/>
+    </w:pPr>
     <w:rPr>
       <w:sz w:val="16"/>
       <w:szCs w:val="16"/>
@@ -6567,6 +6695,7 @@
     <w:unhideWhenUsed/>
     <w:rsid w:val="0029639D"/>
     <w:pPr>
+      <w:spacing w:after="120"/>
       <w:ind w:left="360"/>
       <w:contextualSpacing/>
     </w:pPr>
@@ -6578,6 +6707,7 @@
     <w:unhideWhenUsed/>
     <w:rsid w:val="0029639D"/>
     <w:pPr>
+      <w:spacing w:after="120"/>
       <w:ind w:left="720"/>
       <w:contextualSpacing/>
     </w:pPr>
@@ -6589,6 +6719,7 @@
     <w:unhideWhenUsed/>
     <w:rsid w:val="0029639D"/>
     <w:pPr>
+      <w:spacing w:after="120"/>
       <w:ind w:left="1080"/>
       <w:contextualSpacing/>
     </w:pPr>
